--- a/downloads/teacher/bridge-week-02.docx
+++ b/downloads/teacher/bridge-week-02.docx
@@ -2218,6 +2218,396 @@
         <w:t>For Python readiness before the Responsible Plant Classifier, retain a trace of the values, the predicted outputs and the changed-case explanation. Use actual Python 3 results to check the prediction after reasoning first.</w:t>
       </w:r>
     </w:p>
+    <w:p>
+      <w:pPr>
+        <w:pStyle w:val="Heading1"/>
+      </w:pPr>
+      <w:r>
+        <w:t>07. Prepare, teach and assess</w:t>
+      </w:r>
+    </w:p>
+    <w:p>
+      <w:r>
+        <w:t>Teaching target: Distinguish integer, floating-point, text and Boolean values</w:t>
+      </w:r>
+    </w:p>
+    <w:p>
+      <w:r>
+        <w:t>Prepare the labelled worked-case picture, the matching workbook, fictional input cards and a place for individual responses. Check a local Python 3 environment before class; have a paper-trace version ready.</w:t>
+      </w:r>
+    </w:p>
+    <w:tbl>
+      <w:tblPr>
+        <w:tblStyle w:val="LightShading-Accent1"/>
+        <w:tblW w:type="auto" w:w="0"/>
+        <w:tblLook w:firstColumn="1" w:firstRow="1" w:lastColumn="0" w:lastRow="0" w:noHBand="0" w:noVBand="1" w:val="04A0"/>
+      </w:tblPr>
+      <w:tblGrid>
+        <w:gridCol w:w="3408"/>
+        <w:gridCol w:w="3408"/>
+        <w:gridCol w:w="3408"/>
+      </w:tblGrid>
+      <w:tr>
+        <w:trPr>
+          <w:tblHeader/>
+        </w:trPr>
+        <w:tc>
+          <w:tcPr>
+            <w:tcW w:type="dxa" w:w="3408"/>
+          </w:tcPr>
+          <w:p>
+            <w:r>
+              <w:t>Session</w:t>
+            </w:r>
+          </w:p>
+        </w:tc>
+        <w:tc>
+          <w:tcPr>
+            <w:tcW w:type="dxa" w:w="3408"/>
+          </w:tcPr>
+          <w:p>
+            <w:r>
+              <w:t>Plan</w:t>
+            </w:r>
+          </w:p>
+        </w:tc>
+        <w:tc>
+          <w:tcPr>
+            <w:tcW w:type="dxa" w:w="3408"/>
+          </w:tcPr>
+          <w:p>
+            <w:r>
+              <w:t>Resources</w:t>
+            </w:r>
+          </w:p>
+        </w:tc>
+      </w:tr>
+      <w:tr>
+        <w:tc>
+          <w:tcPr>
+            <w:tcW w:type="dxa" w:w="3408"/>
+          </w:tcPr>
+          <w:p>
+            <w:r>
+              <w:t>Session 1 · Understand · 45 min</w:t>
+            </w:r>
+          </w:p>
+        </w:tc>
+        <w:tc>
+          <w:tcPr>
+            <w:tcW w:type="dxa" w:w="3408"/>
+          </w:tcPr>
+          <w:p>
+            <w:r>
+              <w:t>0–7: recall and prerequisite; 7–15: inspect the concrete case and predict; 15–30: teacher models the worked trace; 30–40: learners explain a step using the text and visual; 40–45: check the core idea.</w:t>
+            </w:r>
+          </w:p>
+        </w:tc>
+        <w:tc>
+          <w:tcPr>
+            <w:tcW w:type="dxa" w:w="3408"/>
+          </w:tcPr>
+          <w:p>
+            <w:r>
+              <w:t>Sections 1–6; record the brief recall in the workbook.</w:t>
+            </w:r>
+          </w:p>
+        </w:tc>
+      </w:tr>
+      <w:tr>
+        <w:tc>
+          <w:tcPr>
+            <w:tcW w:type="dxa" w:w="3408"/>
+          </w:tcPr>
+          <w:p>
+            <w:r>
+              <w:t>Session 2 · Practise · 45 min</w:t>
+            </w:r>
+          </w:p>
+        </w:tc>
+        <w:tc>
+          <w:tcPr>
+            <w:tcW w:type="dxa" w:w="3408"/>
+          </w:tcPr>
+          <w:p>
+            <w:r>
+              <w:t>0–5: retrieve the procedure; 5–15: W2 completion practice; 15–23: explain and check with a partner; 23–30: each learner answers the misconception check; 30–40: targeted reteaching or a harder variation; 40–45: prepare the investigation.</w:t>
+            </w:r>
+          </w:p>
+        </w:tc>
+        <w:tc>
+          <w:tcPr>
+            <w:tcW w:type="dxa" w:w="3408"/>
+          </w:tcPr>
+          <w:p>
+            <w:r>
+              <w:t>Sections 7–10; use the matching workbook W2 and misconception check.</w:t>
+            </w:r>
+          </w:p>
+        </w:tc>
+      </w:tr>
+      <w:tr>
+        <w:tc>
+          <w:tcPr>
+            <w:tcW w:type="dxa" w:w="3408"/>
+          </w:tcPr>
+          <w:p>
+            <w:r>
+              <w:t>Session 3 · Investigate and transfer · 45 min</w:t>
+            </w:r>
+          </w:p>
+        </w:tc>
+        <w:tc>
+          <w:tcPr>
+            <w:tcW w:type="dxa" w:w="3408"/>
+          </w:tcPr>
+          <w:p>
+            <w:r>
+              <w:t>0–5: retrieve the decision rule; 5–20: investigate or trace; 20–30: start the independent case; 30–38: connect the project; 38–43: act on feedback; 43–45: plan the return check.</w:t>
+            </w:r>
+          </w:p>
+        </w:tc>
+        <w:tc>
+          <w:tcPr>
+            <w:tcW w:type="dxa" w:w="3408"/>
+          </w:tcPr>
+          <w:p>
+            <w:r>
+              <w:t>Sections 9 and 11–14. Give extra time to finish the full task set; use Section 15 when the week includes a coding lab.</w:t>
+            </w:r>
+          </w:p>
+        </w:tc>
+      </w:tr>
+    </w:tbl>
+    <w:p>
+      <w:r>
+        <w:t>Before class, solve the supported practice: Trace the five-line count and saved program. Record both printed outputs, then predict the result of assigning saved = count after the change. Check with a run or label a paper trace.</w:t>
+      </w:r>
+    </w:p>
+    <w:p>
+      <w:r>
+        <w:t>Reasoned practice answer: Original outputs 10 then 8. After the new assignment, saved becomes 10. Keep actual observations separate. Reading an integer value earlier does not create a live link to another name.</w:t>
+      </w:r>
+    </w:p>
+    <w:p>
+      <w:r>
+        <w:t>Check every learner before discussion: Use the worked case for Values variables and types. Proposed explanation: “Digits always mean a number”. Decide whether this explanation is supported. Point to the step or supplied fact that decides; explain your repair if needed.</w:t>
+      </w:r>
+    </w:p>
+    <w:p>
+      <w:r>
+        <w:t>Misconception repair: Quotes make a string, even when every character is a digit.</w:t>
+      </w:r>
+    </w:p>
+    <w:p>
+      <w:r>
+        <w:t>Support: read the exact case aloud, enlarge the labelled picture, supply input cards and model only the first deciding step. Accept a spoken explanation or drawing; retain the reasoning goal.</w:t>
+      </w:r>
+    </w:p>
+    <w:p>
+      <w:r>
+        <w:t>Extension: Change count to 10, leaving tag unchanged. Require a prediction and a reason before comparing. Expected result: The two valid outputs become 12 and 82. Reason: Only the integer variable changes; the string still contains the character 8.</w:t>
+      </w:r>
+    </w:p>
+    <w:p>
+      <w:r>
+        <w:t>Independent assessment: withhold the reserved answer until the learner has attempted the new case. Record support separately from correctness.</w:t>
+      </w:r>
+    </w:p>
+    <w:tbl>
+      <w:tblPr>
+        <w:tblStyle w:val="LightShading-Accent1"/>
+        <w:tblW w:type="auto" w:w="0"/>
+        <w:tblLook w:firstColumn="1" w:firstRow="1" w:lastColumn="0" w:lastRow="0" w:noHBand="0" w:noVBand="1" w:val="04A0"/>
+      </w:tblPr>
+      <w:tblGrid>
+        <w:gridCol w:w="2556"/>
+        <w:gridCol w:w="2556"/>
+        <w:gridCol w:w="2556"/>
+        <w:gridCol w:w="2556"/>
+      </w:tblGrid>
+      <w:tr>
+        <w:trPr>
+          <w:tblHeader/>
+        </w:trPr>
+        <w:tc>
+          <w:tcPr>
+            <w:tcW w:type="dxa" w:w="2556"/>
+          </w:tcPr>
+          <w:p>
+            <w:r>
+              <w:t>Criterion</w:t>
+            </w:r>
+          </w:p>
+        </w:tc>
+        <w:tc>
+          <w:tcPr>
+            <w:tcW w:type="dxa" w:w="2556"/>
+          </w:tcPr>
+          <w:p>
+            <w:r>
+              <w:t>Not yet</w:t>
+            </w:r>
+          </w:p>
+        </w:tc>
+        <w:tc>
+          <w:tcPr>
+            <w:tcW w:type="dxa" w:w="2556"/>
+          </w:tcPr>
+          <w:p>
+            <w:r>
+              <w:t>With support</w:t>
+            </w:r>
+          </w:p>
+        </w:tc>
+        <w:tc>
+          <w:tcPr>
+            <w:tcW w:type="dxa" w:w="2556"/>
+          </w:tcPr>
+          <w:p>
+            <w:r>
+              <w:t>Independent</w:t>
+            </w:r>
+          </w:p>
+        </w:tc>
+      </w:tr>
+      <w:tr>
+        <w:tc>
+          <w:tcPr>
+            <w:tcW w:type="dxa" w:w="2556"/>
+          </w:tcPr>
+          <w:p>
+            <w:r>
+              <w:t>Explanation</w:t>
+            </w:r>
+          </w:p>
+        </w:tc>
+        <w:tc>
+          <w:tcPr>
+            <w:tcW w:type="dxa" w:w="2556"/>
+          </w:tcPr>
+          <w:p>
+            <w:r>
+              <w:t>Names an answer without a deciding fact</w:t>
+            </w:r>
+          </w:p>
+        </w:tc>
+        <w:tc>
+          <w:tcPr>
+            <w:tcW w:type="dxa" w:w="2556"/>
+          </w:tcPr>
+          <w:p>
+            <w:r>
+              <w:t>Uses a hint to link fact and decision</w:t>
+            </w:r>
+          </w:p>
+        </w:tc>
+        <w:tc>
+          <w:tcPr>
+            <w:tcW w:type="dxa" w:w="2556"/>
+          </w:tcPr>
+          <w:p>
+            <w:r>
+              <w:t>Explains the deciding fact in own words</w:t>
+            </w:r>
+          </w:p>
+        </w:tc>
+      </w:tr>
+      <w:tr>
+        <w:tc>
+          <w:tcPr>
+            <w:tcW w:type="dxa" w:w="2556"/>
+          </w:tcPr>
+          <w:p>
+            <w:r>
+              <w:t>Trace or test</w:t>
+            </w:r>
+          </w:p>
+        </w:tc>
+        <w:tc>
+          <w:tcPr>
+            <w:tcW w:type="dxa" w:w="2556"/>
+          </w:tcPr>
+          <w:p>
+            <w:r>
+              <w:t>Cannot connect input and result</w:t>
+            </w:r>
+          </w:p>
+        </w:tc>
+        <w:tc>
+          <w:tcPr>
+            <w:tcW w:type="dxa" w:w="2556"/>
+          </w:tcPr>
+          <w:p>
+            <w:r>
+              <w:t>Completes steps with prompts</w:t>
+            </w:r>
+          </w:p>
+        </w:tc>
+        <w:tc>
+          <w:tcPr>
+            <w:tcW w:type="dxa" w:w="2556"/>
+          </w:tcPr>
+          <w:p>
+            <w:r>
+              <w:t>Traces or tests a changed case accurately</w:t>
+            </w:r>
+          </w:p>
+        </w:tc>
+      </w:tr>
+      <w:tr>
+        <w:tc>
+          <w:tcPr>
+            <w:tcW w:type="dxa" w:w="2556"/>
+          </w:tcPr>
+          <w:p>
+            <w:r>
+              <w:t>Limits and revision</w:t>
+            </w:r>
+          </w:p>
+        </w:tc>
+        <w:tc>
+          <w:tcPr>
+            <w:tcW w:type="dxa" w:w="2556"/>
+          </w:tcPr>
+          <w:p>
+            <w:r>
+              <w:t>Claims more than evidence supports</w:t>
+            </w:r>
+          </w:p>
+        </w:tc>
+        <w:tc>
+          <w:tcPr>
+            <w:tcW w:type="dxa" w:w="2556"/>
+          </w:tcPr>
+          <w:p>
+            <w:r>
+              <w:t>Names a limit after a prompt</w:t>
+            </w:r>
+          </w:p>
+        </w:tc>
+        <w:tc>
+          <w:tcPr>
+            <w:tcW w:type="dxa" w:w="2556"/>
+          </w:tcPr>
+          <w:p>
+            <w:r>
+              <w:t>States a defensible limit and useful next test</w:t>
+            </w:r>
+          </w:p>
+        </w:tc>
+      </w:tr>
+    </w:tbl>
+    <w:p>
+      <w:r>
+        <w:t>Project checkpoint: Python readiness portfolio. Keep runnable code, predictions, actual outputs, one repaired error and an explanation of a function on changed inputs.</w:t>
+      </w:r>
+    </w:p>
+    <w:p>
+      <w:r>
+        <w:t>Use the weekly teacher answer for topic-specific reasoning. A saved progress tick is an activity record; judge mastery from the learner’s explanation and evidence.</w:t>
+      </w:r>
+    </w:p>
     <w:sectPr>
       <w:pgSz w:w="12240" w:h="15840"/>
       <w:pgMar w:top="936" w:right="1008" w:bottom="936" w:left="1008" w:header="720" w:footer="720" w:gutter="0"/>

--- a/downloads/teacher/bridge-week-02.docx
+++ b/downloads/teacher/bridge-week-02.docx
@@ -2608,6 +2608,39 @@
         <w:t>Use the weekly teacher answer for topic-specific reasoning. A saved progress tick is an activity record; judge mastery from the learner’s explanation and evidence.</w:t>
       </w:r>
     </w:p>
+    <w:p>
+      <w:pPr>
+        <w:pStyle w:val="Heading1"/>
+      </w:pPr>
+      <w:r>
+        <w:t>08. Use feedback, labs and repair paths</w:t>
+      </w:r>
+    </w:p>
+    <w:p>
+      <w:r>
+        <w:t>Use the two formative questions as supported practice, not as independent mastery scores. Discuss the deciding evidence rather than accepting a guessed selection.</w:t>
+      </w:r>
+    </w:p>
+    <w:p>
+      <w:r>
+        <w:t>The feedback comes from the reviewed public worked case. Do not reveal the separately reserved independent teacher answer until the learner has attempted that case.</w:t>
+      </w:r>
+    </w:p>
+    <w:p>
+      <w:r>
+        <w:t>Ask students to predict before running code. Preserve errors and actual outputs; collect a changed test and an explanation. The branch-boundary and indexing lessons deliberately include failure cases.</w:t>
+      </w:r>
+    </w:p>
+    <w:p>
+      <w:r>
+        <w:t>Use the earlier worked-explanation links to address a specific missing building block, then return to the current question. Adapt this suggestion after observing the learner; it is not an automatic diagnosis.</w:t>
+      </w:r>
+    </w:p>
+    <w:p>
+      <w:r>
+        <w:t>Collect the completed-work portfolio as evidence. Record support separately from correctness, and assess explanation, trace/test and limitations. Progress ticks and quiz selections alone do not establish mastery.</w:t>
+      </w:r>
+    </w:p>
     <w:sectPr>
       <w:pgSz w:w="12240" w:h="15840"/>
       <w:pgMar w:top="936" w:right="1008" w:bottom="936" w:left="1008" w:header="720" w:footer="720" w:gutter="0"/>

--- a/downloads/teacher/bridge-week-02.docx
+++ b/downloads/teacher/bridge-week-02.docx
@@ -29,16 +29,39 @@
       </w:r>
     </w:p>
     <w:p>
-      <w:pPr>
-        <w:pStyle w:val="Heading3"/>
-      </w:pPr>
-      <w:r>
-        <w:t>Teach the learning cycle</w:t>
+      <w:r>
+        <w:t>Prepare Values variables and types: check the target, prerequisites, resources and adaptable teaching schedule.</w:t>
       </w:r>
     </w:p>
     <w:p>
-      <w:r>
-        <w:t>Primary target: Distinguish integer, floating-point, text and Boolean values</w:t>
+      <w:pPr>
+        <w:pStyle w:val="Heading3"/>
+      </w:pPr>
+      <w:r>
+        <w:t>Teach the learning cycle</w:t>
+      </w:r>
+    </w:p>
+    <w:p>
+      <w:pPr>
+        <w:spacing w:line="336" w:lineRule="auto" w:after="180"/>
+      </w:pPr>
+      <w:r>
+        <w:rPr>
+          <w:b w:val="0"/>
+        </w:rPr>
+        <w:t xml:space="preserve">Primary target: Distinguish integer, floating-point, text and Boolean </w:t>
+      </w:r>
+      <w:r>
+        <w:rPr>
+          <w:b/>
+        </w:rPr>
+        <w:t>value</w:t>
+      </w:r>
+      <w:r>
+        <w:rPr>
+          <w:b w:val="0"/>
+        </w:rPr>
+        <w:t>s</w:t>
       </w:r>
     </w:p>
     <w:tbl>
@@ -185,16 +208,37 @@
       </w:tr>
     </w:tbl>
     <w:p>
-      <w:r>
-        <w:t>This is a starting allocation of 135 minutes, not a validated duration. Preserve all named topics. Schedule extra time for connected examples, the full investigation, independent cases and project building. Repeated copies of a case share one recorded attempt; they are not new evidence.</w:t>
+      <w:pPr>
+        <w:spacing w:line="336" w:lineRule="auto" w:after="180"/>
+      </w:pPr>
+      <w:r>
+        <w:rPr>
+          <w:b w:val="0"/>
+        </w:rPr>
+        <w:t>This is a starting allocation of 135 minutes, not a validated duration. Preserve all named topics. Schedule extra time for connected examples, the full investigation, independent cases and project building.</w:t>
       </w:r>
     </w:p>
     <w:p>
       <w:pPr>
-        <w:pStyle w:val="Heading3"/>
-      </w:pPr>
-      <w:r>
-        <w:t>Retrieval answer guidance</w:t>
+        <w:spacing w:line="336" w:lineRule="auto" w:after="180"/>
+      </w:pPr>
+      <w:r>
+        <w:rPr>
+          <w:b w:val="0"/>
+        </w:rPr>
+        <w:t xml:space="preserve">Repeated copies of a case share one recorded attempt; they are not new </w:t>
+      </w:r>
+      <w:r>
+        <w:rPr>
+          <w:b/>
+        </w:rPr>
+        <w:t>evidence</w:t>
+      </w:r>
+      <w:r>
+        <w:rPr>
+          <w:b w:val="0"/>
+        </w:rPr>
+        <w:t>.</w:t>
       </w:r>
     </w:p>
     <w:p>
@@ -202,127 +246,565 @@
         <w:pStyle w:val="Heading3"/>
       </w:pPr>
       <w:r>
-        <w:t>From a paper algorithm to Python</w:t>
+        <w:t>Retrieval answer guidance</w:t>
       </w:r>
     </w:p>
     <w:p>
-      <w:r>
-        <w:t>Without opening the old lesson, explain one key idea from From a paper algorithm to Python. Give an example and a mistake that the idea helps you avoid.</w:t>
+      <w:pPr>
+        <w:pStyle w:val="Heading3"/>
+      </w:pPr>
+      <w:r>
+        <w:t>From a paper algorithm to Python</w:t>
       </w:r>
     </w:p>
     <w:p>
-      <w:r>
-        <w:t>Look for: Translate a short paper calculation into a Python script</w:t>
+      <w:pPr>
+        <w:spacing w:line="336" w:lineRule="auto" w:after="180"/>
+      </w:pPr>
+      <w:r>
+        <w:rPr>
+          <w:b w:val="0"/>
+        </w:rPr>
+        <w:t>Without opening the old lesson, explain one key idea from From a paper algorithm to Python. Give an example and a mistake that the idea helps you avoid.</w:t>
       </w:r>
     </w:p>
     <w:p>
-      <w:r>
-        <w:t>Reference example, not the only acceptable wording: packs = 4; per_pack = 6; total = packs * per_pack; print(total), each on its own line. The first two bind quantities, the third computes 24 and the fourth displays 24. Assignment alone produces no displayed output in this script.</w:t>
+      <w:pPr>
+        <w:spacing w:line="336" w:lineRule="auto" w:after="180"/>
+      </w:pPr>
+      <w:r>
+        <w:rPr>
+          <w:b w:val="0"/>
+        </w:rPr>
+        <w:t>Look for: Translate a short paper calculation into a Python script</w:t>
       </w:r>
     </w:p>
     <w:p>
-      <w:r>
-        <w:t>Focus on scalar values and rebinding; lists and mutation come later. Avoid saying every assignment makes a deep copy. For the integers used here, rebinding one name leaves the other bound to its prior value. Reference: Python tutorial introduction, https://docs.python.org/3/tutorial/introduction.html, and built-in types, https://docs.python.org/3/library/stdtypes.html.</w:t>
+      <w:pPr>
+        <w:spacing w:line="336" w:lineRule="auto" w:after="180"/>
+      </w:pPr>
+      <w:r>
+        <w:rPr>
+          <w:b w:val="0"/>
+        </w:rPr>
+        <w:t>Reference example, not the only acceptable wording: packs = 4; per_pack = 6; total = packs * per_pack; print(total), each on its own line. The first two bind quantities, the third computes 24 and the fourth displays 24.</w:t>
       </w:r>
     </w:p>
     <w:p>
       <w:pPr>
-        <w:pStyle w:val="Heading3"/>
-      </w:pPr>
-      <w:r>
-        <w:t>Outcomes</w:t>
+        <w:spacing w:line="336" w:lineRule="auto" w:after="180"/>
+      </w:pPr>
+      <w:r>
+        <w:rPr>
+          <w:b w:val="0"/>
+        </w:rPr>
+        <w:t xml:space="preserve">Assignment alone produces no displayed </w:t>
+      </w:r>
+      <w:r>
+        <w:rPr>
+          <w:b/>
+        </w:rPr>
+        <w:t>output</w:t>
+      </w:r>
+      <w:r>
+        <w:rPr>
+          <w:b w:val="0"/>
+        </w:rPr>
+        <w:t xml:space="preserve"> in this script.</w:t>
       </w:r>
     </w:p>
     <w:p>
-      <w:r>
-        <w:t>Distinguish integer, floating-point, text and Boolean values</w:t>
+      <w:pPr>
+        <w:spacing w:line="336" w:lineRule="auto" w:after="180"/>
+      </w:pPr>
+      <w:r>
+        <w:rPr>
+          <w:b w:val="0"/>
+        </w:rPr>
+        <w:t xml:space="preserve">Focus on scalar </w:t>
+      </w:r>
+      <w:r>
+        <w:rPr>
+          <w:b/>
+        </w:rPr>
+        <w:t>value</w:t>
+      </w:r>
+      <w:r>
+        <w:rPr>
+          <w:b w:val="0"/>
+        </w:rPr>
+        <w:t xml:space="preserve">s and rebinding; lists and mutation come later. Avoid saying every assignment makes a deep copy. For the integers used here, rebinding one name leaves the other bound to its prior </w:t>
+      </w:r>
+      <w:r>
+        <w:rPr>
+          <w:b/>
+        </w:rPr>
+        <w:t>value</w:t>
+      </w:r>
+      <w:r>
+        <w:rPr>
+          <w:b w:val="0"/>
+        </w:rPr>
+        <w:t>.</w:t>
       </w:r>
     </w:p>
     <w:p>
-      <w:r>
-        <w:t>Trace reassignment without treating a name as a live formula</w:t>
+      <w:pPr>
+        <w:spacing w:line="336" w:lineRule="auto" w:after="180"/>
+      </w:pPr>
+      <w:r>
+        <w:rPr>
+          <w:b w:val="0"/>
+        </w:rPr>
+        <w:t xml:space="preserve">Reference: Python tutorial introduction, https://docs.python.org/3/tutorial/introduction.html, and built-in </w:t>
+      </w:r>
+      <w:r>
+        <w:rPr>
+          <w:b/>
+        </w:rPr>
+        <w:t>type</w:t>
+      </w:r>
+      <w:r>
+        <w:rPr>
+          <w:b w:val="0"/>
+        </w:rPr>
+        <w:t>s, https://docs.python.org/3/library/std</w:t>
+      </w:r>
+      <w:r>
+        <w:rPr>
+          <w:b/>
+        </w:rPr>
+        <w:t>type</w:t>
+      </w:r>
+      <w:r>
+        <w:rPr>
+          <w:b w:val="0"/>
+        </w:rPr>
+        <w:t>s.html.</w:t>
       </w:r>
     </w:p>
     <w:p>
-      <w:r>
-        <w:t>Choose a suitable representation for a count and an identifier</w:t>
+      <w:pPr>
+        <w:pStyle w:val="Heading3"/>
+      </w:pPr>
+      <w:r>
+        <w:t>Outcomes</w:t>
       </w:r>
     </w:p>
     <w:p>
       <w:pPr>
-        <w:pStyle w:val="Heading3"/>
-      </w:pPr>
-      <w:r>
-        <w:t>Preparation</w:t>
+        <w:spacing w:line="336" w:lineRule="auto" w:after="180"/>
+      </w:pPr>
+      <w:r>
+        <w:rPr>
+          <w:b w:val="0"/>
+        </w:rPr>
+        <w:t xml:space="preserve">Distinguish integer, floating-point, text and Boolean </w:t>
+      </w:r>
+      <w:r>
+        <w:rPr>
+          <w:b/>
+        </w:rPr>
+        <w:t>value</w:t>
+      </w:r>
+      <w:r>
+        <w:rPr>
+          <w:b w:val="0"/>
+        </w:rPr>
+        <w:t>s</w:t>
       </w:r>
     </w:p>
     <w:p>
-      <w:r>
-        <w:t>Python 3 editor prepared in Week 1 and fresh values.py script</w:t>
+      <w:pPr>
+        <w:spacing w:line="336" w:lineRule="auto" w:after="180"/>
+      </w:pPr>
+      <w:r>
+        <w:rPr>
+          <w:b w:val="0"/>
+        </w:rPr>
+        <w:t xml:space="preserve">Trace </w:t>
+      </w:r>
+      <w:r>
+        <w:rPr>
+          <w:b/>
+        </w:rPr>
+        <w:t>reassignment</w:t>
+      </w:r>
+      <w:r>
+        <w:rPr>
+          <w:b w:val="0"/>
+        </w:rPr>
+        <w:t xml:space="preserve"> without treating a name as a live formula</w:t>
       </w:r>
     </w:p>
     <w:p>
-      <w:r>
-        <w:t>Name cards and value cards marked with int, float, str or bool</w:t>
+      <w:pPr>
+        <w:spacing w:line="336" w:lineRule="auto" w:after="180"/>
+      </w:pPr>
+      <w:r>
+        <w:rPr>
+          <w:b w:val="0"/>
+        </w:rPr>
+        <w:t>Choose a suitable representation for a count and an identifier</w:t>
       </w:r>
     </w:p>
     <w:p>
-      <w:r>
-        <w:t>Fictional shelf labels and a blank trace table</w:t>
+      <w:pPr>
+        <w:pStyle w:val="Heading3"/>
+      </w:pPr>
+      <w:r>
+        <w:t>Preparation</w:t>
       </w:r>
     </w:p>
     <w:p>
       <w:pPr>
-        <w:pStyle w:val="Heading3"/>
-      </w:pPr>
-      <w:r>
-        <w:t>Prerequisite answer</w:t>
+        <w:spacing w:line="336" w:lineRule="auto" w:after="180"/>
+      </w:pPr>
+      <w:r>
+        <w:rPr>
+          <w:b w:val="0"/>
+        </w:rPr>
+        <w:t xml:space="preserve">Python 3 editor prepared in Week 1 and fresh </w:t>
+      </w:r>
+      <w:r>
+        <w:rPr>
+          <w:b/>
+        </w:rPr>
+        <w:t>value</w:t>
+      </w:r>
+      <w:r>
+        <w:rPr>
+          <w:b w:val="0"/>
+        </w:rPr>
+        <w:t>s.py script</w:t>
       </w:r>
     </w:p>
     <w:p>
-      <w:r>
-        <w:t>It displays the current value 24. Assignment and display are separate operations.</w:t>
+      <w:pPr>
+        <w:spacing w:line="336" w:lineRule="auto" w:after="180"/>
+      </w:pPr>
+      <w:r>
+        <w:rPr>
+          <w:b w:val="0"/>
+        </w:rPr>
+        <w:t xml:space="preserve">Name cards and </w:t>
+      </w:r>
+      <w:r>
+        <w:rPr>
+          <w:b/>
+        </w:rPr>
+        <w:t>value</w:t>
+      </w:r>
+      <w:r>
+        <w:rPr>
+          <w:b w:val="0"/>
+        </w:rPr>
+        <w:t xml:space="preserve"> cards marked with int, float, str or bool</w:t>
       </w:r>
     </w:p>
     <w:p>
       <w:pPr>
-        <w:pStyle w:val="Heading3"/>
-      </w:pPr>
-      <w:r>
-        <w:t>End goal for the pictorial case</w:t>
+        <w:spacing w:line="336" w:lineRule="auto" w:after="180"/>
+      </w:pPr>
+      <w:r>
+        <w:rPr>
+          <w:b w:val="0"/>
+        </w:rPr>
+        <w:t>Fictional shelf labels and a blank trace table</w:t>
       </w:r>
     </w:p>
     <w:p>
-      <w:r>
-        <w:t>Trace values variables and types and explain the changed program before running it.</w:t>
+      <w:pPr>
+        <w:pStyle w:val="Heading3"/>
+      </w:pPr>
+      <w:r>
+        <w:t>Prerequisite answer</w:t>
       </w:r>
     </w:p>
     <w:p>
-      <w:r>
-        <w:t>This added worked case illustrates the week’s main idea. Retain all original and connected topics; schedule its practice within the teaching cycle.</w:t>
+      <w:pPr>
+        <w:spacing w:line="336" w:lineRule="auto" w:after="180"/>
+      </w:pPr>
+      <w:r>
+        <w:rPr>
+          <w:b w:val="0"/>
+        </w:rPr>
+        <w:t xml:space="preserve">It displays the current </w:t>
+      </w:r>
+      <w:r>
+        <w:rPr>
+          <w:b/>
+        </w:rPr>
+        <w:t>value</w:t>
+      </w:r>
+      <w:r>
+        <w:rPr>
+          <w:b w:val="0"/>
+        </w:rPr>
+        <w:t xml:space="preserve"> 24. Assignment and display are separate operations.</w:t>
       </w:r>
     </w:p>
     <w:p>
       <w:pPr>
-        <w:pStyle w:val="Heading1"/>
-      </w:pPr>
-      <w:r>
-        <w:t>02. Explain and model the mechanism</w:t>
+        <w:pStyle w:val="Heading3"/>
+      </w:pPr>
+      <w:r>
+        <w:t>End goal for the pictorial case</w:t>
       </w:r>
     </w:p>
     <w:p>
-      <w:r>
-        <w:t>A count and a shelf label can look similar while needing different operations. The integer 8 is a number; "08" is text that preserves a leading zero. You can count eight objects, but adding two shelf labels is usually meaningless. This week you will examine values, trace changes to names and explain which representation a task needs.</w:t>
+      <w:pPr>
+        <w:spacing w:line="336" w:lineRule="auto" w:after="180"/>
+      </w:pPr>
+      <w:r>
+        <w:rPr>
+          <w:b w:val="0"/>
+        </w:rPr>
+        <w:t xml:space="preserve">Trace </w:t>
+      </w:r>
+      <w:r>
+        <w:rPr>
+          <w:b/>
+        </w:rPr>
+        <w:t>value</w:t>
+      </w:r>
+      <w:r>
+        <w:rPr>
+          <w:b w:val="0"/>
+        </w:rPr>
+        <w:t xml:space="preserve">s </w:t>
+      </w:r>
+      <w:r>
+        <w:rPr>
+          <w:b/>
+        </w:rPr>
+        <w:t>variable</w:t>
+      </w:r>
+      <w:r>
+        <w:rPr>
+          <w:b w:val="0"/>
+        </w:rPr>
+        <w:t xml:space="preserve">s and </w:t>
+      </w:r>
+      <w:r>
+        <w:rPr>
+          <w:b/>
+        </w:rPr>
+        <w:t>type</w:t>
+      </w:r>
+      <w:r>
+        <w:rPr>
+          <w:b w:val="0"/>
+        </w:rPr>
+        <w:t>s and explain the changed program before running it.</w:t>
       </w:r>
     </w:p>
     <w:p>
-      <w:r>
-        <w:t>Use the saved Python 3 script workflow from Week 1. Make a new file values.py, predict before running and keep actual output separately. Use fictional labels only. Four useful types are int for whole numbers, float for floating-point numbers, str for text, and bool for True or False. A type describes a value, not whether its meaning is sensible for the task.</w:t>
+      <w:pPr>
+        <w:spacing w:line="336" w:lineRule="auto" w:after="180"/>
+      </w:pPr>
+      <w:r>
+        <w:rPr>
+          <w:b w:val="0"/>
+        </w:rPr>
+        <w:t>This added worked case illustrates the week’s main idea. Retain all original and connected topics; schedule its practice within the teaching cycle.</w:t>
       </w:r>
     </w:p>
     <w:p>
-      <w:r>
-        <w:t>type(count) produces the type of the value bound to count. These print lines display &lt;class 'int'&gt; and &lt;class 'str'&gt;. The quotes in "08" mark text; they are not displayed by print(shelf). True and False have capital initials and no quotes. "False" is text, not a Boolean.</w:t>
+      <w:pPr>
+        <w:pStyle w:val="Heading1"/>
+      </w:pPr>
+      <w:r>
+        <w:t>02. Explain and model the mechanism</w:t>
+      </w:r>
+    </w:p>
+    <w:p>
+      <w:r>
+        <w:t>Model Values variables and types using the supplied case, labelled mechanism and reasoning. Make the scope of each conclusion explicit.</w:t>
+      </w:r>
+    </w:p>
+    <w:p>
+      <w:pPr>
+        <w:pStyle w:val="Heading3"/>
+      </w:pPr>
+      <w:r>
+        <w:t>Explain Values variables and types · 1</w:t>
+      </w:r>
+    </w:p>
+    <w:p>
+      <w:pPr>
+        <w:spacing w:line="336" w:lineRule="auto" w:after="180"/>
+      </w:pPr>
+      <w:r>
+        <w:rPr>
+          <w:b w:val="0"/>
+        </w:rPr>
+        <w:t>A count and a shelf label can look similar while needing different operations. The integer 8 is a number; "08" is text that preserves a leading zero.</w:t>
+      </w:r>
+    </w:p>
+    <w:p>
+      <w:pPr>
+        <w:spacing w:line="336" w:lineRule="auto" w:after="180"/>
+      </w:pPr>
+      <w:r>
+        <w:rPr>
+          <w:b w:val="0"/>
+        </w:rPr>
+        <w:t xml:space="preserve">You can count eight objects, but adding two shelf labels is usually meaningless. This week you will examine </w:t>
+      </w:r>
+      <w:r>
+        <w:rPr>
+          <w:b/>
+        </w:rPr>
+        <w:t>value</w:t>
+      </w:r>
+      <w:r>
+        <w:rPr>
+          <w:b w:val="0"/>
+        </w:rPr>
+        <w:t>s, trace changes to names and explain which representation a task needs.</w:t>
+      </w:r>
+    </w:p>
+    <w:p>
+      <w:pPr>
+        <w:pStyle w:val="Heading3"/>
+      </w:pPr>
+      <w:r>
+        <w:t>Explain Values variables and types · 2</w:t>
+      </w:r>
+    </w:p>
+    <w:p>
+      <w:pPr>
+        <w:spacing w:line="336" w:lineRule="auto" w:after="180"/>
+      </w:pPr>
+      <w:r>
+        <w:rPr>
+          <w:b w:val="0"/>
+        </w:rPr>
+        <w:t xml:space="preserve">Use the saved Python 3 script workflow from Week 1. Make a new file </w:t>
+      </w:r>
+      <w:r>
+        <w:rPr>
+          <w:b/>
+        </w:rPr>
+        <w:t>value</w:t>
+      </w:r>
+      <w:r>
+        <w:rPr>
+          <w:b w:val="0"/>
+        </w:rPr>
+        <w:t xml:space="preserve">s.py, predict before running and keep actual </w:t>
+      </w:r>
+      <w:r>
+        <w:rPr>
+          <w:b/>
+        </w:rPr>
+        <w:t>output</w:t>
+      </w:r>
+      <w:r>
+        <w:rPr>
+          <w:b w:val="0"/>
+        </w:rPr>
+        <w:t xml:space="preserve"> separately. Use fictional labels only.</w:t>
+      </w:r>
+    </w:p>
+    <w:p>
+      <w:pPr>
+        <w:spacing w:line="336" w:lineRule="auto" w:after="180"/>
+      </w:pPr>
+      <w:r>
+        <w:rPr>
+          <w:b w:val="0"/>
+        </w:rPr>
+        <w:t xml:space="preserve">Four useful </w:t>
+      </w:r>
+      <w:r>
+        <w:rPr>
+          <w:b/>
+        </w:rPr>
+        <w:t>type</w:t>
+      </w:r>
+      <w:r>
+        <w:rPr>
+          <w:b w:val="0"/>
+        </w:rPr>
+        <w:t xml:space="preserve">s are int for whole numbers, float for floating-point numbers, str for text, and bool for True or False. A </w:t>
+      </w:r>
+      <w:r>
+        <w:rPr>
+          <w:b/>
+        </w:rPr>
+        <w:t>type</w:t>
+      </w:r>
+      <w:r>
+        <w:rPr>
+          <w:b w:val="0"/>
+        </w:rPr>
+        <w:t xml:space="preserve"> describes a </w:t>
+      </w:r>
+      <w:r>
+        <w:rPr>
+          <w:b/>
+        </w:rPr>
+        <w:t>value</w:t>
+      </w:r>
+      <w:r>
+        <w:rPr>
+          <w:b w:val="0"/>
+        </w:rPr>
+        <w:t>, not whether its meaning is sensible for the task.</w:t>
+      </w:r>
+    </w:p>
+    <w:p>
+      <w:pPr>
+        <w:spacing w:line="336" w:lineRule="auto" w:after="180"/>
+      </w:pPr>
+      <w:r>
+        <w:rPr>
+          <w:b/>
+        </w:rPr>
+        <w:t>type</w:t>
+      </w:r>
+      <w:r>
+        <w:rPr>
+          <w:b w:val="0"/>
+        </w:rPr>
+        <w:t xml:space="preserve">(count) produces the </w:t>
+      </w:r>
+      <w:r>
+        <w:rPr>
+          <w:b/>
+        </w:rPr>
+        <w:t>type</w:t>
+      </w:r>
+      <w:r>
+        <w:rPr>
+          <w:b w:val="0"/>
+        </w:rPr>
+        <w:t xml:space="preserve"> of the </w:t>
+      </w:r>
+      <w:r>
+        <w:rPr>
+          <w:b/>
+        </w:rPr>
+        <w:t>value</w:t>
+      </w:r>
+      <w:r>
+        <w:rPr>
+          <w:b w:val="0"/>
+        </w:rPr>
+        <w:t xml:space="preserve"> bound to count. These print lines display &lt;class 'int'&gt; and &lt;class 'str'&gt;. The quotes in "08" mark text; they are not displayed by print(shelf).</w:t>
+      </w:r>
+    </w:p>
+    <w:p>
+      <w:pPr>
+        <w:spacing w:line="336" w:lineRule="auto" w:after="180"/>
+      </w:pPr>
+      <w:r>
+        <w:rPr>
+          <w:b w:val="0"/>
+        </w:rPr>
+        <w:t>True and False have capital initials and no quotes. "False" is text, not a Boolean.</w:t>
       </w:r>
     </w:p>
     <w:tbl>
@@ -628,21 +1110,75 @@
       </w:r>
     </w:p>
     <w:p>
-      <w:r>
-        <w:t>The new saved = count binds saved to the current 10, so print(saved) displays 10. Without that assignment it stays 8. Exit: turning "08" into 8 loses the leading zero; identifier addition has no defined meaning in the stated task. -3 is an integer but cannot be a nonnegative count.</w:t>
+      <w:pPr>
+        <w:pStyle w:val="Heading3"/>
+      </w:pPr>
+      <w:r>
+        <w:t>Explain Values variables and types · 3</w:t>
       </w:r>
     </w:p>
     <w:p>
       <w:pPr>
-        <w:pStyle w:val="Heading3"/>
-      </w:pPr>
-      <w:r>
-        <w:t>Model the reasoning aloud</w:t>
+        <w:spacing w:line="336" w:lineRule="auto" w:after="180"/>
+      </w:pPr>
+      <w:r>
+        <w:rPr>
+          <w:b w:val="0"/>
+        </w:rPr>
+        <w:t>The new saved = count binds saved to the current 10, so print(saved) displays 10. Without that assignment it stays 8.</w:t>
       </w:r>
     </w:p>
     <w:p>
-      <w:r>
-        <w:t>Use the complete worked example below before asking learners to complete W2. Reveal a small part, invite a prediction, then explain the deciding step. These teacher notes contain solutions; do not reveal the independent case answer during modelling.</w:t>
+      <w:pPr>
+        <w:spacing w:line="336" w:lineRule="auto" w:after="180"/>
+      </w:pPr>
+      <w:r>
+        <w:rPr>
+          <w:b w:val="0"/>
+        </w:rPr>
+        <w:t>Exit: turning "08" into 8 loses the leading zero; identifier addition has no defined meaning in the stated task. -3 is an integer but cannot be a nonnegative count.</w:t>
+      </w:r>
+    </w:p>
+    <w:p>
+      <w:pPr>
+        <w:pStyle w:val="Heading3"/>
+      </w:pPr>
+      <w:r>
+        <w:t>Model the reasoning aloud</w:t>
+      </w:r>
+    </w:p>
+    <w:p>
+      <w:pPr>
+        <w:spacing w:line="336" w:lineRule="auto" w:after="180"/>
+      </w:pPr>
+      <w:r>
+        <w:rPr>
+          <w:b w:val="0"/>
+        </w:rPr>
+        <w:t xml:space="preserve">Use the complete worked example below before asking learners to complete W2. Reveal a small part, invite a </w:t>
+      </w:r>
+      <w:r>
+        <w:rPr>
+          <w:b/>
+        </w:rPr>
+        <w:t>prediction</w:t>
+      </w:r>
+      <w:r>
+        <w:rPr>
+          <w:b w:val="0"/>
+        </w:rPr>
+        <w:t>, then explain the deciding step.</w:t>
+      </w:r>
+    </w:p>
+    <w:p>
+      <w:pPr>
+        <w:spacing w:line="336" w:lineRule="auto" w:after="180"/>
+      </w:pPr>
+      <w:r>
+        <w:rPr>
+          <w:b w:val="0"/>
+        </w:rPr>
+        <w:t>These teacher notes contain solutions; do not reveal the independent case answer during modelling.</w:t>
       </w:r>
     </w:p>
     <w:p>
@@ -819,8 +1355,49 @@
       </w:r>
     </w:p>
     <w:p>
-      <w:r>
-        <w:t>The outputs are 10 and 8 on separate lines. saved = count uses the value available at that moment. It does not store a formula that keeps following count. count = count + 2 is valid assignment: read the old 8, calculate 10, then rebind count. It is not a claim that 8 equals 10.</w:t>
+      <w:pPr>
+        <w:spacing w:line="336" w:lineRule="auto" w:after="180"/>
+      </w:pPr>
+      <w:r>
+        <w:rPr>
+          <w:b w:val="0"/>
+        </w:rPr>
+        <w:t xml:space="preserve">The </w:t>
+      </w:r>
+      <w:r>
+        <w:rPr>
+          <w:b/>
+        </w:rPr>
+        <w:t>output</w:t>
+      </w:r>
+      <w:r>
+        <w:rPr>
+          <w:b w:val="0"/>
+        </w:rPr>
+        <w:t xml:space="preserve">s are 10 and 8 on separate lines. saved = count uses the </w:t>
+      </w:r>
+      <w:r>
+        <w:rPr>
+          <w:b/>
+        </w:rPr>
+        <w:t>value</w:t>
+      </w:r>
+      <w:r>
+        <w:rPr>
+          <w:b w:val="0"/>
+        </w:rPr>
+        <w:t xml:space="preserve"> available at that moment.</w:t>
+      </w:r>
+    </w:p>
+    <w:p>
+      <w:pPr>
+        <w:spacing w:line="336" w:lineRule="auto" w:after="180"/>
+      </w:pPr>
+      <w:r>
+        <w:rPr>
+          <w:b w:val="0"/>
+        </w:rPr>
+        <w:t>It does not store a formula that keeps following count. count = count + 2 is valid assignment: read the old 8, calculate 10, then rebind count. It is not a claim that 8 equals 10.</w:t>
       </w:r>
     </w:p>
     <w:p>
@@ -959,7 +1536,13 @@
       </w:tr>
     </w:tbl>
     <w:p>
-      <w:r>
+      <w:pPr>
+        <w:spacing w:line="336" w:lineRule="auto" w:after="180"/>
+      </w:pPr>
+      <w:r>
+        <w:rPr>
+          <w:b w:val="0"/>
+        </w:rPr>
         <w:t>Use the diagram and verbal explanation together. Ask learners to match a sentence to a specific visual step; do not assign learners fixed visual or auditory learning styles.</w:t>
       </w:r>
     </w:p>
@@ -972,8 +1555,26 @@
       </w:r>
     </w:p>
     <w:p>
-      <w:r>
-        <w:t>A number and its printed-looking text. A program stores a numeric badge count and a string that looks like that count.</w:t>
+      <w:pPr>
+        <w:spacing w:line="336" w:lineRule="auto" w:after="180"/>
+      </w:pPr>
+      <w:r>
+        <w:rPr>
+          <w:b w:val="0"/>
+        </w:rPr>
+        <w:t xml:space="preserve">A number and its printed-looking text. A program stores a numeric badge count and a </w:t>
+      </w:r>
+      <w:r>
+        <w:rPr>
+          <w:b/>
+        </w:rPr>
+        <w:t>string</w:t>
+      </w:r>
+      <w:r>
+        <w:rPr>
+          <w:b w:val="0"/>
+        </w:rPr>
+        <w:t xml:space="preserve"> that looks like that count.</w:t>
       </w:r>
     </w:p>
     <w:p>
@@ -985,7 +1586,22 @@
       </w:r>
     </w:p>
     <w:p>
-      <w:r>
+      <w:pPr>
+        <w:pStyle w:val="Heading3"/>
+      </w:pPr>
+      <w:r>
+        <w:t>Supplied facts</w:t>
+      </w:r>
+    </w:p>
+    <w:p>
+      <w:pPr>
+        <w:spacing w:line="336" w:lineRule="auto" w:after="180"/>
+        <w:shd w:fill="F1F6FC"/>
+      </w:pPr>
+      <w:r>
+        <w:rPr>
+          <w:b w:val="0"/>
+        </w:rPr>
         <w:t>Python 3: count=8; tag="8"; print(count+2); print(tag+"2").</w:t>
       </w:r>
     </w:p>
@@ -1149,21 +1765,61 @@
       </w:r>
     </w:p>
     <w:p>
-      <w:r>
-        <w:t>Values carry types, not merely appearances. The plus operator performs numeric addition for these integers and concatenation for these strings; the mixed operation is invalid here.</w:t>
+      <w:pPr>
+        <w:pStyle w:val="Heading3"/>
+      </w:pPr>
+      <w:r>
+        <w:t>Why the result follows</w:t>
       </w:r>
     </w:p>
     <w:p>
       <w:pPr>
-        <w:pStyle w:val="Heading3"/>
-      </w:pPr>
-      <w:r>
-        <w:t>What this example does not establish</w:t>
+        <w:spacing w:line="336" w:lineRule="auto" w:after="180"/>
+        <w:shd w:fill="F1F6FC"/>
+      </w:pPr>
+      <w:r>
+        <w:rPr>
+          <w:b/>
+        </w:rPr>
+        <w:t>Value</w:t>
+      </w:r>
+      <w:r>
+        <w:rPr>
+          <w:b w:val="0"/>
+        </w:rPr>
+        <w:t xml:space="preserve">s carry </w:t>
+      </w:r>
+      <w:r>
+        <w:rPr>
+          <w:b/>
+        </w:rPr>
+        <w:t>type</w:t>
+      </w:r>
+      <w:r>
+        <w:rPr>
+          <w:b w:val="0"/>
+        </w:rPr>
+        <w:t xml:space="preserve">s, not merely appearances. The plus operator performs numeric addition for these integers and concatenation for these </w:t>
+      </w:r>
+      <w:r>
+        <w:rPr>
+          <w:b/>
+        </w:rPr>
+        <w:t>string</w:t>
+      </w:r>
+      <w:r>
+        <w:rPr>
+          <w:b w:val="0"/>
+        </w:rPr>
+        <w:t>s; the mixed operation is invalid here.</w:t>
       </w:r>
     </w:p>
     <w:p>
-      <w:r>
-        <w:t>These examples use built-in integers and strings; operator behaviour depends on types and is not proof of general model reasoning.</w:t>
+      <w:pPr>
+        <w:pStyle w:val="Heading3"/>
+      </w:pPr>
+      <w:r>
+        <w:t>What this example does not establish</w:t>
       </w:r>
     </w:p>
     <w:p>
@@ -1171,43 +1827,228 @@
         <w:pStyle w:val="Heading3"/>
       </w:pPr>
       <w:r>
-        <w:t>Change one thing in the pictured case</w:t>
+        <w:t>Keep the stated limit</w:t>
       </w:r>
     </w:p>
     <w:p>
-      <w:r>
-        <w:t>Change: Change count to 10, leaving tag unchanged.</w:t>
+      <w:pPr>
+        <w:spacing w:line="336" w:lineRule="auto" w:after="180"/>
+        <w:shd w:fill="FFF5E6"/>
+      </w:pPr>
+      <w:r>
+        <w:rPr>
+          <w:b w:val="0"/>
+        </w:rPr>
+        <w:t xml:space="preserve">These examples use built-in integers and </w:t>
+      </w:r>
+      <w:r>
+        <w:rPr>
+          <w:b/>
+        </w:rPr>
+        <w:t>string</w:t>
+      </w:r>
+      <w:r>
+        <w:rPr>
+          <w:b w:val="0"/>
+        </w:rPr>
+        <w:t xml:space="preserve">s; operator behaviour depends on </w:t>
+      </w:r>
+      <w:r>
+        <w:rPr>
+          <w:b/>
+        </w:rPr>
+        <w:t>type</w:t>
+      </w:r>
+      <w:r>
+        <w:rPr>
+          <w:b w:val="0"/>
+        </w:rPr>
+        <w:t>s and is not proof of general model reasoning.</w:t>
       </w:r>
     </w:p>
     <w:p>
-      <w:r>
-        <w:t>Prediction: The two valid outputs become 12 and 82.</w:t>
+      <w:pPr>
+        <w:pStyle w:val="Heading3"/>
+      </w:pPr>
+      <w:r>
+        <w:t>Change one thing in the pictured case</w:t>
       </w:r>
     </w:p>
     <w:p>
-      <w:r>
-        <w:t>Reason: Only the integer variable changes; the string still contains the character 8.</w:t>
+      <w:pPr>
+        <w:pStyle w:val="Heading3"/>
+      </w:pPr>
+      <w:r>
+        <w:t>Change one thing</w:t>
       </w:r>
     </w:p>
     <w:p>
       <w:pPr>
-        <w:pStyle w:val="Heading3"/>
-      </w:pPr>
-      <w:r>
-        <w:t>Ask while showing the picture</w:t>
+        <w:spacing w:line="336" w:lineRule="auto" w:after="180"/>
+        <w:shd w:fill="F5F1FB"/>
+      </w:pPr>
+      <w:r>
+        <w:rPr>
+          <w:b w:val="0"/>
+        </w:rPr>
+        <w:t>Change: Change count to 10, leaving tag unchanged.</w:t>
       </w:r>
     </w:p>
     <w:p>
-      <w:r>
-        <w:t>Cover the result. Ask learners to name the inputs and predict the next step. Uncover one step, connect the icon to the actual procedure, and explain its evidence. Then change the supplied condition and compare. The picture is a representation; it does not document execution of a real AI model.</w:t>
+      <w:pPr>
+        <w:pStyle w:val="Heading3"/>
+      </w:pPr>
+      <w:r>
+        <w:t>Predicted result</w:t>
       </w:r>
     </w:p>
     <w:p>
       <w:pPr>
+        <w:spacing w:line="336" w:lineRule="auto" w:after="180"/>
+        <w:shd w:fill="F1F6FC"/>
+      </w:pPr>
+      <w:r>
+        <w:rPr>
+          <w:b/>
+        </w:rPr>
+        <w:t>Prediction</w:t>
+      </w:r>
+      <w:r>
+        <w:rPr>
+          <w:b w:val="0"/>
+        </w:rPr>
+        <w:t xml:space="preserve">: The two valid </w:t>
+      </w:r>
+      <w:r>
+        <w:rPr>
+          <w:b/>
+        </w:rPr>
+        <w:t>output</w:t>
+      </w:r>
+      <w:r>
+        <w:rPr>
+          <w:b w:val="0"/>
+        </w:rPr>
+        <w:t>s become 12 and 82.</w:t>
+      </w:r>
+    </w:p>
+    <w:p>
+      <w:pPr>
+        <w:pStyle w:val="Heading3"/>
+      </w:pPr>
+      <w:r>
+        <w:t>Why the result follows</w:t>
+      </w:r>
+    </w:p>
+    <w:p>
+      <w:pPr>
+        <w:spacing w:line="336" w:lineRule="auto" w:after="180"/>
+        <w:shd w:fill="F1F6FC"/>
+      </w:pPr>
+      <w:r>
+        <w:rPr>
+          <w:b w:val="0"/>
+        </w:rPr>
+        <w:t xml:space="preserve">Reason: Only the integer </w:t>
+      </w:r>
+      <w:r>
+        <w:rPr>
+          <w:b/>
+        </w:rPr>
+        <w:t>variable</w:t>
+      </w:r>
+      <w:r>
+        <w:rPr>
+          <w:b w:val="0"/>
+        </w:rPr>
+        <w:t xml:space="preserve"> changes; the </w:t>
+      </w:r>
+      <w:r>
+        <w:rPr>
+          <w:b/>
+        </w:rPr>
+        <w:t>string</w:t>
+      </w:r>
+      <w:r>
+        <w:rPr>
+          <w:b w:val="0"/>
+        </w:rPr>
+        <w:t xml:space="preserve"> still contains the character 8.</w:t>
+      </w:r>
+    </w:p>
+    <w:p>
+      <w:pPr>
+        <w:pStyle w:val="Heading3"/>
+      </w:pPr>
+      <w:r>
+        <w:t>Ask while showing the picture</w:t>
+      </w:r>
+    </w:p>
+    <w:p>
+      <w:pPr>
+        <w:pStyle w:val="Heading3"/>
+      </w:pPr>
+      <w:r>
+        <w:t>Ask while showing the picture · 4</w:t>
+      </w:r>
+    </w:p>
+    <w:p>
+      <w:pPr>
+        <w:spacing w:line="336" w:lineRule="auto" w:after="180"/>
+      </w:pPr>
+      <w:r>
+        <w:rPr>
+          <w:b w:val="0"/>
+        </w:rPr>
+        <w:t xml:space="preserve">Cover the result. Ask learners to name the </w:t>
+      </w:r>
+      <w:r>
+        <w:rPr>
+          <w:b/>
+        </w:rPr>
+        <w:t>input</w:t>
+      </w:r>
+      <w:r>
+        <w:rPr>
+          <w:b w:val="0"/>
+        </w:rPr>
+        <w:t xml:space="preserve">s and predict the next step. Uncover one step, connect the icon to the actual procedure, and explain its </w:t>
+      </w:r>
+      <w:r>
+        <w:rPr>
+          <w:b/>
+        </w:rPr>
+        <w:t>evidence</w:t>
+      </w:r>
+      <w:r>
+        <w:rPr>
+          <w:b w:val="0"/>
+        </w:rPr>
+        <w:t>. Then change the supplied condition and compare.</w:t>
+      </w:r>
+    </w:p>
+    <w:p>
+      <w:pPr>
+        <w:spacing w:line="336" w:lineRule="auto" w:after="180"/>
+      </w:pPr>
+      <w:r>
+        <w:rPr>
+          <w:b w:val="0"/>
+        </w:rPr>
+        <w:t>The picture is a representation; it does not document execution of a real AI model.</w:t>
+      </w:r>
+    </w:p>
+    <w:p>
+      <w:pPr>
         <w:pStyle w:val="Heading1"/>
       </w:pPr>
       <w:r>
         <w:t>03. Demonstrate and guide practice</w:t>
+      </w:r>
+    </w:p>
+    <w:p>
+      <w:r>
+        <w:t>Demonstrate Values variables and types, reduce support deliberately and check individual reasoning before discussing answers.</w:t>
       </w:r>
     </w:p>
     <w:tbl>
@@ -1423,36 +2264,112 @@
       </w:tr>
     </w:tbl>
     <w:p>
-      <w:r>
-        <w:t>Use the worked example in Sections 3 and 6. Collect a prediction before revealing its result; ask the learner to point to each intermediate fact.</w:t>
+      <w:pPr>
+        <w:spacing w:line="336" w:lineRule="auto" w:after="180"/>
+      </w:pPr>
+      <w:r>
+        <w:rPr>
+          <w:b w:val="0"/>
+        </w:rPr>
+        <w:t xml:space="preserve">Use the worked example in Sections 3 and 6. Collect a </w:t>
+      </w:r>
+      <w:r>
+        <w:rPr>
+          <w:b/>
+        </w:rPr>
+        <w:t>prediction</w:t>
+      </w:r>
+      <w:r>
+        <w:rPr>
+          <w:b w:val="0"/>
+        </w:rPr>
+        <w:t xml:space="preserve"> before revealing its result; ask the learner to point to each intermediate fact.</w:t>
       </w:r>
     </w:p>
     <w:p>
-      <w:r>
-        <w:t>Use movable name cards and immutable number cards. Keep quotations visible on text cards and show source beside output. Offer an oral trace but record assistance. Extension: explain why a type-correct number such as -3 is not acceptable as the number of seats.</w:t>
+      <w:pPr>
+        <w:spacing w:line="336" w:lineRule="auto" w:after="180"/>
+      </w:pPr>
+      <w:r>
+        <w:rPr>
+          <w:b w:val="0"/>
+        </w:rPr>
+        <w:t xml:space="preserve">Use movable name cards and immutable number cards. Keep quotations visible on text cards and show source beside </w:t>
+      </w:r>
+      <w:r>
+        <w:rPr>
+          <w:b/>
+        </w:rPr>
+        <w:t>output</w:t>
+      </w:r>
+      <w:r>
+        <w:rPr>
+          <w:b w:val="0"/>
+        </w:rPr>
+        <w:t>. Offer an oral trace but record assistance.</w:t>
       </w:r>
     </w:p>
     <w:p>
       <w:pPr>
-        <w:pStyle w:val="Heading3"/>
-      </w:pPr>
-      <w:r>
-        <w:t>Reduce help deliberately</w:t>
+        <w:spacing w:line="336" w:lineRule="auto" w:after="180"/>
+      </w:pPr>
+      <w:r>
+        <w:rPr>
+          <w:b w:val="0"/>
+        </w:rPr>
+        <w:t xml:space="preserve">Extension: explain why a </w:t>
+      </w:r>
+      <w:r>
+        <w:rPr>
+          <w:b/>
+        </w:rPr>
+        <w:t>type</w:t>
+      </w:r>
+      <w:r>
+        <w:rPr>
+          <w:b w:val="0"/>
+        </w:rPr>
+        <w:t>-correct number such as -3 is not acceptable as the number of seats.</w:t>
       </w:r>
     </w:p>
     <w:p>
-      <w:r>
-        <w:t>Completion task: Trace the five-line count and saved program. Record both printed outputs, then predict the result of assigning saved = count after the change. Check with a run or label a paper trace.</w:t>
+      <w:pPr>
+        <w:pStyle w:val="Heading3"/>
+      </w:pPr>
+      <w:r>
+        <w:t>Reduce help deliberately</w:t>
       </w:r>
     </w:p>
     <w:p>
-      <w:r>
-        <w:t>Teacher check: Original outputs 10 then 8. After the new assignment, saved becomes 10. Keep actual observations separate. Reading an integer value earlier does not create a live link to another name.</w:t>
+      <w:pPr>
+        <w:pStyle w:val="Heading3"/>
+      </w:pPr>
+      <w:r>
+        <w:t>Completion practice</w:t>
       </w:r>
     </w:p>
     <w:p>
-      <w:r>
-        <w:t>Start by identifying the given inputs together. Leave the intermediate steps blank. If needed, model one step, then withdraw that help on the next step. Move to a full trace only when the partial trace is understood. For partners, alternate explainer and checker; collect a response from every learner before discussion.</w:t>
+      <w:pPr>
+        <w:spacing w:line="336" w:lineRule="auto" w:after="180"/>
+        <w:shd w:fill="F5F1FB"/>
+      </w:pPr>
+      <w:r>
+        <w:rPr>
+          <w:b w:val="0"/>
+        </w:rPr>
+        <w:t xml:space="preserve">Completion task: Trace the five-line count and saved program. Record both printed </w:t>
+      </w:r>
+      <w:r>
+        <w:rPr>
+          <w:b/>
+        </w:rPr>
+        <w:t>output</w:t>
+      </w:r>
+      <w:r>
+        <w:rPr>
+          <w:b w:val="0"/>
+        </w:rPr>
+        <w:t>s, then predict the result of assigning saved = count after the change. Check with a run or label a paper trace.</w:t>
       </w:r>
     </w:p>
     <w:p>
@@ -1460,22 +2377,89 @@
         <w:pStyle w:val="Heading3"/>
       </w:pPr>
       <w:r>
-        <w:t>Individual reasoning check</w:t>
+        <w:t>Reasoning to listen for</w:t>
       </w:r>
     </w:p>
     <w:p>
-      <w:r>
-        <w:t>Use the worked case for Values variables and types. Proposed explanation: “Digits always mean a number”. Decide whether this explanation is supported. Point to the step or supplied fact that decides; explain your repair if needed.</w:t>
+      <w:pPr>
+        <w:spacing w:line="336" w:lineRule="auto" w:after="180"/>
+        <w:shd w:fill="F1F6FC"/>
+      </w:pPr>
+      <w:r>
+        <w:rPr>
+          <w:b w:val="0"/>
+        </w:rPr>
+        <w:t xml:space="preserve">Teacher check: Original </w:t>
+      </w:r>
+      <w:r>
+        <w:rPr>
+          <w:b/>
+        </w:rPr>
+        <w:t>output</w:t>
+      </w:r>
+      <w:r>
+        <w:rPr>
+          <w:b w:val="0"/>
+        </w:rPr>
+        <w:t xml:space="preserve">s 10 then 8. After the new assignment, saved becomes 10. Keep actual </w:t>
+      </w:r>
+      <w:r>
+        <w:rPr>
+          <w:b/>
+        </w:rPr>
+        <w:t>observation</w:t>
+      </w:r>
+      <w:r>
+        <w:rPr>
+          <w:b w:val="0"/>
+        </w:rPr>
+        <w:t xml:space="preserve">s separate. Reading an integer </w:t>
+      </w:r>
+      <w:r>
+        <w:rPr>
+          <w:b/>
+        </w:rPr>
+        <w:t>value</w:t>
+      </w:r>
+      <w:r>
+        <w:rPr>
+          <w:b w:val="0"/>
+        </w:rPr>
+        <w:t xml:space="preserve"> earlier does not create a live link to another name.</w:t>
       </w:r>
     </w:p>
     <w:p>
-      <w:r>
-        <w:t>Expected correction: Quotes make a string, even when every character is a digit.</w:t>
+      <w:pPr>
+        <w:spacing w:line="336" w:lineRule="auto" w:after="180"/>
+      </w:pPr>
+      <w:r>
+        <w:rPr>
+          <w:b w:val="0"/>
+        </w:rPr>
+        <w:t xml:space="preserve">Start by identifying the given </w:t>
+      </w:r>
+      <w:r>
+        <w:rPr>
+          <w:b/>
+        </w:rPr>
+        <w:t>input</w:t>
+      </w:r>
+      <w:r>
+        <w:rPr>
+          <w:b w:val="0"/>
+        </w:rPr>
+        <w:t>s together. Leave the intermediate steps blank. If needed, model one step, then withdraw that help on the next step. Move to a full trace only when the partial trace is understood.</w:t>
       </w:r>
     </w:p>
     <w:p>
-      <w:r>
-        <w:t>Collect explanations, not only yes/no votes. If a misunderstanding is common, re-model the relevant step for the class. If it affects a few learners, give a short targeted group explanation while others solve a more demanding variation.</w:t>
+      <w:pPr>
+        <w:spacing w:line="336" w:lineRule="auto" w:after="180"/>
+      </w:pPr>
+      <w:r>
+        <w:rPr>
+          <w:b w:val="0"/>
+        </w:rPr>
+        <w:t>For partners, alternate explainer and checker; collect a response from every learner before discussion.</w:t>
       </w:r>
     </w:p>
     <w:p>
@@ -1483,68 +2467,440 @@
         <w:pStyle w:val="Heading3"/>
       </w:pPr>
       <w:r>
-        <w:t>Pictorial practice question</w:t>
+        <w:t>Individual reasoning check</w:t>
       </w:r>
     </w:p>
     <w:p>
-      <w:r>
-        <w:t>Predict both print outputs and explain why they differ. Does count+tag work, and what happens to each valid output after count becomes ten?</w:t>
+      <w:pPr>
+        <w:spacing w:line="336" w:lineRule="auto" w:after="180"/>
+      </w:pPr>
+      <w:r>
+        <w:rPr>
+          <w:b w:val="0"/>
+        </w:rPr>
+        <w:t xml:space="preserve">Use the worked case for </w:t>
+      </w:r>
+      <w:r>
+        <w:rPr>
+          <w:b/>
+        </w:rPr>
+        <w:t>Value</w:t>
+      </w:r>
+      <w:r>
+        <w:rPr>
+          <w:b w:val="0"/>
+        </w:rPr>
+        <w:t xml:space="preserve">s </w:t>
+      </w:r>
+      <w:r>
+        <w:rPr>
+          <w:b/>
+        </w:rPr>
+        <w:t>variable</w:t>
+      </w:r>
+      <w:r>
+        <w:rPr>
+          <w:b w:val="0"/>
+        </w:rPr>
+        <w:t xml:space="preserve">s and </w:t>
+      </w:r>
+      <w:r>
+        <w:rPr>
+          <w:b/>
+        </w:rPr>
+        <w:t>type</w:t>
+      </w:r>
+      <w:r>
+        <w:rPr>
+          <w:b w:val="0"/>
+        </w:rPr>
+        <w:t>s. Proposed explanation: “Digits always mean a number”. Decide whether this explanation is supported.</w:t>
       </w:r>
     </w:p>
     <w:p>
       <w:pPr>
-        <w:pStyle w:val="Heading3"/>
-      </w:pPr>
-      <w:r>
-        <w:t>Reasoned teacher answer</w:t>
+        <w:spacing w:line="336" w:lineRule="auto" w:after="180"/>
+      </w:pPr>
+      <w:r>
+        <w:rPr>
+          <w:b w:val="0"/>
+        </w:rPr>
+        <w:t>Point to the step or supplied fact that decides; explain your repair if needed.</w:t>
       </w:r>
     </w:p>
     <w:p>
-      <w:r>
-        <w:t>The outputs are 10 and 82. The first adds integers; the second joins strings. count+tag raises TypeError. Changing count to 10 yields 12, while tag+"2" remains 82.</w:t>
+      <w:pPr>
+        <w:pStyle w:val="Heading3"/>
+      </w:pPr>
+      <w:r>
+        <w:t>Expected repair</w:t>
       </w:r>
     </w:p>
     <w:p>
-      <w:r>
-        <w:t>Changed-case reasoning: The two valid outputs become 12 and 82. Only the integer variable changes; the string still contains the character 8.</w:t>
+      <w:pPr>
+        <w:spacing w:line="336" w:lineRule="auto" w:after="180"/>
+        <w:shd w:fill="F1F6FC"/>
+      </w:pPr>
+      <w:r>
+        <w:rPr>
+          <w:b w:val="0"/>
+        </w:rPr>
+        <w:t xml:space="preserve">Expected correction: Quotes make a </w:t>
+      </w:r>
+      <w:r>
+        <w:rPr>
+          <w:b/>
+        </w:rPr>
+        <w:t>string</w:t>
+      </w:r>
+      <w:r>
+        <w:rPr>
+          <w:b w:val="0"/>
+        </w:rPr>
+        <w:t>, even when every character is a digit.</w:t>
       </w:r>
     </w:p>
     <w:p>
-      <w:r>
-        <w:t>Collect each learner’s explanation before discussion. Use the first missing connection between input, deciding step and result to choose support. This question is worked-case practice, not fresh mastery evidence.</w:t>
+      <w:pPr>
+        <w:spacing w:line="336" w:lineRule="auto" w:after="180"/>
+      </w:pPr>
+      <w:r>
+        <w:rPr>
+          <w:b w:val="0"/>
+        </w:rPr>
+        <w:t>Collect explanations, not only yes/no votes. If a misunderstanding is common, re-model the relevant step for the class.</w:t>
       </w:r>
     </w:p>
     <w:p>
       <w:pPr>
-        <w:pStyle w:val="Heading1"/>
-      </w:pPr>
-      <w:r>
-        <w:t>04. Run the investigation and diagnose misconceptions</w:t>
+        <w:spacing w:line="336" w:lineRule="auto" w:after="180"/>
+      </w:pPr>
+      <w:r>
+        <w:rPr>
+          <w:b w:val="0"/>
+        </w:rPr>
+        <w:t>If it affects a few learners, give a short targeted group explanation while others solve a more demanding variation.</w:t>
       </w:r>
     </w:p>
     <w:p>
-      <w:r>
-        <w:t>Digits always mean a number: Quotes make a string, even when every character is a digit.</w:t>
+      <w:pPr>
+        <w:pStyle w:val="Heading3"/>
+      </w:pPr>
+      <w:r>
+        <w:t>Pictorial practice question</w:t>
       </w:r>
     </w:p>
     <w:p>
-      <w:r>
-        <w:t>Changing one scalar name updates every earlier assignment: Trace the value bound at each assignment; no formula link is stored.</w:t>
+      <w:pPr>
+        <w:spacing w:line="336" w:lineRule="auto" w:after="180"/>
+        <w:shd w:fill="F5F1FB"/>
+      </w:pPr>
+      <w:r>
+        <w:rPr>
+          <w:b w:val="0"/>
+        </w:rPr>
+        <w:t xml:space="preserve">Predict both print </w:t>
+      </w:r>
+      <w:r>
+        <w:rPr>
+          <w:b/>
+        </w:rPr>
+        <w:t>output</w:t>
+      </w:r>
+      <w:r>
+        <w:rPr>
+          <w:b w:val="0"/>
+        </w:rPr>
+        <w:t xml:space="preserve">s and explain why they differ. Does count+tag work, and what happens to each valid </w:t>
+      </w:r>
+      <w:r>
+        <w:rPr>
+          <w:b/>
+        </w:rPr>
+        <w:t>output</w:t>
+      </w:r>
+      <w:r>
+        <w:rPr>
+          <w:b w:val="0"/>
+        </w:rPr>
+        <w:t xml:space="preserve"> after count becomes ten?</w:t>
       </w:r>
     </w:p>
     <w:p>
-      <w:r>
-        <w:t>The right type guarantees valid data: A negative integer can be an invalid object count.</w:t>
+      <w:pPr>
+        <w:pStyle w:val="Heading3"/>
+      </w:pPr>
+      <w:r>
+        <w:t>Reasoned teacher answer</w:t>
       </w:r>
     </w:p>
     <w:p>
-      <w:r>
-        <w:t>Lowercase false is Python’s Boolean false value: The literal is False; lowercase false is a name and is undefined in a fresh script.</w:t>
+      <w:pPr>
+        <w:spacing w:line="336" w:lineRule="auto" w:after="180"/>
+      </w:pPr>
+      <w:r>
+        <w:rPr>
+          <w:b w:val="0"/>
+        </w:rPr>
+        <w:t xml:space="preserve">The </w:t>
+      </w:r>
+      <w:r>
+        <w:rPr>
+          <w:b/>
+        </w:rPr>
+        <w:t>output</w:t>
+      </w:r>
+      <w:r>
+        <w:rPr>
+          <w:b w:val="0"/>
+        </w:rPr>
+        <w:t xml:space="preserve">s are 10 and 82. The first adds integers; the second joins </w:t>
+      </w:r>
+      <w:r>
+        <w:rPr>
+          <w:b/>
+        </w:rPr>
+        <w:t>string</w:t>
+      </w:r>
+      <w:r>
+        <w:rPr>
+          <w:b w:val="0"/>
+        </w:rPr>
+        <w:t xml:space="preserve">s. count+tag raises </w:t>
+      </w:r>
+      <w:r>
+        <w:rPr>
+          <w:b/>
+        </w:rPr>
+        <w:t>Type</w:t>
+      </w:r>
+      <w:r>
+        <w:rPr>
+          <w:b w:val="0"/>
+        </w:rPr>
+        <w:t>Error. Changing count to 10 yields 12, while tag+"2" remains 82.</w:t>
       </w:r>
     </w:p>
     <w:p>
-      <w:r>
-        <w:t>Use Section 9 for the evidence ledger. Add a boundary or missing-input case and record the expected response before checking. More successful repeats of one case do not establish wider coverage.</w:t>
+      <w:pPr>
+        <w:spacing w:line="336" w:lineRule="auto" w:after="180"/>
+      </w:pPr>
+      <w:r>
+        <w:rPr>
+          <w:b w:val="0"/>
+        </w:rPr>
+        <w:t xml:space="preserve">Changed-case reasoning: The two valid </w:t>
+      </w:r>
+      <w:r>
+        <w:rPr>
+          <w:b/>
+        </w:rPr>
+        <w:t>output</w:t>
+      </w:r>
+      <w:r>
+        <w:rPr>
+          <w:b w:val="0"/>
+        </w:rPr>
+        <w:t xml:space="preserve">s become 12 and 82. Only the integer </w:t>
+      </w:r>
+      <w:r>
+        <w:rPr>
+          <w:b/>
+        </w:rPr>
+        <w:t>variable</w:t>
+      </w:r>
+      <w:r>
+        <w:rPr>
+          <w:b w:val="0"/>
+        </w:rPr>
+        <w:t xml:space="preserve"> changes; the </w:t>
+      </w:r>
+      <w:r>
+        <w:rPr>
+          <w:b/>
+        </w:rPr>
+        <w:t>string</w:t>
+      </w:r>
+      <w:r>
+        <w:rPr>
+          <w:b w:val="0"/>
+        </w:rPr>
+        <w:t xml:space="preserve"> still contains the character 8.</w:t>
+      </w:r>
+    </w:p>
+    <w:p>
+      <w:pPr>
+        <w:spacing w:line="336" w:lineRule="auto" w:after="180"/>
+      </w:pPr>
+      <w:r>
+        <w:rPr>
+          <w:b w:val="0"/>
+        </w:rPr>
+        <w:t xml:space="preserve">Collect each learner’s explanation before discussion. Use the first missing connection between </w:t>
+      </w:r>
+      <w:r>
+        <w:rPr>
+          <w:b/>
+        </w:rPr>
+        <w:t>input</w:t>
+      </w:r>
+      <w:r>
+        <w:rPr>
+          <w:b w:val="0"/>
+        </w:rPr>
+        <w:t xml:space="preserve">, deciding step and result to choose support. This question is worked-case practice, not fresh mastery </w:t>
+      </w:r>
+      <w:r>
+        <w:rPr>
+          <w:b/>
+        </w:rPr>
+        <w:t>evidence</w:t>
+      </w:r>
+      <w:r>
+        <w:rPr>
+          <w:b w:val="0"/>
+        </w:rPr>
+        <w:t>.</w:t>
+      </w:r>
+    </w:p>
+    <w:p>
+      <w:pPr>
+        <w:pStyle w:val="Heading1"/>
+      </w:pPr>
+      <w:r>
+        <w:t>04. Run the investigation and diagnose misconceptions</w:t>
+      </w:r>
+    </w:p>
+    <w:p>
+      <w:r>
+        <w:t>Run the Values variables and types investigation and use the first unsupported step to choose a teaching response.</w:t>
+      </w:r>
+    </w:p>
+    <w:p>
+      <w:pPr>
+        <w:spacing w:line="336" w:lineRule="auto" w:after="180"/>
+      </w:pPr>
+      <w:r>
+        <w:rPr>
+          <w:b w:val="0"/>
+        </w:rPr>
+        <w:t xml:space="preserve">Digits always mean a number: Quotes make a </w:t>
+      </w:r>
+      <w:r>
+        <w:rPr>
+          <w:b/>
+        </w:rPr>
+        <w:t>string</w:t>
+      </w:r>
+      <w:r>
+        <w:rPr>
+          <w:b w:val="0"/>
+        </w:rPr>
+        <w:t>, even when every character is a digit.</w:t>
+      </w:r>
+    </w:p>
+    <w:p>
+      <w:pPr>
+        <w:spacing w:line="336" w:lineRule="auto" w:after="180"/>
+      </w:pPr>
+      <w:r>
+        <w:rPr>
+          <w:b w:val="0"/>
+        </w:rPr>
+        <w:t xml:space="preserve">Changing one scalar name updates every earlier assignment: Trace the </w:t>
+      </w:r>
+      <w:r>
+        <w:rPr>
+          <w:b/>
+        </w:rPr>
+        <w:t>value</w:t>
+      </w:r>
+      <w:r>
+        <w:rPr>
+          <w:b w:val="0"/>
+        </w:rPr>
+        <w:t xml:space="preserve"> bound at each assignment; no formula link is stored.</w:t>
+      </w:r>
+    </w:p>
+    <w:p>
+      <w:pPr>
+        <w:spacing w:line="336" w:lineRule="auto" w:after="180"/>
+      </w:pPr>
+      <w:r>
+        <w:rPr>
+          <w:b w:val="0"/>
+        </w:rPr>
+        <w:t xml:space="preserve">The right </w:t>
+      </w:r>
+      <w:r>
+        <w:rPr>
+          <w:b/>
+        </w:rPr>
+        <w:t>type</w:t>
+      </w:r>
+      <w:r>
+        <w:rPr>
+          <w:b w:val="0"/>
+        </w:rPr>
+        <w:t xml:space="preserve"> guarantees valid data: A negative integer can be an invalid object count.</w:t>
+      </w:r>
+    </w:p>
+    <w:p>
+      <w:pPr>
+        <w:spacing w:line="336" w:lineRule="auto" w:after="180"/>
+      </w:pPr>
+      <w:r>
+        <w:rPr>
+          <w:b w:val="0"/>
+        </w:rPr>
+        <w:t xml:space="preserve">Lowercase false is Python’s Boolean false </w:t>
+      </w:r>
+      <w:r>
+        <w:rPr>
+          <w:b/>
+        </w:rPr>
+        <w:t>value</w:t>
+      </w:r>
+      <w:r>
+        <w:rPr>
+          <w:b w:val="0"/>
+        </w:rPr>
+        <w:t>: The literal is False; lowercase false is a name and is undefined in a fresh script.</w:t>
+      </w:r>
+    </w:p>
+    <w:p>
+      <w:pPr>
+        <w:spacing w:line="336" w:lineRule="auto" w:after="180"/>
+      </w:pPr>
+      <w:r>
+        <w:rPr>
+          <w:b w:val="0"/>
+        </w:rPr>
+        <w:t xml:space="preserve">Use Section 9 for the </w:t>
+      </w:r>
+      <w:r>
+        <w:rPr>
+          <w:b/>
+        </w:rPr>
+        <w:t>evidence</w:t>
+      </w:r>
+      <w:r>
+        <w:rPr>
+          <w:b w:val="0"/>
+        </w:rPr>
+        <w:t xml:space="preserve"> ledger. Add a boundary or missing-</w:t>
+      </w:r>
+      <w:r>
+        <w:rPr>
+          <w:b/>
+        </w:rPr>
+        <w:t>input</w:t>
+      </w:r>
+      <w:r>
+        <w:rPr>
+          <w:b w:val="0"/>
+        </w:rPr>
+        <w:t xml:space="preserve"> case and record the expected response before checking. More successful repeats of one case do not establish wider coverage.</w:t>
       </w:r>
     </w:p>
     <w:p>
@@ -1702,29 +3058,38 @@
       </w:tr>
     </w:tbl>
     <w:p>
-      <w:r>
-        <w:t>Offer an oral explanation, drawing, enlarged visual or fewer examples when that removes a reading/writing barrier. Keep the same reasoning goal. Stretch secure learners by changing a boundary or assumption and asking them to defend the effect, not simply by assigning more of the same questions.</w:t>
+      <w:pPr>
+        <w:spacing w:line="336" w:lineRule="auto" w:after="180"/>
+      </w:pPr>
+      <w:r>
+        <w:rPr>
+          <w:b w:val="0"/>
+        </w:rPr>
+        <w:t>Offer an oral explanation, drawing, enlarged visual or fewer examples when that removes a reading/writing barrier. Keep the same reasoning goal.</w:t>
       </w:r>
     </w:p>
     <w:p>
       <w:pPr>
-        <w:pStyle w:val="Heading1"/>
-      </w:pPr>
-      <w:r>
-        <w:t>05. Assess and explain the answers</w:t>
+        <w:spacing w:line="336" w:lineRule="auto" w:after="180"/>
+      </w:pPr>
+      <w:r>
+        <w:rPr>
+          <w:b w:val="0"/>
+        </w:rPr>
+        <w:t>Stretch secure learners by changing a boundary or assumption and asking them to defend the effect, not simply by assigning more of the same questions.</w:t>
       </w:r>
     </w:p>
     <w:p>
       <w:pPr>
-        <w:pStyle w:val="Heading3"/>
-      </w:pPr>
-      <w:r>
-        <w:t>Guided and exit questions</w:t>
+        <w:pStyle w:val="Heading1"/>
+      </w:pPr>
+      <w:r>
+        <w:t>05. Assess and explain the answers</w:t>
       </w:r>
     </w:p>
     <w:p>
       <w:r>
-        <w:t>The new saved = count binds saved to the current 10, so print(saved) displays 10. Without that assignment it stays 8. Exit: turning "08" into 8 loses the leading zero; identifier addition has no defined meaning in the stated task. -3 is an integer but cannot be a nonnegative count.</w:t>
+        <w:t>Use the Values variables and types questions, teacher keys and criteria after the relevant attempts. Previously discussed cases are practice; protect the separately selected independent task.</w:t>
       </w:r>
     </w:p>
     <w:p>
@@ -1732,17 +3097,29 @@
         <w:pStyle w:val="Heading3"/>
       </w:pPr>
       <w:r>
-        <w:t>W1 Identify the value and its type</w:t>
+        <w:t>Guided and exit questions</w:t>
       </w:r>
     </w:p>
     <w:p>
-      <w:r>
-        <w:t>Classify 12, 1.5, "12", False and "False". Explain why the last two are different.</w:t>
+      <w:pPr>
+        <w:spacing w:line="336" w:lineRule="auto" w:after="180"/>
+      </w:pPr>
+      <w:r>
+        <w:rPr>
+          <w:b w:val="0"/>
+        </w:rPr>
+        <w:t>The new saved = count binds saved to the current 10, so print(saved) displays 10. Without that assignment it stays 8.</w:t>
       </w:r>
     </w:p>
     <w:p>
-      <w:r>
-        <w:t>12 is int; 1.5 is float; "12" is str; False is bool; "False" is str. Quotes mark text even when the characters spell a Boolean name.</w:t>
+      <w:pPr>
+        <w:spacing w:line="336" w:lineRule="auto" w:after="180"/>
+      </w:pPr>
+      <w:r>
+        <w:rPr>
+          <w:b w:val="0"/>
+        </w:rPr>
+        <w:t>Exit: turning "08" into 8 loses the leading zero; identifier addition has no defined meaning in the stated task. -3 is an integer but cannot be a nonnegative count.</w:t>
       </w:r>
     </w:p>
     <w:p>
@@ -1750,17 +3127,27 @@
         <w:pStyle w:val="Heading3"/>
       </w:pPr>
       <w:r>
-        <w:t>W2 Trace a saved value</w:t>
+        <w:t>W1 Identify the value and its type</w:t>
       </w:r>
     </w:p>
     <w:p>
-      <w:r>
-        <w:t>Trace the five-line count and saved program. Record both printed outputs, then predict the result of assigning saved = count after the change. Check with a run or label a paper trace.</w:t>
+      <w:pPr>
+        <w:pStyle w:val="Heading3"/>
+      </w:pPr>
+      <w:r>
+        <w:t>Workbook question · W1</w:t>
       </w:r>
     </w:p>
     <w:p>
-      <w:r>
-        <w:t>Original outputs 10 then 8. After the new assignment, saved becomes 10. Keep actual observations separate. Reading an integer value earlier does not create a live link to another name.</w:t>
+      <w:pPr>
+        <w:spacing w:line="336" w:lineRule="auto" w:after="180"/>
+        <w:shd w:fill="F5F1FB"/>
+      </w:pPr>
+      <w:r>
+        <w:rPr>
+          <w:b w:val="0"/>
+        </w:rPr>
+        <w:t>Classify 12, 1.5, "12", False and "False". Explain why the last two are different.</w:t>
       </w:r>
     </w:p>
     <w:p>
@@ -1768,17 +3155,27 @@
         <w:pStyle w:val="Heading3"/>
       </w:pPr>
       <w:r>
-        <w:t>W3 Diagnose the operation</w:t>
+        <w:t>Teacher reasoning · W1</w:t>
       </w:r>
     </w:p>
     <w:p>
-      <w:r>
-        <w:t>Predict 6 + 3, "6" + "3" and "6" * 3. Explain what happens for "6" + 3. Which expression counts six groups of three?</w:t>
+      <w:pPr>
+        <w:spacing w:line="336" w:lineRule="auto" w:after="180"/>
+        <w:shd w:fill="F1F6FC"/>
+      </w:pPr>
+      <w:r>
+        <w:rPr>
+          <w:b w:val="0"/>
+        </w:rPr>
+        <w:t>12 is int; 1.5 is float; "12" is str; False is bool; "False" is str. Quotes mark text even when the characters spell a Boolean name.</w:t>
       </w:r>
     </w:p>
     <w:p>
-      <w:r>
-        <w:t>9, text 63, text 666, and TypeError respectively. Six groups of three needs numeric multiplication 6 * 3, giving 18; none of the listed successful expressions calculates that total.</w:t>
+      <w:pPr>
+        <w:pStyle w:val="Heading3"/>
+      </w:pPr>
+      <w:r>
+        <w:t>W2 Trace a saved value</w:t>
       </w:r>
     </w:p>
     <w:p>
@@ -1786,61 +3183,467 @@
         <w:pStyle w:val="Heading3"/>
       </w:pPr>
       <w:r>
-        <w:t>W4 Trace a new pair of names independently</w:t>
+        <w:t>Workbook question · W2</w:t>
       </w:r>
     </w:p>
     <w:p>
-      <w:r>
-        <w:t>A fresh script runs seats = 12; booked = seats; seats = seats - 5; print(seats); print(booked), with each statement on a separate line. Predict both outputs. Then add booked = seats + 1 and print(booked). Explain the evaluation order and choose a type for a seat label "07".</w:t>
+      <w:pPr>
+        <w:spacing w:line="336" w:lineRule="auto" w:after="180"/>
+        <w:shd w:fill="F5F1FB"/>
+      </w:pPr>
+      <w:r>
+        <w:rPr>
+          <w:b w:val="0"/>
+        </w:rPr>
+        <w:t xml:space="preserve">Trace the five-line count and saved program. Record both printed </w:t>
+      </w:r>
+      <w:r>
+        <w:rPr>
+          <w:b/>
+        </w:rPr>
+        <w:t>output</w:t>
+      </w:r>
+      <w:r>
+        <w:rPr>
+          <w:b w:val="0"/>
+        </w:rPr>
+        <w:t>s, then predict the result of assigning saved = count after the change. Check with a run or label a paper trace.</w:t>
       </w:r>
     </w:p>
     <w:p>
-      <w:r>
-        <w:t>The outputs are 7 and 12, then 8 after the added assignment. The right side reads the current seats value 7 before binding booked to 8. The seat label remains str to preserve its leading zero.</w:t>
+      <w:pPr>
+        <w:pStyle w:val="Heading3"/>
+      </w:pPr>
+      <w:r>
+        <w:t>Teacher reasoning · W2</w:t>
       </w:r>
     </w:p>
     <w:p>
       <w:pPr>
-        <w:pStyle w:val="Heading3"/>
-      </w:pPr>
-      <w:r>
-        <w:t>W5 Separate type from validity</w:t>
+        <w:spacing w:line="336" w:lineRule="auto" w:after="180"/>
+        <w:shd w:fill="F1F6FC"/>
+      </w:pPr>
+      <w:r>
+        <w:rPr>
+          <w:b w:val="0"/>
+        </w:rPr>
+        <w:t xml:space="preserve">Original </w:t>
+      </w:r>
+      <w:r>
+        <w:rPr>
+          <w:b/>
+        </w:rPr>
+        <w:t>output</w:t>
+      </w:r>
+      <w:r>
+        <w:rPr>
+          <w:b w:val="0"/>
+        </w:rPr>
+        <w:t xml:space="preserve">s 10 then 8. After the new assignment, saved becomes 10. Keep actual </w:t>
+      </w:r>
+      <w:r>
+        <w:rPr>
+          <w:b/>
+        </w:rPr>
+        <w:t>observation</w:t>
+      </w:r>
+      <w:r>
+        <w:rPr>
+          <w:b w:val="0"/>
+        </w:rPr>
+        <w:t xml:space="preserve">s separate. Reading an integer </w:t>
+      </w:r>
+      <w:r>
+        <w:rPr>
+          <w:b/>
+        </w:rPr>
+        <w:t>value</w:t>
+      </w:r>
+      <w:r>
+        <w:rPr>
+          <w:b w:val="0"/>
+        </w:rPr>
+        <w:t xml:space="preserve"> earlier does not create a live link to another name.</w:t>
       </w:r>
     </w:p>
     <w:p>
-      <w:r>
-        <w:t>Give a suitable type for a counter count, a length of 2.5 metres, a shelf ID with a leading zero, and a yes-or-no availability flag. Give a count value with the right type that should still be rejected.</w:t>
+      <w:pPr>
+        <w:pStyle w:val="Heading3"/>
+      </w:pPr>
+      <w:r>
+        <w:t>W3 Diagnose the operation</w:t>
       </w:r>
     </w:p>
     <w:p>
-      <w:r>
-        <w:t>Use int, float, str and bool respectively. A negative integer such as -3 has type int but is invalid for a nonnegative physical count. Type checking and checking the task’s permitted values are different.</w:t>
+      <w:pPr>
+        <w:pStyle w:val="Heading3"/>
+      </w:pPr>
+      <w:r>
+        <w:t>Workbook question · W3</w:t>
       </w:r>
     </w:p>
     <w:p>
       <w:pPr>
-        <w:pStyle w:val="Heading3"/>
-      </w:pPr>
-      <w:r>
-        <w:t>Independent assessment and fresh retry</w:t>
+        <w:spacing w:line="336" w:lineRule="auto" w:after="180"/>
+        <w:shd w:fill="F5F1FB"/>
+      </w:pPr>
+      <w:r>
+        <w:rPr>
+          <w:b w:val="0"/>
+        </w:rPr>
+        <w:t>Predict 6 + 3, "6" + "3" and "6" * 3. Explain what happens for "6" + 3. Which expression counts six groups of three?</w:t>
       </w:r>
     </w:p>
     <w:p>
-      <w:r>
-        <w:t>W4 needs outputs 7, 12 and 8 with a right-side-first explanation and str for "07". After support, retry with stock = 9, spare = stock, stock = stock - 4: printing stock and spare gives 5 and 9; spare = stock + 2 then gives 7. Record independent reasoning before giving the retry.</w:t>
+      <w:pPr>
+        <w:pStyle w:val="Heading3"/>
+      </w:pPr>
+      <w:r>
+        <w:t>Teacher reasoning · W3</w:t>
       </w:r>
     </w:p>
     <w:p>
       <w:pPr>
-        <w:pStyle w:val="Heading3"/>
-      </w:pPr>
-      <w:r>
-        <w:t>Assess independent transfer</w:t>
+        <w:spacing w:line="336" w:lineRule="auto" w:after="180"/>
+        <w:shd w:fill="F1F6FC"/>
+      </w:pPr>
+      <w:r>
+        <w:rPr>
+          <w:b w:val="0"/>
+        </w:rPr>
+        <w:t xml:space="preserve">9, text 63, text 666, and </w:t>
+      </w:r>
+      <w:r>
+        <w:rPr>
+          <w:b/>
+        </w:rPr>
+        <w:t>Type</w:t>
+      </w:r>
+      <w:r>
+        <w:rPr>
+          <w:b w:val="0"/>
+        </w:rPr>
+        <w:t>Error respectively. Six groups of three needs numeric multiplication 6 * 3, giving 18; none of the listed successful expressions calculates that total.</w:t>
       </w:r>
     </w:p>
     <w:p>
-      <w:r>
-        <w:t>Selected case: Predict both output lines and explain why estimate stays unchanged when count is reassigned. Repeat the trace with initial count=0. Explain why note is text even though its printed characters look like a number.</w:t>
+      <w:pPr>
+        <w:pStyle w:val="Heading3"/>
+      </w:pPr>
+      <w:r>
+        <w:t>W4 Trace a new pair of names independently</w:t>
+      </w:r>
+    </w:p>
+    <w:p>
+      <w:pPr>
+        <w:pStyle w:val="Heading3"/>
+      </w:pPr>
+      <w:r>
+        <w:t>Workbook question · W4</w:t>
+      </w:r>
+    </w:p>
+    <w:p>
+      <w:pPr>
+        <w:spacing w:line="336" w:lineRule="auto" w:after="180"/>
+        <w:shd w:fill="F5F1FB"/>
+      </w:pPr>
+      <w:r>
+        <w:rPr>
+          <w:b w:val="0"/>
+        </w:rPr>
+        <w:t xml:space="preserve">A fresh script runs seats = 12; booked = seats; seats = seats - 5; print(seats); print(booked), with each statement on a separate line. Predict both </w:t>
+      </w:r>
+      <w:r>
+        <w:rPr>
+          <w:b/>
+        </w:rPr>
+        <w:t>output</w:t>
+      </w:r>
+      <w:r>
+        <w:rPr>
+          <w:b w:val="0"/>
+        </w:rPr>
+        <w:t>s. Then add booked = seats + 1 and print(booked).</w:t>
+      </w:r>
+    </w:p>
+    <w:p>
+      <w:pPr>
+        <w:spacing w:line="336" w:lineRule="auto" w:after="180"/>
+        <w:shd w:fill="F5F1FB"/>
+      </w:pPr>
+      <w:r>
+        <w:rPr>
+          <w:b w:val="0"/>
+        </w:rPr>
+        <w:t xml:space="preserve">Explain the evaluation order and choose a </w:t>
+      </w:r>
+      <w:r>
+        <w:rPr>
+          <w:b/>
+        </w:rPr>
+        <w:t>type</w:t>
+      </w:r>
+      <w:r>
+        <w:rPr>
+          <w:b w:val="0"/>
+        </w:rPr>
+        <w:t xml:space="preserve"> for a seat label "07".</w:t>
+      </w:r>
+    </w:p>
+    <w:p>
+      <w:pPr>
+        <w:pStyle w:val="Heading3"/>
+      </w:pPr>
+      <w:r>
+        <w:t>Teacher reasoning · W4</w:t>
+      </w:r>
+    </w:p>
+    <w:p>
+      <w:pPr>
+        <w:spacing w:line="336" w:lineRule="auto" w:after="180"/>
+        <w:shd w:fill="F1F6FC"/>
+      </w:pPr>
+      <w:r>
+        <w:rPr>
+          <w:b w:val="0"/>
+        </w:rPr>
+        <w:t xml:space="preserve">The </w:t>
+      </w:r>
+      <w:r>
+        <w:rPr>
+          <w:b/>
+        </w:rPr>
+        <w:t>output</w:t>
+      </w:r>
+      <w:r>
+        <w:rPr>
+          <w:b w:val="0"/>
+        </w:rPr>
+        <w:t xml:space="preserve">s are 7 and 12, then 8 after the added assignment. The right side reads the current seats </w:t>
+      </w:r>
+      <w:r>
+        <w:rPr>
+          <w:b/>
+        </w:rPr>
+        <w:t>value</w:t>
+      </w:r>
+      <w:r>
+        <w:rPr>
+          <w:b w:val="0"/>
+        </w:rPr>
+        <w:t xml:space="preserve"> 7 before binding booked to 8. The seat label remains str to preserve its leading zero.</w:t>
+      </w:r>
+    </w:p>
+    <w:p>
+      <w:pPr>
+        <w:pStyle w:val="Heading3"/>
+      </w:pPr>
+      <w:r>
+        <w:t>W5 Separate type from validity</w:t>
+      </w:r>
+    </w:p>
+    <w:p>
+      <w:pPr>
+        <w:pStyle w:val="Heading3"/>
+      </w:pPr>
+      <w:r>
+        <w:t>Workbook question · W5</w:t>
+      </w:r>
+    </w:p>
+    <w:p>
+      <w:pPr>
+        <w:spacing w:line="336" w:lineRule="auto" w:after="180"/>
+        <w:shd w:fill="F5F1FB"/>
+      </w:pPr>
+      <w:r>
+        <w:rPr>
+          <w:b w:val="0"/>
+        </w:rPr>
+        <w:t xml:space="preserve">Give a suitable </w:t>
+      </w:r>
+      <w:r>
+        <w:rPr>
+          <w:b/>
+        </w:rPr>
+        <w:t>type</w:t>
+      </w:r>
+      <w:r>
+        <w:rPr>
+          <w:b w:val="0"/>
+        </w:rPr>
+        <w:t xml:space="preserve"> for a counter count, a length of 2.5 metres, a shelf ID with a leading zero, and a yes-or-no availability flag. Give a count </w:t>
+      </w:r>
+      <w:r>
+        <w:rPr>
+          <w:b/>
+        </w:rPr>
+        <w:t>value</w:t>
+      </w:r>
+      <w:r>
+        <w:rPr>
+          <w:b w:val="0"/>
+        </w:rPr>
+        <w:t xml:space="preserve"> with the right </w:t>
+      </w:r>
+      <w:r>
+        <w:rPr>
+          <w:b/>
+        </w:rPr>
+        <w:t>type</w:t>
+      </w:r>
+      <w:r>
+        <w:rPr>
+          <w:b w:val="0"/>
+        </w:rPr>
+        <w:t xml:space="preserve"> that should still be rejected.</w:t>
+      </w:r>
+    </w:p>
+    <w:p>
+      <w:pPr>
+        <w:pStyle w:val="Heading3"/>
+      </w:pPr>
+      <w:r>
+        <w:t>Teacher reasoning · W5</w:t>
+      </w:r>
+    </w:p>
+    <w:p>
+      <w:pPr>
+        <w:spacing w:line="336" w:lineRule="auto" w:after="180"/>
+        <w:shd w:fill="F1F6FC"/>
+      </w:pPr>
+      <w:r>
+        <w:rPr>
+          <w:b w:val="0"/>
+        </w:rPr>
+        <w:t xml:space="preserve">Use int, float, str and bool respectively. A negative integer such as -3 has </w:t>
+      </w:r>
+      <w:r>
+        <w:rPr>
+          <w:b/>
+        </w:rPr>
+        <w:t>type</w:t>
+      </w:r>
+      <w:r>
+        <w:rPr>
+          <w:b w:val="0"/>
+        </w:rPr>
+        <w:t xml:space="preserve"> int but is invalid for a nonnegative physical count. </w:t>
+      </w:r>
+      <w:r>
+        <w:rPr>
+          <w:b/>
+        </w:rPr>
+        <w:t>Type</w:t>
+      </w:r>
+      <w:r>
+        <w:rPr>
+          <w:b w:val="0"/>
+        </w:rPr>
+        <w:t xml:space="preserve"> checking and checking the task’s permitted </w:t>
+      </w:r>
+      <w:r>
+        <w:rPr>
+          <w:b/>
+        </w:rPr>
+        <w:t>value</w:t>
+      </w:r>
+      <w:r>
+        <w:rPr>
+          <w:b w:val="0"/>
+        </w:rPr>
+        <w:t>s are different.</w:t>
+      </w:r>
+    </w:p>
+    <w:p>
+      <w:pPr>
+        <w:pStyle w:val="Heading3"/>
+      </w:pPr>
+      <w:r>
+        <w:t>Independent assessment and fresh retry</w:t>
+      </w:r>
+    </w:p>
+    <w:p>
+      <w:pPr>
+        <w:pStyle w:val="Heading3"/>
+      </w:pPr>
+      <w:r>
+        <w:t>Teacher key · Independent assessment and fresh retry</w:t>
+      </w:r>
+    </w:p>
+    <w:p>
+      <w:pPr>
+        <w:spacing w:line="336" w:lineRule="auto" w:after="180"/>
+        <w:shd w:fill="F1F6FC"/>
+      </w:pPr>
+      <w:r>
+        <w:rPr>
+          <w:b w:val="0"/>
+        </w:rPr>
+        <w:t xml:space="preserve">W4 needs </w:t>
+      </w:r>
+      <w:r>
+        <w:rPr>
+          <w:b/>
+        </w:rPr>
+        <w:t>output</w:t>
+      </w:r>
+      <w:r>
+        <w:rPr>
+          <w:b w:val="0"/>
+        </w:rPr>
+        <w:t>s 7, 12 and 8 with a right-side-first explanation and str for "07". After support, retry with stock = 9, spare = stock, stock = stock - 4: printing stock and spare gives 5 and 9; spare = stock + 2 then gives 7.</w:t>
+      </w:r>
+    </w:p>
+    <w:p>
+      <w:pPr>
+        <w:spacing w:line="336" w:lineRule="auto" w:after="180"/>
+        <w:shd w:fill="F1F6FC"/>
+      </w:pPr>
+      <w:r>
+        <w:rPr>
+          <w:b w:val="0"/>
+        </w:rPr>
+        <w:t>Record independent reasoning before giving the retry.</w:t>
+      </w:r>
+    </w:p>
+    <w:p>
+      <w:pPr>
+        <w:pStyle w:val="Heading3"/>
+      </w:pPr>
+      <w:r>
+        <w:t>Assess independent transfer</w:t>
+      </w:r>
+    </w:p>
+    <w:p>
+      <w:pPr>
+        <w:pStyle w:val="Heading3"/>
+      </w:pPr>
+      <w:r>
+        <w:t>Independent question · withhold the key</w:t>
+      </w:r>
+    </w:p>
+    <w:p>
+      <w:pPr>
+        <w:spacing w:line="336" w:lineRule="auto" w:after="180"/>
+        <w:shd w:fill="F5F1FB"/>
+      </w:pPr>
+      <w:r>
+        <w:rPr>
+          <w:b w:val="0"/>
+        </w:rPr>
+        <w:t xml:space="preserve">Selected case: Predict both </w:t>
+      </w:r>
+      <w:r>
+        <w:rPr>
+          <w:b/>
+        </w:rPr>
+        <w:t>output</w:t>
+      </w:r>
+      <w:r>
+        <w:rPr>
+          <w:b w:val="0"/>
+        </w:rPr>
+        <w:t xml:space="preserve"> lines and explain why estimate stays unchanged when count is reassigned. Repeat the trace with initial count=0. Explain why note is text even though its printed characters look like a number.</w:t>
       </w:r>
     </w:p>
     <w:p>
@@ -1874,8 +3677,83 @@
       </w:r>
     </w:p>
     <w:p>
-      <w:r>
-        <w:t>Original outputs: 7 4 2.0 True, then int str float bool. Estimate was calculated as 2.0 before reassignment; it is not a live formula. With initial count=0: 3 4 0.0 True, with the same types. Note is the quoted string "4", independent of the integer count.</w:t>
+      <w:pPr>
+        <w:pStyle w:val="Heading3"/>
+      </w:pPr>
+      <w:r>
+        <w:t>Teacher key · Selected case answer</w:t>
+      </w:r>
+    </w:p>
+    <w:p>
+      <w:pPr>
+        <w:spacing w:line="336" w:lineRule="auto" w:after="180"/>
+        <w:shd w:fill="F1F6FC"/>
+      </w:pPr>
+      <w:r>
+        <w:rPr>
+          <w:b w:val="0"/>
+        </w:rPr>
+        <w:t xml:space="preserve">Original </w:t>
+      </w:r>
+      <w:r>
+        <w:rPr>
+          <w:b/>
+        </w:rPr>
+        <w:t>output</w:t>
+      </w:r>
+      <w:r>
+        <w:rPr>
+          <w:b w:val="0"/>
+        </w:rPr>
+        <w:t xml:space="preserve">s: 7 4 2.0 True, then int str float bool. Estimate was calculated as 2.0 before </w:t>
+      </w:r>
+      <w:r>
+        <w:rPr>
+          <w:b/>
+        </w:rPr>
+        <w:t>reassignment</w:t>
+      </w:r>
+      <w:r>
+        <w:rPr>
+          <w:b w:val="0"/>
+        </w:rPr>
+        <w:t xml:space="preserve">; it is not a live formula. With initial count=0: 3 4 0.0 True, with the same </w:t>
+      </w:r>
+      <w:r>
+        <w:rPr>
+          <w:b/>
+        </w:rPr>
+        <w:t>type</w:t>
+      </w:r>
+      <w:r>
+        <w:rPr>
+          <w:b w:val="0"/>
+        </w:rPr>
+        <w:t>s.</w:t>
+      </w:r>
+    </w:p>
+    <w:p>
+      <w:pPr>
+        <w:spacing w:line="336" w:lineRule="auto" w:after="180"/>
+        <w:shd w:fill="F1F6FC"/>
+      </w:pPr>
+      <w:r>
+        <w:rPr>
+          <w:b w:val="0"/>
+        </w:rPr>
+        <w:t xml:space="preserve">Note is the quoted </w:t>
+      </w:r>
+      <w:r>
+        <w:rPr>
+          <w:b/>
+        </w:rPr>
+        <w:t>string</w:t>
+      </w:r>
+      <w:r>
+        <w:rPr>
+          <w:b w:val="0"/>
+        </w:rPr>
+        <w:t xml:space="preserve"> "4", independent of the integer count.</w:t>
       </w:r>
     </w:p>
     <w:tbl>
@@ -1981,67 +3859,328 @@
       </w:tr>
     </w:tbl>
     <w:p>
-      <w:r>
-        <w:t>Record each dimension as not yet, with support, or independent. Accept a valid alternative procedure with a defensible trace. Do not penalise an honestly recorded model failure if the learner correctly explains its evidence and limits.</w:t>
+      <w:pPr>
+        <w:pStyle w:val="Heading3"/>
+      </w:pPr>
+      <w:r>
+        <w:t>Teacher key · Selected case answer</w:t>
       </w:r>
     </w:p>
     <w:p>
       <w:pPr>
-        <w:pStyle w:val="Heading3"/>
-      </w:pPr>
-      <w:r>
-        <w:t>Feedback that the learner uses</w:t>
+        <w:spacing w:line="336" w:lineRule="auto" w:after="180"/>
+        <w:shd w:fill="F1F6FC"/>
+      </w:pPr>
+      <w:r>
+        <w:rPr>
+          <w:b w:val="0"/>
+        </w:rPr>
+        <w:t>Record each dimension as not yet, with support, or independent. Accept a valid alternative procedure with a defensible trace.</w:t>
       </w:r>
     </w:p>
     <w:p>
-      <w:r>
-        <w:t>Name the earliest unsupported step and give one action to repair it. Have the learner make that repair now and explain why. Then assess the relevant skill on a fresh, fully specified case. Confirm it was not previously practised with feedback; solve and check the new case before assigning it. A follow-up design prompt is a starting brief, not automatically an equivalent test.</w:t>
+      <w:pPr>
+        <w:spacing w:line="336" w:lineRule="auto" w:after="180"/>
+        <w:shd w:fill="F1F6FC"/>
+      </w:pPr>
+      <w:r>
+        <w:rPr>
+          <w:b w:val="0"/>
+        </w:rPr>
+        <w:t xml:space="preserve">Do not penalise an honestly recorded model failure if the learner correctly explains its </w:t>
+      </w:r>
+      <w:r>
+        <w:rPr>
+          <w:b/>
+        </w:rPr>
+        <w:t>evidence</w:t>
+      </w:r>
+      <w:r>
+        <w:rPr>
+          <w:b w:val="0"/>
+        </w:rPr>
+        <w:t xml:space="preserve"> and limits.</w:t>
       </w:r>
     </w:p>
     <w:p>
       <w:pPr>
-        <w:pStyle w:val="Heading1"/>
-      </w:pPr>
-      <w:r>
-        <w:t>06. Connect the project, support and next lesson</w:t>
+        <w:pStyle w:val="Heading3"/>
+      </w:pPr>
+      <w:r>
+        <w:t>Feedback that the learner uses</w:t>
       </w:r>
     </w:p>
     <w:p>
-      <w:r>
-        <w:t>Add a labelled values variables and types evidence sheet to Python readiness portfolio. Show how you can distinguish integer, floating-point, text and boolean values. Use the supplied fictional case and keep its inputs, intermediate steps, calculation or prediction, and limitation. Connect this record to last week’s record; a matching answer without a trace is insufficient.</w:t>
+      <w:pPr>
+        <w:spacing w:line="336" w:lineRule="auto" w:after="180"/>
+      </w:pPr>
+      <w:r>
+        <w:rPr>
+          <w:b w:val="0"/>
+        </w:rPr>
+        <w:t>Name the earliest unsupported step and give one action to repair it. Have the learner make that repair now and explain why. Then assess the relevant skill on a fresh, fully specified case.</w:t>
       </w:r>
     </w:p>
     <w:p>
-      <w:r>
-        <w:t>Use movable name cards and immutable number cards. Keep quotations visible on text cards and show source beside output. Offer an oral trace but record assistance. Extension: explain why a type-correct number such as -3 is not acceptable as the number of seats.</w:t>
+      <w:pPr>
+        <w:spacing w:line="336" w:lineRule="auto" w:after="180"/>
+      </w:pPr>
+      <w:r>
+        <w:rPr>
+          <w:b w:val="0"/>
+        </w:rPr>
+        <w:t>Confirm it was not previously practised with feedback; solve and check the new case before assigning it. A follow-up design prompt is a starting brief, not automatically an equivalent test.</w:t>
       </w:r>
     </w:p>
     <w:p>
-      <w:r>
-        <w:t>Week 3 combines numeric values in expressions and uses parentheses to make grouping explicit.</w:t>
+      <w:pPr>
+        <w:pStyle w:val="Heading1"/>
+      </w:pPr>
+      <w:r>
+        <w:t>06. Connect the project, support and next lesson</w:t>
       </w:r>
     </w:p>
     <w:p>
       <w:r>
-        <w:t>Retain the project ledger and assess a changed case after support. Check the relevant prerequisite before carrying this component forward.</w:t>
+        <w:t>Connect Values variables and types to Python readiness portfolio, adapt support and plan a later changed-case check.</w:t>
       </w:r>
     </w:p>
     <w:p>
       <w:pPr>
-        <w:pStyle w:val="Heading3"/>
-      </w:pPr>
-      <w:r>
-        <w:t>Plan the delayed return</w:t>
+        <w:spacing w:line="336" w:lineRule="auto" w:after="180"/>
+      </w:pPr>
+      <w:r>
+        <w:rPr>
+          <w:b w:val="0"/>
+        </w:rPr>
+        <w:t xml:space="preserve">Add a labelled </w:t>
+      </w:r>
+      <w:r>
+        <w:rPr>
+          <w:b/>
+        </w:rPr>
+        <w:t>value</w:t>
+      </w:r>
+      <w:r>
+        <w:rPr>
+          <w:b w:val="0"/>
+        </w:rPr>
+        <w:t xml:space="preserve">s </w:t>
+      </w:r>
+      <w:r>
+        <w:rPr>
+          <w:b/>
+        </w:rPr>
+        <w:t>variable</w:t>
+      </w:r>
+      <w:r>
+        <w:rPr>
+          <w:b w:val="0"/>
+        </w:rPr>
+        <w:t xml:space="preserve">s and </w:t>
+      </w:r>
+      <w:r>
+        <w:rPr>
+          <w:b/>
+        </w:rPr>
+        <w:t>type</w:t>
+      </w:r>
+      <w:r>
+        <w:rPr>
+          <w:b w:val="0"/>
+        </w:rPr>
+        <w:t xml:space="preserve">s </w:t>
+      </w:r>
+      <w:r>
+        <w:rPr>
+          <w:b/>
+        </w:rPr>
+        <w:t>evidence</w:t>
+      </w:r>
+      <w:r>
+        <w:rPr>
+          <w:b w:val="0"/>
+        </w:rPr>
+        <w:t xml:space="preserve"> sheet to Python readiness portfolio. Show how you can distinguish integer, floating-point, text and boolean </w:t>
+      </w:r>
+      <w:r>
+        <w:rPr>
+          <w:b/>
+        </w:rPr>
+        <w:t>value</w:t>
+      </w:r>
+      <w:r>
+        <w:rPr>
+          <w:b w:val="0"/>
+        </w:rPr>
+        <w:t>s.</w:t>
       </w:r>
     </w:p>
     <w:p>
-      <w:r>
-        <w:t>Suggested return points in this level: python-bridge/3, python-bridge/5, python-bridge/8. Use actual classroom dates, adjusting for holidays and gaps. One, three and six teaching weeks are scheduling choices, not a claimed optimal spacing.</w:t>
+      <w:pPr>
+        <w:spacing w:line="336" w:lineRule="auto" w:after="180"/>
+      </w:pPr>
+      <w:r>
+        <w:rPr>
+          <w:b w:val="0"/>
+        </w:rPr>
+        <w:t xml:space="preserve">Use the supplied fictional case and keep its </w:t>
+      </w:r>
+      <w:r>
+        <w:rPr>
+          <w:b/>
+        </w:rPr>
+        <w:t>input</w:t>
+      </w:r>
+      <w:r>
+        <w:rPr>
+          <w:b w:val="0"/>
+        </w:rPr>
+        <w:t xml:space="preserve">s, intermediate steps, calculation or </w:t>
+      </w:r>
+      <w:r>
+        <w:rPr>
+          <w:b/>
+        </w:rPr>
+        <w:t>prediction</w:t>
+      </w:r>
+      <w:r>
+        <w:rPr>
+          <w:b w:val="0"/>
+        </w:rPr>
+        <w:t>, and limitation. Connect this record to last week’s record; a matching answer without a trace is insufficient.</w:t>
       </w:r>
     </w:p>
     <w:p>
-      <w:r>
-        <w:t>At a delayed check, ask for the idea from memory and a changed application. Compare with the earlier independent response and record support used. For a new level, revisit the previous capstone before checking the new prerequisites.</w:t>
+      <w:pPr>
+        <w:spacing w:line="336" w:lineRule="auto" w:after="180"/>
+      </w:pPr>
+      <w:r>
+        <w:rPr>
+          <w:b w:val="0"/>
+        </w:rPr>
+        <w:t xml:space="preserve">Use movable name cards and immutable number cards. Keep quotations visible on text cards and show source beside </w:t>
+      </w:r>
+      <w:r>
+        <w:rPr>
+          <w:b/>
+        </w:rPr>
+        <w:t>output</w:t>
+      </w:r>
+      <w:r>
+        <w:rPr>
+          <w:b w:val="0"/>
+        </w:rPr>
+        <w:t>. Offer an oral trace but record assistance.</w:t>
+      </w:r>
+    </w:p>
+    <w:p>
+      <w:pPr>
+        <w:spacing w:line="336" w:lineRule="auto" w:after="180"/>
+      </w:pPr>
+      <w:r>
+        <w:rPr>
+          <w:b w:val="0"/>
+        </w:rPr>
+        <w:t xml:space="preserve">Extension: explain why a </w:t>
+      </w:r>
+      <w:r>
+        <w:rPr>
+          <w:b/>
+        </w:rPr>
+        <w:t>type</w:t>
+      </w:r>
+      <w:r>
+        <w:rPr>
+          <w:b w:val="0"/>
+        </w:rPr>
+        <w:t>-correct number such as -3 is not acceptable as the number of seats.</w:t>
+      </w:r>
+    </w:p>
+    <w:p>
+      <w:pPr>
+        <w:spacing w:line="336" w:lineRule="auto" w:after="180"/>
+      </w:pPr>
+      <w:r>
+        <w:rPr>
+          <w:b w:val="0"/>
+        </w:rPr>
+        <w:t xml:space="preserve">Week 3 combines numeric </w:t>
+      </w:r>
+      <w:r>
+        <w:rPr>
+          <w:b/>
+        </w:rPr>
+        <w:t>value</w:t>
+      </w:r>
+      <w:r>
+        <w:rPr>
+          <w:b w:val="0"/>
+        </w:rPr>
+        <w:t>s in expressions and uses parentheses to make grouping explicit.</w:t>
+      </w:r>
+    </w:p>
+    <w:p>
+      <w:pPr>
+        <w:spacing w:line="336" w:lineRule="auto" w:after="180"/>
+      </w:pPr>
+      <w:r>
+        <w:rPr>
+          <w:b w:val="0"/>
+        </w:rPr>
+        <w:t>Retain the project ledger and assess a changed case after support. Check the relevant prerequisite before carrying this component forward.</w:t>
+      </w:r>
+    </w:p>
+    <w:p>
+      <w:pPr>
+        <w:pStyle w:val="Heading3"/>
+      </w:pPr>
+      <w:r>
+        <w:t>Plan the delayed return</w:t>
+      </w:r>
+    </w:p>
+    <w:p>
+      <w:pPr>
+        <w:spacing w:line="336" w:lineRule="auto" w:after="180"/>
+      </w:pPr>
+      <w:r>
+        <w:rPr>
+          <w:b w:val="0"/>
+        </w:rPr>
+        <w:t>Suggested return points in this level: python-bridge/3, python-bridge/5, python-bridge/8. Use actual classroom dates, adjusting for holidays and gaps.</w:t>
+      </w:r>
+    </w:p>
+    <w:p>
+      <w:pPr>
+        <w:spacing w:line="336" w:lineRule="auto" w:after="180"/>
+      </w:pPr>
+      <w:r>
+        <w:rPr>
+          <w:b w:val="0"/>
+        </w:rPr>
+        <w:t>One, three and six teaching weeks are scheduling choices, not a claimed optimal spacing.</w:t>
+      </w:r>
+    </w:p>
+    <w:p>
+      <w:pPr>
+        <w:spacing w:line="336" w:lineRule="auto" w:after="180"/>
+      </w:pPr>
+      <w:r>
+        <w:rPr>
+          <w:b w:val="0"/>
+        </w:rPr>
+        <w:t>At a delayed check, ask for the idea from memory and a changed application. Compare with the earlier independent response and record support used.</w:t>
+      </w:r>
+    </w:p>
+    <w:p>
+      <w:pPr>
+        <w:spacing w:line="336" w:lineRule="auto" w:after="180"/>
+      </w:pPr>
+      <w:r>
+        <w:rPr>
+          <w:b w:val="0"/>
+        </w:rPr>
+        <w:t>For a new level, revisit the previous capstone before checking the new prerequisites.</w:t>
       </w:r>
     </w:p>
     <w:tbl>
@@ -2201,8 +4340,26 @@
       </w:tr>
     </w:tbl>
     <w:p>
-      <w:r>
-        <w:t>Use the evidence to choose reteaching or the next step. A completed page, confidence rating or attractive project does not by itself demonstrate understanding.</w:t>
+      <w:pPr>
+        <w:spacing w:line="336" w:lineRule="auto" w:after="180"/>
+      </w:pPr>
+      <w:r>
+        <w:rPr>
+          <w:b w:val="0"/>
+        </w:rPr>
+        <w:t xml:space="preserve">Use the </w:t>
+      </w:r>
+      <w:r>
+        <w:rPr>
+          <w:b/>
+        </w:rPr>
+        <w:t>evidence</w:t>
+      </w:r>
+      <w:r>
+        <w:rPr>
+          <w:b w:val="0"/>
+        </w:rPr>
+        <w:t xml:space="preserve"> to choose reteaching or the next step. A completed page, confidence rating or attractive project does not by itself demonstrate understanding.</w:t>
       </w:r>
     </w:p>
     <w:p>
@@ -2214,8 +4371,50 @@
       </w:r>
     </w:p>
     <w:p>
-      <w:r>
-        <w:t>For Python readiness before the Responsible Plant Classifier, retain a trace of the values, the predicted outputs and the changed-case explanation. Use actual Python 3 results to check the prediction after reasoning first.</w:t>
+      <w:pPr>
+        <w:spacing w:line="336" w:lineRule="auto" w:after="180"/>
+      </w:pPr>
+      <w:r>
+        <w:rPr>
+          <w:b w:val="0"/>
+        </w:rPr>
+        <w:t xml:space="preserve">For Python readiness before the Responsible Plant Classifier, retain a trace of the </w:t>
+      </w:r>
+      <w:r>
+        <w:rPr>
+          <w:b/>
+        </w:rPr>
+        <w:t>value</w:t>
+      </w:r>
+      <w:r>
+        <w:rPr>
+          <w:b w:val="0"/>
+        </w:rPr>
+        <w:t xml:space="preserve">s, the predicted </w:t>
+      </w:r>
+      <w:r>
+        <w:rPr>
+          <w:b/>
+        </w:rPr>
+        <w:t>output</w:t>
+      </w:r>
+      <w:r>
+        <w:rPr>
+          <w:b w:val="0"/>
+        </w:rPr>
+        <w:t xml:space="preserve">s and the changed-case explanation. Use actual Python 3 results to check the </w:t>
+      </w:r>
+      <w:r>
+        <w:rPr>
+          <w:b/>
+        </w:rPr>
+        <w:t>prediction</w:t>
+      </w:r>
+      <w:r>
+        <w:rPr>
+          <w:b w:val="0"/>
+        </w:rPr>
+        <w:t xml:space="preserve"> after reasoning first.</w:t>
       </w:r>
     </w:p>
     <w:p>
@@ -2228,12 +4427,62 @@
     </w:p>
     <w:p>
       <w:r>
-        <w:t>Teaching target: Distinguish integer, floating-point, text and Boolean values</w:t>
+        <w:t>Use this preparation summary alongside the detailed Values variables and types lesson; it is a checklist rather than a replacement for the full sequence.</w:t>
       </w:r>
     </w:p>
     <w:p>
-      <w:r>
-        <w:t>Prepare the labelled worked-case picture, the matching workbook, fictional input cards and a place for individual responses. Check a local Python 3 environment before class; have a paper-trace version ready.</w:t>
+      <w:pPr>
+        <w:pStyle w:val="Heading3"/>
+      </w:pPr>
+      <w:r>
+        <w:t>Teaching target</w:t>
+      </w:r>
+    </w:p>
+    <w:p>
+      <w:pPr>
+        <w:spacing w:line="336" w:lineRule="auto" w:after="180"/>
+        <w:shd w:fill="EDF7F3"/>
+      </w:pPr>
+      <w:r>
+        <w:rPr>
+          <w:b w:val="0"/>
+        </w:rPr>
+        <w:t xml:space="preserve">Teaching target: Distinguish integer, floating-point, text and Boolean </w:t>
+      </w:r>
+      <w:r>
+        <w:rPr>
+          <w:b/>
+        </w:rPr>
+        <w:t>value</w:t>
+      </w:r>
+      <w:r>
+        <w:rPr>
+          <w:b w:val="0"/>
+        </w:rPr>
+        <w:t>s</w:t>
+      </w:r>
+    </w:p>
+    <w:p>
+      <w:pPr>
+        <w:spacing w:line="336" w:lineRule="auto" w:after="180"/>
+      </w:pPr>
+      <w:r>
+        <w:rPr>
+          <w:b w:val="0"/>
+        </w:rPr>
+        <w:t xml:space="preserve">Prepare the labelled worked-case picture, the matching workbook, fictional </w:t>
+      </w:r>
+      <w:r>
+        <w:rPr>
+          <w:b/>
+        </w:rPr>
+        <w:t>input</w:t>
+      </w:r>
+      <w:r>
+        <w:rPr>
+          <w:b w:val="0"/>
+        </w:rPr>
+        <w:t xml:space="preserve"> cards and a place for individual responses. Check a local Python 3 environment before class; have a paper-trace version ready.</w:t>
       </w:r>
     </w:p>
     <w:tbl>
@@ -2380,37 +4629,314 @@
       </w:tr>
     </w:tbl>
     <w:p>
-      <w:r>
-        <w:t>Before class, solve the supported practice: Trace the five-line count and saved program. Record both printed outputs, then predict the result of assigning saved = count after the change. Check with a run or label a paper trace.</w:t>
+      <w:pPr>
+        <w:spacing w:line="336" w:lineRule="auto" w:after="180"/>
+      </w:pPr>
+      <w:r>
+        <w:rPr>
+          <w:b w:val="0"/>
+        </w:rPr>
+        <w:t xml:space="preserve">Before class, solve the supported practice: Trace the five-line count and saved program. Record both printed </w:t>
+      </w:r>
+      <w:r>
+        <w:rPr>
+          <w:b/>
+        </w:rPr>
+        <w:t>output</w:t>
+      </w:r>
+      <w:r>
+        <w:rPr>
+          <w:b w:val="0"/>
+        </w:rPr>
+        <w:t>s, then predict the result of assigning saved = count after the change.</w:t>
       </w:r>
     </w:p>
     <w:p>
-      <w:r>
-        <w:t>Reasoned practice answer: Original outputs 10 then 8. After the new assignment, saved becomes 10. Keep actual observations separate. Reading an integer value earlier does not create a live link to another name.</w:t>
+      <w:pPr>
+        <w:spacing w:line="336" w:lineRule="auto" w:after="180"/>
+      </w:pPr>
+      <w:r>
+        <w:rPr>
+          <w:b w:val="0"/>
+        </w:rPr>
+        <w:t>Check with a run or label a paper trace.</w:t>
       </w:r>
     </w:p>
     <w:p>
-      <w:r>
-        <w:t>Check every learner before discussion: Use the worked case for Values variables and types. Proposed explanation: “Digits always mean a number”. Decide whether this explanation is supported. Point to the step or supplied fact that decides; explain your repair if needed.</w:t>
+      <w:pPr>
+        <w:pStyle w:val="Heading3"/>
+      </w:pPr>
+      <w:r>
+        <w:t>Supported practice answer</w:t>
       </w:r>
     </w:p>
     <w:p>
-      <w:r>
-        <w:t>Misconception repair: Quotes make a string, even when every character is a digit.</w:t>
+      <w:pPr>
+        <w:spacing w:line="336" w:lineRule="auto" w:after="180"/>
+        <w:shd w:fill="F1F6FC"/>
+      </w:pPr>
+      <w:r>
+        <w:rPr>
+          <w:b w:val="0"/>
+        </w:rPr>
+        <w:t xml:space="preserve">Reasoned practice answer: Original </w:t>
+      </w:r>
+      <w:r>
+        <w:rPr>
+          <w:b/>
+        </w:rPr>
+        <w:t>output</w:t>
+      </w:r>
+      <w:r>
+        <w:rPr>
+          <w:b w:val="0"/>
+        </w:rPr>
+        <w:t xml:space="preserve">s 10 then 8. After the new assignment, saved becomes 10. Keep actual </w:t>
+      </w:r>
+      <w:r>
+        <w:rPr>
+          <w:b/>
+        </w:rPr>
+        <w:t>observation</w:t>
+      </w:r>
+      <w:r>
+        <w:rPr>
+          <w:b w:val="0"/>
+        </w:rPr>
+        <w:t xml:space="preserve">s separate. Reading an integer </w:t>
+      </w:r>
+      <w:r>
+        <w:rPr>
+          <w:b/>
+        </w:rPr>
+        <w:t>value</w:t>
+      </w:r>
+      <w:r>
+        <w:rPr>
+          <w:b w:val="0"/>
+        </w:rPr>
+        <w:t xml:space="preserve"> earlier does not create a live link to another name.</w:t>
       </w:r>
     </w:p>
     <w:p>
-      <w:r>
-        <w:t>Support: read the exact case aloud, enlarge the labelled picture, supply input cards and model only the first deciding step. Accept a spoken explanation or drawing; retain the reasoning goal.</w:t>
+      <w:pPr>
+        <w:spacing w:line="336" w:lineRule="auto" w:after="180"/>
+      </w:pPr>
+      <w:r>
+        <w:rPr>
+          <w:b w:val="0"/>
+        </w:rPr>
+        <w:t xml:space="preserve">Check every learner before discussion: Use the worked case for </w:t>
+      </w:r>
+      <w:r>
+        <w:rPr>
+          <w:b/>
+        </w:rPr>
+        <w:t>Value</w:t>
+      </w:r>
+      <w:r>
+        <w:rPr>
+          <w:b w:val="0"/>
+        </w:rPr>
+        <w:t xml:space="preserve">s </w:t>
+      </w:r>
+      <w:r>
+        <w:rPr>
+          <w:b/>
+        </w:rPr>
+        <w:t>variable</w:t>
+      </w:r>
+      <w:r>
+        <w:rPr>
+          <w:b w:val="0"/>
+        </w:rPr>
+        <w:t xml:space="preserve">s and </w:t>
+      </w:r>
+      <w:r>
+        <w:rPr>
+          <w:b/>
+        </w:rPr>
+        <w:t>type</w:t>
+      </w:r>
+      <w:r>
+        <w:rPr>
+          <w:b w:val="0"/>
+        </w:rPr>
+        <w:t>s. Proposed explanation: “Digits always mean a number”. Decide whether this explanation is supported.</w:t>
       </w:r>
     </w:p>
     <w:p>
-      <w:r>
-        <w:t>Extension: Change count to 10, leaving tag unchanged. Require a prediction and a reason before comparing. Expected result: The two valid outputs become 12 and 82. Reason: Only the integer variable changes; the string still contains the character 8.</w:t>
+      <w:pPr>
+        <w:spacing w:line="336" w:lineRule="auto" w:after="180"/>
+      </w:pPr>
+      <w:r>
+        <w:rPr>
+          <w:b w:val="0"/>
+        </w:rPr>
+        <w:t>Point to the step or supplied fact that decides; explain your repair if needed.</w:t>
       </w:r>
     </w:p>
     <w:p>
-      <w:r>
+      <w:pPr>
+        <w:pStyle w:val="Heading3"/>
+      </w:pPr>
+      <w:r>
+        <w:t>Repair the misconception</w:t>
+      </w:r>
+    </w:p>
+    <w:p>
+      <w:pPr>
+        <w:spacing w:line="336" w:lineRule="auto" w:after="180"/>
+        <w:shd w:fill="FFF5E6"/>
+      </w:pPr>
+      <w:r>
+        <w:rPr>
+          <w:b w:val="0"/>
+        </w:rPr>
+        <w:t xml:space="preserve">Misconception repair: Quotes make a </w:t>
+      </w:r>
+      <w:r>
+        <w:rPr>
+          <w:b/>
+        </w:rPr>
+        <w:t>string</w:t>
+      </w:r>
+      <w:r>
+        <w:rPr>
+          <w:b w:val="0"/>
+        </w:rPr>
+        <w:t>, even when every character is a digit.</w:t>
+      </w:r>
+    </w:p>
+    <w:p>
+      <w:pPr>
+        <w:pStyle w:val="Heading3"/>
+      </w:pPr>
+      <w:r>
+        <w:t>Support without giving away the answer</w:t>
+      </w:r>
+    </w:p>
+    <w:p>
+      <w:pPr>
+        <w:spacing w:line="336" w:lineRule="auto" w:after="180"/>
+        <w:shd w:fill="F1F6F8"/>
+      </w:pPr>
+      <w:r>
+        <w:rPr>
+          <w:b w:val="0"/>
+        </w:rPr>
+        <w:t xml:space="preserve">Support: read the exact case aloud, enlarge the labelled picture, supply </w:t>
+      </w:r>
+      <w:r>
+        <w:rPr>
+          <w:b/>
+        </w:rPr>
+        <w:t>input</w:t>
+      </w:r>
+      <w:r>
+        <w:rPr>
+          <w:b w:val="0"/>
+        </w:rPr>
+        <w:t xml:space="preserve"> cards and model only the first deciding step. Accept a spoken explanation or drawing; retain the reasoning goal.</w:t>
+      </w:r>
+    </w:p>
+    <w:p>
+      <w:pPr>
+        <w:pStyle w:val="Heading3"/>
+      </w:pPr>
+      <w:r>
+        <w:t>Extend the reasoning</w:t>
+      </w:r>
+    </w:p>
+    <w:p>
+      <w:pPr>
+        <w:spacing w:line="336" w:lineRule="auto" w:after="180"/>
+        <w:shd w:fill="F5F1FB"/>
+      </w:pPr>
+      <w:r>
+        <w:rPr>
+          <w:b w:val="0"/>
+        </w:rPr>
+        <w:t xml:space="preserve">Extension: Change count to 10, leaving tag unchanged. Require a </w:t>
+      </w:r>
+      <w:r>
+        <w:rPr>
+          <w:b/>
+        </w:rPr>
+        <w:t>prediction</w:t>
+      </w:r>
+      <w:r>
+        <w:rPr>
+          <w:b w:val="0"/>
+        </w:rPr>
+        <w:t xml:space="preserve"> and a reason before comparing. Expected result: The two valid </w:t>
+      </w:r>
+      <w:r>
+        <w:rPr>
+          <w:b/>
+        </w:rPr>
+        <w:t>output</w:t>
+      </w:r>
+      <w:r>
+        <w:rPr>
+          <w:b w:val="0"/>
+        </w:rPr>
+        <w:t>s become 12 and 82.</w:t>
+      </w:r>
+    </w:p>
+    <w:p>
+      <w:pPr>
+        <w:spacing w:line="336" w:lineRule="auto" w:after="180"/>
+        <w:shd w:fill="F5F1FB"/>
+      </w:pPr>
+      <w:r>
+        <w:rPr>
+          <w:b w:val="0"/>
+        </w:rPr>
+        <w:t xml:space="preserve">Reason: Only the integer </w:t>
+      </w:r>
+      <w:r>
+        <w:rPr>
+          <w:b/>
+        </w:rPr>
+        <w:t>variable</w:t>
+      </w:r>
+      <w:r>
+        <w:rPr>
+          <w:b w:val="0"/>
+        </w:rPr>
+        <w:t xml:space="preserve"> changes; the </w:t>
+      </w:r>
+      <w:r>
+        <w:rPr>
+          <w:b/>
+        </w:rPr>
+        <w:t>string</w:t>
+      </w:r>
+      <w:r>
+        <w:rPr>
+          <w:b w:val="0"/>
+        </w:rPr>
+        <w:t xml:space="preserve"> still contains the character 8.</w:t>
+      </w:r>
+    </w:p>
+    <w:p>
+      <w:pPr>
+        <w:pStyle w:val="Heading3"/>
+      </w:pPr>
+      <w:r>
+        <w:t>Protect the independent attempt</w:t>
+      </w:r>
+    </w:p>
+    <w:p>
+      <w:pPr>
+        <w:spacing w:line="336" w:lineRule="auto" w:after="180"/>
+        <w:shd w:fill="FFF5E6"/>
+      </w:pPr>
+      <w:r>
+        <w:rPr>
+          <w:b w:val="0"/>
+        </w:rPr>
         <w:t>Independent assessment: withhold the reserved answer until the learner has attempted the new case. Record support separately from correctness.</w:t>
       </w:r>
     </w:p>
@@ -2599,46 +5125,1215 @@
       </w:tr>
     </w:tbl>
     <w:p>
-      <w:r>
-        <w:t>Project checkpoint: Python readiness portfolio. Keep runnable code, predictions, actual outputs, one repaired error and an explanation of a function on changed inputs.</w:t>
+      <w:pPr>
+        <w:pStyle w:val="Heading3"/>
+      </w:pPr>
+      <w:r>
+        <w:t>Project checkpoint</w:t>
       </w:r>
     </w:p>
     <w:p>
-      <w:r>
-        <w:t>Use the weekly teacher answer for topic-specific reasoning. A saved progress tick is an activity record; judge mastery from the learner’s explanation and evidence.</w:t>
+      <w:pPr>
+        <w:spacing w:line="336" w:lineRule="auto" w:after="180"/>
+        <w:shd w:fill="EDF7F3"/>
+      </w:pPr>
+      <w:r>
+        <w:rPr>
+          <w:b w:val="0"/>
+        </w:rPr>
+        <w:t xml:space="preserve">Project checkpoint: Python readiness portfolio. Keep runnable code, </w:t>
+      </w:r>
+      <w:r>
+        <w:rPr>
+          <w:b/>
+        </w:rPr>
+        <w:t>prediction</w:t>
+      </w:r>
+      <w:r>
+        <w:rPr>
+          <w:b w:val="0"/>
+        </w:rPr>
+        <w:t xml:space="preserve">s, actual </w:t>
+      </w:r>
+      <w:r>
+        <w:rPr>
+          <w:b/>
+        </w:rPr>
+        <w:t>output</w:t>
+      </w:r>
+      <w:r>
+        <w:rPr>
+          <w:b w:val="0"/>
+        </w:rPr>
+        <w:t xml:space="preserve">s, one repaired error and an explanation of a function on changed </w:t>
+      </w:r>
+      <w:r>
+        <w:rPr>
+          <w:b/>
+        </w:rPr>
+        <w:t>input</w:t>
+      </w:r>
+      <w:r>
+        <w:rPr>
+          <w:b w:val="0"/>
+        </w:rPr>
+        <w:t>s.</w:t>
       </w:r>
     </w:p>
     <w:p>
       <w:pPr>
-        <w:pStyle w:val="Heading1"/>
-      </w:pPr>
-      <w:r>
-        <w:t>08. Use feedback, labs and repair paths</w:t>
+        <w:spacing w:line="336" w:lineRule="auto" w:after="180"/>
+      </w:pPr>
+      <w:r>
+        <w:rPr>
+          <w:b w:val="0"/>
+        </w:rPr>
+        <w:t xml:space="preserve">Use the weekly teacher answer for topic-specific reasoning. A saved progress tick is an activity record; judge mastery from the learner’s explanation and </w:t>
+      </w:r>
+      <w:r>
+        <w:rPr>
+          <w:b/>
+        </w:rPr>
+        <w:t>evidence</w:t>
+      </w:r>
+      <w:r>
+        <w:rPr>
+          <w:b w:val="0"/>
+        </w:rPr>
+        <w:t>.</w:t>
       </w:r>
     </w:p>
     <w:p>
-      <w:r>
-        <w:t>Use the two formative questions as supported practice, not as independent mastery scores. Discuss the deciding evidence rather than accepting a guessed selection.</w:t>
+      <w:pPr>
+        <w:pStyle w:val="Heading1"/>
+      </w:pPr>
+      <w:r>
+        <w:t>08. Use feedback, labs and repair paths</w:t>
       </w:r>
     </w:p>
     <w:p>
       <w:r>
-        <w:t>The feedback comes from the reviewed public worked case. Do not reveal the separately reserved independent teacher answer until the learner has attempted that case.</w:t>
+        <w:t>Use feedback, earlier review and portfolios purposefully. Apply the coding routine only when this lesson has an executable lab.</w:t>
       </w:r>
     </w:p>
     <w:p>
-      <w:r>
-        <w:t>Ask students to predict before running code. Preserve errors and actual outputs; collect a changed test and an explanation. The branch-boundary and indexing lessons deliberately include failure cases.</w:t>
+      <w:pPr>
+        <w:spacing w:line="336" w:lineRule="auto" w:after="180"/>
+      </w:pPr>
+      <w:r>
+        <w:rPr>
+          <w:b w:val="0"/>
+        </w:rPr>
+        <w:t xml:space="preserve">Use the two formative questions as supported practice, not as independent mastery scores. Discuss the deciding </w:t>
+      </w:r>
+      <w:r>
+        <w:rPr>
+          <w:b/>
+        </w:rPr>
+        <w:t>evidence</w:t>
+      </w:r>
+      <w:r>
+        <w:rPr>
+          <w:b w:val="0"/>
+        </w:rPr>
+        <w:t xml:space="preserve"> rather than accepting a guessed selection.</w:t>
       </w:r>
     </w:p>
     <w:p>
-      <w:r>
-        <w:t>Use the earlier worked-explanation links to address a specific missing building block, then return to the current question. Adapt this suggestion after observing the learner; it is not an automatic diagnosis.</w:t>
+      <w:pPr>
+        <w:spacing w:line="336" w:lineRule="auto" w:after="180"/>
+      </w:pPr>
+      <w:r>
+        <w:rPr>
+          <w:b w:val="0"/>
+        </w:rPr>
+        <w:t>The feedback comes from the reviewed public worked case. Do not reveal the separately reserved independent teacher answer until the learner has attempted that case.</w:t>
       </w:r>
     </w:p>
     <w:p>
-      <w:r>
-        <w:t>Collect the completed-work portfolio as evidence. Record support separately from correctness, and assess explanation, trace/test and limitations. Progress ticks and quiz selections alone do not establish mastery.</w:t>
+      <w:pPr>
+        <w:spacing w:line="336" w:lineRule="auto" w:after="180"/>
+      </w:pPr>
+      <w:r>
+        <w:rPr>
+          <w:b w:val="0"/>
+        </w:rPr>
+        <w:t xml:space="preserve">Ask students to predict before running code. Preserve errors and actual </w:t>
+      </w:r>
+      <w:r>
+        <w:rPr>
+          <w:b/>
+        </w:rPr>
+        <w:t>output</w:t>
+      </w:r>
+      <w:r>
+        <w:rPr>
+          <w:b w:val="0"/>
+        </w:rPr>
+        <w:t>s; collect a changed test and an explanation. The branch-boundary and indexing lessons deliberately include failure cases.</w:t>
+      </w:r>
+    </w:p>
+    <w:p>
+      <w:pPr>
+        <w:spacing w:line="336" w:lineRule="auto" w:after="180"/>
+      </w:pPr>
+      <w:r>
+        <w:rPr>
+          <w:b w:val="0"/>
+        </w:rPr>
+        <w:t>Use the earlier worked-explanation links to address a specific missing building block, then return to the current question. Adapt this suggestion after observing the learner; it is not an automatic diagnosis.</w:t>
+      </w:r>
+    </w:p>
+    <w:p>
+      <w:pPr>
+        <w:spacing w:line="336" w:lineRule="auto" w:after="180"/>
+      </w:pPr>
+      <w:r>
+        <w:rPr>
+          <w:b w:val="0"/>
+        </w:rPr>
+        <w:t xml:space="preserve">Collect the completed-work portfolio as </w:t>
+      </w:r>
+      <w:r>
+        <w:rPr>
+          <w:b/>
+        </w:rPr>
+        <w:t>evidence</w:t>
+      </w:r>
+      <w:r>
+        <w:rPr>
+          <w:b w:val="0"/>
+        </w:rPr>
+        <w:t>. Record support separately from correctness, and assess explanation, trace/test and limitations. Progress ticks and quiz selections alone do not establish mastery.</w:t>
+      </w:r>
+    </w:p>
+    <w:p>
+      <w:pPr>
+        <w:pStyle w:val="Heading1"/>
+      </w:pPr>
+      <w:r>
+        <w:t>09. Visual concept journey</w:t>
+      </w:r>
+    </w:p>
+    <w:p>
+      <w:r>
+        <w:t>Show one Values variables and types graphic at a time, request a prediction and discuss its trace before the independent assessment.</w:t>
+      </w:r>
+    </w:p>
+    <w:p>
+      <w:pPr>
+        <w:spacing w:line="336" w:lineRule="auto" w:after="180"/>
+      </w:pPr>
+      <w:r>
+        <w:rPr>
+          <w:b w:val="0"/>
+        </w:rPr>
+        <w:t xml:space="preserve">Use one picture at a time. Hide a worked result before asking for a </w:t>
+      </w:r>
+      <w:r>
+        <w:rPr>
+          <w:b/>
+        </w:rPr>
+        <w:t>prediction</w:t>
+      </w:r>
+      <w:r>
+        <w:rPr>
+          <w:b w:val="0"/>
+        </w:rPr>
+        <w:t>, then reveal it for feedback. These are supported teaching cases; retain the separate independent assessment for a fresh first attempt.</w:t>
+      </w:r>
+    </w:p>
+    <w:p>
+      <w:pPr>
+        <w:pStyle w:val="Heading3"/>
+      </w:pPr>
+      <w:r>
+        <w:t>01. Values variables and types: the case</w:t>
+      </w:r>
+    </w:p>
+    <w:p>
+      <w:r>
+        <w:drawing>
+          <wp:inline xmlns:a="http://schemas.openxmlformats.org/drawingml/2006/main" xmlns:pic="http://schemas.openxmlformats.org/drawingml/2006/picture">
+            <wp:extent cx="5486400" cy="2834640"/>
+            <wp:docPr id="2" name="Picture 2" descr="A number and its printed-looking text. A program stores a numeric badge count and a string that looks like that count. Supplied facts: Python 3: count=8; tag=&quot;8&quot;; print(count+2); print(tag+&quot;2&quot;)."/>
+            <wp:cNvGraphicFramePr>
+              <a:graphicFrameLocks noChangeAspect="1"/>
+            </wp:cNvGraphicFramePr>
+            <a:graphic>
+              <a:graphicData uri="http://schemas.openxmlformats.org/drawingml/2006/picture">
+                <pic:pic>
+                  <pic:nvPicPr>
+                    <pic:cNvPr id="0" name="academy-story-python-bridge-2-01.png"/>
+                    <pic:cNvPicPr/>
+                  </pic:nvPicPr>
+                  <pic:blipFill>
+                    <a:blip r:embed="rId10"/>
+                    <a:stretch>
+                      <a:fillRect/>
+                    </a:stretch>
+                  </pic:blipFill>
+                  <pic:spPr>
+                    <a:xfrm>
+                      <a:off x="0" y="0"/>
+                      <a:ext cx="5486400" cy="2834640"/>
+                    </a:xfrm>
+                    <a:prstGeom prst="rect"/>
+                  </pic:spPr>
+                </pic:pic>
+              </a:graphicData>
+            </a:graphic>
+          </wp:inline>
+        </w:drawing>
+      </w:r>
+    </w:p>
+    <w:p>
+      <w:pPr>
+        <w:spacing w:line="336" w:lineRule="auto" w:after="180"/>
+      </w:pPr>
+      <w:r>
+        <w:rPr>
+          <w:b w:val="0"/>
+        </w:rPr>
+        <w:t xml:space="preserve">A number and its printed-looking text. A program stores a numeric badge count and a </w:t>
+      </w:r>
+      <w:r>
+        <w:rPr>
+          <w:b/>
+        </w:rPr>
+        <w:t>string</w:t>
+      </w:r>
+      <w:r>
+        <w:rPr>
+          <w:b w:val="0"/>
+        </w:rPr>
+        <w:t xml:space="preserve"> that looks like that count. Supplied facts: Python 3: count=8; tag="8"; print(count+2); print(tag+"2").</w:t>
+      </w:r>
+    </w:p>
+    <w:p>
+      <w:pPr>
+        <w:spacing w:line="336" w:lineRule="auto" w:after="180"/>
+        <w:shd w:fill="F5F1FB"/>
+      </w:pPr>
+      <w:r>
+        <w:rPr>
+          <w:b w:val="0"/>
+        </w:rPr>
+        <w:t>Point to the given fact that matters most. Explain why it matters.</w:t>
+      </w:r>
+    </w:p>
+    <w:p>
+      <w:pPr>
+        <w:pStyle w:val="Heading3"/>
+      </w:pPr>
+      <w:r>
+        <w:t>Discuss while showing the picture</w:t>
+      </w:r>
+    </w:p>
+    <w:p>
+      <w:pPr>
+        <w:spacing w:line="336" w:lineRule="auto" w:after="180"/>
+        <w:shd w:fill="F1F6F8"/>
+      </w:pPr>
+      <w:r>
+        <w:rPr>
+          <w:b w:val="0"/>
+        </w:rPr>
+        <w:t>Teacher prompt: Point to the given fact that matters most. Explain why it matters. Ask learners to describe one label or arrow in ordinary words. Use the adjacent transcript if the image is difficult to see.</w:t>
+      </w:r>
+    </w:p>
+    <w:p>
+      <w:pPr>
+        <w:pStyle w:val="Heading3"/>
+      </w:pPr>
+      <w:r>
+        <w:t>02. Follow the deciding steps</w:t>
+      </w:r>
+    </w:p>
+    <w:p>
+      <w:r>
+        <w:drawing>
+          <wp:inline xmlns:a="http://schemas.openxmlformats.org/drawingml/2006/main" xmlns:pic="http://schemas.openxmlformats.org/drawingml/2006/picture">
+            <wp:extent cx="5486400" cy="3182112"/>
+            <wp:docPr id="3" name="Picture 3" descr="Inspect types: count is an integer; tag is a string. → Apply addition: Integer addition gives 10; string concatenation gives the text 82. → Predict a mixed operation: count+tag raises TypeError rather than silently converting tag."/>
+            <wp:cNvGraphicFramePr>
+              <a:graphicFrameLocks noChangeAspect="1"/>
+            </wp:cNvGraphicFramePr>
+            <a:graphic>
+              <a:graphicData uri="http://schemas.openxmlformats.org/drawingml/2006/picture">
+                <pic:pic>
+                  <pic:nvPicPr>
+                    <pic:cNvPr id="0" name="academy-story-python-bridge-2-02.png"/>
+                    <pic:cNvPicPr/>
+                  </pic:nvPicPr>
+                  <pic:blipFill>
+                    <a:blip r:embed="rId11"/>
+                    <a:stretch>
+                      <a:fillRect/>
+                    </a:stretch>
+                  </pic:blipFill>
+                  <pic:spPr>
+                    <a:xfrm>
+                      <a:off x="0" y="0"/>
+                      <a:ext cx="5486400" cy="3182112"/>
+                    </a:xfrm>
+                    <a:prstGeom prst="rect"/>
+                  </pic:spPr>
+                </pic:pic>
+              </a:graphicData>
+            </a:graphic>
+          </wp:inline>
+        </w:drawing>
+      </w:r>
+    </w:p>
+    <w:p>
+      <w:pPr>
+        <w:spacing w:line="336" w:lineRule="auto" w:after="180"/>
+      </w:pPr>
+      <w:r>
+        <w:rPr>
+          <w:b w:val="0"/>
+        </w:rPr>
+        <w:t xml:space="preserve">Inspect </w:t>
+      </w:r>
+      <w:r>
+        <w:rPr>
+          <w:b/>
+        </w:rPr>
+        <w:t>type</w:t>
+      </w:r>
+      <w:r>
+        <w:rPr>
+          <w:b w:val="0"/>
+        </w:rPr>
+        <w:t xml:space="preserve">s: count is an integer; tag is a </w:t>
+      </w:r>
+      <w:r>
+        <w:rPr>
+          <w:b/>
+        </w:rPr>
+        <w:t>string</w:t>
+      </w:r>
+      <w:r>
+        <w:rPr>
+          <w:b w:val="0"/>
+        </w:rPr>
+        <w:t xml:space="preserve">. → Apply addition: Integer addition gives 10; </w:t>
+      </w:r>
+      <w:r>
+        <w:rPr>
+          <w:b/>
+        </w:rPr>
+        <w:t>string</w:t>
+      </w:r>
+      <w:r>
+        <w:rPr>
+          <w:b w:val="0"/>
+        </w:rPr>
+        <w:t xml:space="preserve"> concatenation gives the text 82. → Predict a mixed operation: count+tag raises </w:t>
+      </w:r>
+      <w:r>
+        <w:rPr>
+          <w:b/>
+        </w:rPr>
+        <w:t>Type</w:t>
+      </w:r>
+      <w:r>
+        <w:rPr>
+          <w:b w:val="0"/>
+        </w:rPr>
+        <w:t>Error rather than silently converting tag.</w:t>
+      </w:r>
+    </w:p>
+    <w:p>
+      <w:pPr>
+        <w:spacing w:line="336" w:lineRule="auto" w:after="180"/>
+        <w:shd w:fill="F5F1FB"/>
+      </w:pPr>
+      <w:r>
+        <w:rPr>
+          <w:b w:val="0"/>
+        </w:rPr>
+        <w:t xml:space="preserve">Point to each numbered stage and explain which recorded </w:t>
+      </w:r>
+      <w:r>
+        <w:rPr>
+          <w:b/>
+        </w:rPr>
+        <w:t>input</w:t>
+      </w:r>
+      <w:r>
+        <w:rPr>
+          <w:b w:val="0"/>
+        </w:rPr>
+        <w:t xml:space="preserve"> it uses.</w:t>
+      </w:r>
+    </w:p>
+    <w:p>
+      <w:pPr>
+        <w:pStyle w:val="Heading3"/>
+      </w:pPr>
+      <w:r>
+        <w:t>Discuss while showing the picture</w:t>
+      </w:r>
+    </w:p>
+    <w:p>
+      <w:pPr>
+        <w:spacing w:line="336" w:lineRule="auto" w:after="180"/>
+        <w:shd w:fill="F1F6F8"/>
+      </w:pPr>
+      <w:r>
+        <w:rPr>
+          <w:b w:val="0"/>
+        </w:rPr>
+        <w:t xml:space="preserve">Teacher prompt: Point to each numbered stage and explain which recorded </w:t>
+      </w:r>
+      <w:r>
+        <w:rPr>
+          <w:b/>
+        </w:rPr>
+        <w:t>input</w:t>
+      </w:r>
+      <w:r>
+        <w:rPr>
+          <w:b w:val="0"/>
+        </w:rPr>
+        <w:t xml:space="preserve"> it uses. Ask learners to describe one label or arrow in ordinary words. Use the adjacent transcript if the image is difficult to see.</w:t>
+      </w:r>
+    </w:p>
+    <w:p>
+      <w:pPr>
+        <w:pStyle w:val="Heading3"/>
+      </w:pPr>
+      <w:r>
+        <w:t>03. A saved value is not a live link</w:t>
+      </w:r>
+    </w:p>
+    <w:p>
+      <w:r>
+        <w:drawing>
+          <wp:inline xmlns:a="http://schemas.openxmlformats.org/drawingml/2006/main" xmlns:pic="http://schemas.openxmlformats.org/drawingml/2006/picture">
+            <wp:extent cx="5486400" cy="2834640"/>
+            <wp:docPr id="4" name="Picture 4" descr="A saved value is not a live link. count = 8 | 8 | Not assigned. saved = count | 8 | 8. count = count + 2 | 10 | 8"/>
+            <wp:cNvGraphicFramePr>
+              <a:graphicFrameLocks noChangeAspect="1"/>
+            </wp:cNvGraphicFramePr>
+            <a:graphic>
+              <a:graphicData uri="http://schemas.openxmlformats.org/drawingml/2006/picture">
+                <pic:pic>
+                  <pic:nvPicPr>
+                    <pic:cNvPr id="0" name="academy-story-python-bridge-2-03.png"/>
+                    <pic:cNvPicPr/>
+                  </pic:nvPicPr>
+                  <pic:blipFill>
+                    <a:blip r:embed="rId12"/>
+                    <a:stretch>
+                      <a:fillRect/>
+                    </a:stretch>
+                  </pic:blipFill>
+                  <pic:spPr>
+                    <a:xfrm>
+                      <a:off x="0" y="0"/>
+                      <a:ext cx="5486400" cy="2834640"/>
+                    </a:xfrm>
+                    <a:prstGeom prst="rect"/>
+                  </pic:spPr>
+                </pic:pic>
+              </a:graphicData>
+            </a:graphic>
+          </wp:inline>
+        </w:drawing>
+      </w:r>
+    </w:p>
+    <w:p>
+      <w:pPr>
+        <w:spacing w:line="336" w:lineRule="auto" w:after="180"/>
+      </w:pPr>
+      <w:r>
+        <w:rPr>
+          <w:b w:val="0"/>
+        </w:rPr>
+        <w:t xml:space="preserve">A saved </w:t>
+      </w:r>
+      <w:r>
+        <w:rPr>
+          <w:b/>
+        </w:rPr>
+        <w:t>value</w:t>
+      </w:r>
+      <w:r>
+        <w:rPr>
+          <w:b w:val="0"/>
+        </w:rPr>
+        <w:t xml:space="preserve"> is not a live link. count = 8 | 8 | Not assigned. saved = count | 8 | 8. count = count + 2 | 10 | 8</w:t>
+      </w:r>
+    </w:p>
+    <w:p>
+      <w:pPr>
+        <w:spacing w:line="336" w:lineRule="auto" w:after="180"/>
+        <w:shd w:fill="F5F1FB"/>
+      </w:pPr>
+      <w:r>
+        <w:rPr>
+          <w:b w:val="0"/>
+        </w:rPr>
+        <w:t xml:space="preserve">Read the labels and </w:t>
+      </w:r>
+      <w:r>
+        <w:rPr>
+          <w:b/>
+        </w:rPr>
+        <w:t>value</w:t>
+      </w:r>
+      <w:r>
+        <w:rPr>
+          <w:b w:val="0"/>
+        </w:rPr>
+        <w:t>s. Explain the relationship the model shows.</w:t>
+      </w:r>
+    </w:p>
+    <w:p>
+      <w:pPr>
+        <w:pStyle w:val="Heading3"/>
+      </w:pPr>
+      <w:r>
+        <w:t>Discuss while showing the picture</w:t>
+      </w:r>
+    </w:p>
+    <w:p>
+      <w:pPr>
+        <w:spacing w:line="336" w:lineRule="auto" w:after="180"/>
+        <w:shd w:fill="F1F6F8"/>
+      </w:pPr>
+      <w:r>
+        <w:rPr>
+          <w:b w:val="0"/>
+        </w:rPr>
+        <w:t xml:space="preserve">Teacher prompt: Read the labels and </w:t>
+      </w:r>
+      <w:r>
+        <w:rPr>
+          <w:b/>
+        </w:rPr>
+        <w:t>value</w:t>
+      </w:r>
+      <w:r>
+        <w:rPr>
+          <w:b w:val="0"/>
+        </w:rPr>
+        <w:t>s. Explain the relationship the model shows. Ask learners to describe one label or arrow in ordinary words. Use the adjacent transcript if the image is difficult to see.</w:t>
+      </w:r>
+    </w:p>
+    <w:p>
+      <w:pPr>
+        <w:pStyle w:val="Heading3"/>
+      </w:pPr>
+      <w:r>
+        <w:t>04. Change one thing. Trace what follows.</w:t>
+      </w:r>
+    </w:p>
+    <w:p>
+      <w:r>
+        <w:drawing>
+          <wp:inline xmlns:a="http://schemas.openxmlformats.org/drawingml/2006/main" xmlns:pic="http://schemas.openxmlformats.org/drawingml/2006/picture">
+            <wp:extent cx="5486400" cy="3026664"/>
+            <wp:docPr id="5" name="Picture 5" descr="Original case: count+tag raises TypeError rather than silently converting tag. Changed condition: Change count to 10, leaving tag unchanged. Expected result: The two valid outputs become 12 and 82. Reason: Only the integer variable changes; the string still contains the character 8."/>
+            <wp:cNvGraphicFramePr>
+              <a:graphicFrameLocks noChangeAspect="1"/>
+            </wp:cNvGraphicFramePr>
+            <a:graphic>
+              <a:graphicData uri="http://schemas.openxmlformats.org/drawingml/2006/picture">
+                <pic:pic>
+                  <pic:nvPicPr>
+                    <pic:cNvPr id="0" name="academy-story-python-bridge-2-04.png"/>
+                    <pic:cNvPicPr/>
+                  </pic:nvPicPr>
+                  <pic:blipFill>
+                    <a:blip r:embed="rId13"/>
+                    <a:stretch>
+                      <a:fillRect/>
+                    </a:stretch>
+                  </pic:blipFill>
+                  <pic:spPr>
+                    <a:xfrm>
+                      <a:off x="0" y="0"/>
+                      <a:ext cx="5486400" cy="3026664"/>
+                    </a:xfrm>
+                    <a:prstGeom prst="rect"/>
+                  </pic:spPr>
+                </pic:pic>
+              </a:graphicData>
+            </a:graphic>
+          </wp:inline>
+        </w:drawing>
+      </w:r>
+    </w:p>
+    <w:p>
+      <w:pPr>
+        <w:spacing w:line="336" w:lineRule="auto" w:after="180"/>
+      </w:pPr>
+      <w:r>
+        <w:rPr>
+          <w:b w:val="0"/>
+        </w:rPr>
+        <w:t xml:space="preserve">Original case: count+tag raises </w:t>
+      </w:r>
+      <w:r>
+        <w:rPr>
+          <w:b/>
+        </w:rPr>
+        <w:t>Type</w:t>
+      </w:r>
+      <w:r>
+        <w:rPr>
+          <w:b w:val="0"/>
+        </w:rPr>
+        <w:t xml:space="preserve">Error rather than silently converting tag. Changed condition: Change count to 10, leaving tag unchanged. Expected result: The two valid </w:t>
+      </w:r>
+      <w:r>
+        <w:rPr>
+          <w:b/>
+        </w:rPr>
+        <w:t>output</w:t>
+      </w:r>
+      <w:r>
+        <w:rPr>
+          <w:b w:val="0"/>
+        </w:rPr>
+        <w:t>s become 12 and 82.</w:t>
+      </w:r>
+    </w:p>
+    <w:p>
+      <w:pPr>
+        <w:spacing w:line="336" w:lineRule="auto" w:after="180"/>
+      </w:pPr>
+      <w:r>
+        <w:rPr>
+          <w:b w:val="0"/>
+        </w:rPr>
+        <w:t xml:space="preserve">Reason: Only the integer </w:t>
+      </w:r>
+      <w:r>
+        <w:rPr>
+          <w:b/>
+        </w:rPr>
+        <w:t>variable</w:t>
+      </w:r>
+      <w:r>
+        <w:rPr>
+          <w:b w:val="0"/>
+        </w:rPr>
+        <w:t xml:space="preserve"> changes; the </w:t>
+      </w:r>
+      <w:r>
+        <w:rPr>
+          <w:b/>
+        </w:rPr>
+        <w:t>string</w:t>
+      </w:r>
+      <w:r>
+        <w:rPr>
+          <w:b w:val="0"/>
+        </w:rPr>
+        <w:t xml:space="preserve"> still contains the character 8.</w:t>
+      </w:r>
+    </w:p>
+    <w:p>
+      <w:pPr>
+        <w:spacing w:line="336" w:lineRule="auto" w:after="180"/>
+        <w:shd w:fill="F5F1FB"/>
+      </w:pPr>
+      <w:r>
+        <w:rPr>
+          <w:b w:val="0"/>
+        </w:rPr>
+        <w:t>Predict before checking the worked changed-case result. Name what changed and what the supplied facts allow you to conclude.</w:t>
+      </w:r>
+    </w:p>
+    <w:p>
+      <w:pPr>
+        <w:pStyle w:val="Heading3"/>
+      </w:pPr>
+      <w:r>
+        <w:t>Discuss while showing the picture</w:t>
+      </w:r>
+    </w:p>
+    <w:p>
+      <w:pPr>
+        <w:spacing w:line="336" w:lineRule="auto" w:after="180"/>
+        <w:shd w:fill="F1F6F8"/>
+      </w:pPr>
+      <w:r>
+        <w:rPr>
+          <w:b w:val="0"/>
+        </w:rPr>
+        <w:t>Teacher prompt: Predict before checking the worked changed-case result. Name what changed and what the supplied facts allow you to conclude. Ask learners to describe one label or arrow in ordinary words.</w:t>
+      </w:r>
+    </w:p>
+    <w:p>
+      <w:pPr>
+        <w:spacing w:line="336" w:lineRule="auto" w:after="180"/>
+        <w:shd w:fill="F1F6F8"/>
+      </w:pPr>
+      <w:r>
+        <w:rPr>
+          <w:b w:val="0"/>
+        </w:rPr>
+        <w:t xml:space="preserve">Use the adjacent transcript if the image is difficult to see. Changed-case reasoning: Only the integer </w:t>
+      </w:r>
+      <w:r>
+        <w:rPr>
+          <w:b/>
+        </w:rPr>
+        <w:t>variable</w:t>
+      </w:r>
+      <w:r>
+        <w:rPr>
+          <w:b w:val="0"/>
+        </w:rPr>
+        <w:t xml:space="preserve"> changes; the </w:t>
+      </w:r>
+      <w:r>
+        <w:rPr>
+          <w:b/>
+        </w:rPr>
+        <w:t>string</w:t>
+      </w:r>
+      <w:r>
+        <w:rPr>
+          <w:b w:val="0"/>
+        </w:rPr>
+        <w:t xml:space="preserve"> still contains the character 8.</w:t>
+      </w:r>
+    </w:p>
+    <w:p>
+      <w:pPr>
+        <w:pStyle w:val="Heading3"/>
+      </w:pPr>
+      <w:r>
+        <w:t>05. Connect the explanation to its limit</w:t>
+      </w:r>
+    </w:p>
+    <w:p>
+      <w:r>
+        <w:drawing>
+          <wp:inline xmlns:a="http://schemas.openxmlformats.org/drawingml/2006/main" xmlns:pic="http://schemas.openxmlformats.org/drawingml/2006/picture">
+            <wp:extent cx="5486400" cy="2834640"/>
+            <wp:docPr id="6" name="Picture 6" descr="Values carry types, not merely appearances. The plus operator performs numeric addition for these integers and concatenation for these strings; the mixed operation is invalid here. Limit: These examples use built-in integers and strings; operator behaviour depends on types and is not proof of general model reasoning."/>
+            <wp:cNvGraphicFramePr>
+              <a:graphicFrameLocks noChangeAspect="1"/>
+            </wp:cNvGraphicFramePr>
+            <a:graphic>
+              <a:graphicData uri="http://schemas.openxmlformats.org/drawingml/2006/picture">
+                <pic:pic>
+                  <pic:nvPicPr>
+                    <pic:cNvPr id="0" name="academy-story-python-bridge-2-05.png"/>
+                    <pic:cNvPicPr/>
+                  </pic:nvPicPr>
+                  <pic:blipFill>
+                    <a:blip r:embed="rId14"/>
+                    <a:stretch>
+                      <a:fillRect/>
+                    </a:stretch>
+                  </pic:blipFill>
+                  <pic:spPr>
+                    <a:xfrm>
+                      <a:off x="0" y="0"/>
+                      <a:ext cx="5486400" cy="2834640"/>
+                    </a:xfrm>
+                    <a:prstGeom prst="rect"/>
+                  </pic:spPr>
+                </pic:pic>
+              </a:graphicData>
+            </a:graphic>
+          </wp:inline>
+        </w:drawing>
+      </w:r>
+    </w:p>
+    <w:p>
+      <w:pPr>
+        <w:spacing w:line="336" w:lineRule="auto" w:after="180"/>
+      </w:pPr>
+      <w:r>
+        <w:rPr>
+          <w:b/>
+        </w:rPr>
+        <w:t>Value</w:t>
+      </w:r>
+      <w:r>
+        <w:rPr>
+          <w:b w:val="0"/>
+        </w:rPr>
+        <w:t xml:space="preserve">s carry </w:t>
+      </w:r>
+      <w:r>
+        <w:rPr>
+          <w:b/>
+        </w:rPr>
+        <w:t>type</w:t>
+      </w:r>
+      <w:r>
+        <w:rPr>
+          <w:b w:val="0"/>
+        </w:rPr>
+        <w:t xml:space="preserve">s, not merely appearances. The plus operator performs numeric addition for these integers and concatenation for these </w:t>
+      </w:r>
+      <w:r>
+        <w:rPr>
+          <w:b/>
+        </w:rPr>
+        <w:t>string</w:t>
+      </w:r>
+      <w:r>
+        <w:rPr>
+          <w:b w:val="0"/>
+        </w:rPr>
+        <w:t>s; the mixed operation is invalid here.</w:t>
+      </w:r>
+    </w:p>
+    <w:p>
+      <w:pPr>
+        <w:spacing w:line="336" w:lineRule="auto" w:after="180"/>
+      </w:pPr>
+      <w:r>
+        <w:rPr>
+          <w:b w:val="0"/>
+        </w:rPr>
+        <w:t xml:space="preserve">Limit: These examples use built-in integers and </w:t>
+      </w:r>
+      <w:r>
+        <w:rPr>
+          <w:b/>
+        </w:rPr>
+        <w:t>string</w:t>
+      </w:r>
+      <w:r>
+        <w:rPr>
+          <w:b w:val="0"/>
+        </w:rPr>
+        <w:t xml:space="preserve">s; operator behaviour depends on </w:t>
+      </w:r>
+      <w:r>
+        <w:rPr>
+          <w:b/>
+        </w:rPr>
+        <w:t>type</w:t>
+      </w:r>
+      <w:r>
+        <w:rPr>
+          <w:b w:val="0"/>
+        </w:rPr>
+        <w:t>s and is not proof of general model reasoning.</w:t>
+      </w:r>
+    </w:p>
+    <w:p>
+      <w:pPr>
+        <w:spacing w:line="336" w:lineRule="auto" w:after="180"/>
+        <w:shd w:fill="F5F1FB"/>
+      </w:pPr>
+      <w:r>
+        <w:rPr>
+          <w:b w:val="0"/>
+        </w:rPr>
+        <w:t>Explain the case, then point to a limit on the claim.</w:t>
+      </w:r>
+    </w:p>
+    <w:p>
+      <w:pPr>
+        <w:pStyle w:val="Heading3"/>
+      </w:pPr>
+      <w:r>
+        <w:t>Discuss while showing the picture</w:t>
+      </w:r>
+    </w:p>
+    <w:p>
+      <w:pPr>
+        <w:spacing w:line="336" w:lineRule="auto" w:after="180"/>
+        <w:shd w:fill="F1F6F8"/>
+      </w:pPr>
+      <w:r>
+        <w:rPr>
+          <w:b w:val="0"/>
+        </w:rPr>
+        <w:t>Teacher prompt: Explain the case, then point to a limit on the claim. Ask learners to describe one label or arrow in ordinary words. Use the adjacent transcript if the image is difficult to see.</w:t>
+      </w:r>
+    </w:p>
+    <w:p>
+      <w:pPr>
+        <w:spacing w:line="336" w:lineRule="auto" w:after="180"/>
+        <w:shd w:fill="F1F6F8"/>
+      </w:pPr>
+      <w:r>
+        <w:rPr>
+          <w:b w:val="0"/>
+        </w:rPr>
+        <w:t xml:space="preserve">Keep the stated scope: These examples use built-in integers and </w:t>
+      </w:r>
+      <w:r>
+        <w:rPr>
+          <w:b/>
+        </w:rPr>
+        <w:t>string</w:t>
+      </w:r>
+      <w:r>
+        <w:rPr>
+          <w:b w:val="0"/>
+        </w:rPr>
+        <w:t xml:space="preserve">s; operator behaviour depends on </w:t>
+      </w:r>
+      <w:r>
+        <w:rPr>
+          <w:b/>
+        </w:rPr>
+        <w:t>type</w:t>
+      </w:r>
+      <w:r>
+        <w:rPr>
+          <w:b w:val="0"/>
+        </w:rPr>
+        <w:t>s and is not proof of general model reasoning.</w:t>
+      </w:r>
+    </w:p>
+    <w:p>
+      <w:pPr>
+        <w:pStyle w:val="Heading3"/>
+      </w:pPr>
+      <w:r>
+        <w:t>06. Make the idea visible in your project</w:t>
+      </w:r>
+    </w:p>
+    <w:p>
+      <w:r>
+        <w:drawing>
+          <wp:inline xmlns:a="http://schemas.openxmlformats.org/drawingml/2006/main" xmlns:pic="http://schemas.openxmlformats.org/drawingml/2006/picture">
+            <wp:extent cx="5486400" cy="3681984"/>
+            <wp:docPr id="7" name="Picture 7" descr="For Python readiness before the Responsible Plant Classifier, retain a trace of the values, the predicted outputs and the changed-case explanation. Use actual Python 3 results to check the prediction after reasoning first. Draw your input, deciding step, result and limit. Supported question: Predict both print outputs and explain why they differ. Does count+tag work, and what happens to each valid output after count becomes ten?"/>
+            <wp:cNvGraphicFramePr>
+              <a:graphicFrameLocks noChangeAspect="1"/>
+            </wp:cNvGraphicFramePr>
+            <a:graphic>
+              <a:graphicData uri="http://schemas.openxmlformats.org/drawingml/2006/picture">
+                <pic:pic>
+                  <pic:nvPicPr>
+                    <pic:cNvPr id="0" name="academy-story-python-bridge-2-06.png"/>
+                    <pic:cNvPicPr/>
+                  </pic:nvPicPr>
+                  <pic:blipFill>
+                    <a:blip r:embed="rId15"/>
+                    <a:stretch>
+                      <a:fillRect/>
+                    </a:stretch>
+                  </pic:blipFill>
+                  <pic:spPr>
+                    <a:xfrm>
+                      <a:off x="0" y="0"/>
+                      <a:ext cx="5486400" cy="3681984"/>
+                    </a:xfrm>
+                    <a:prstGeom prst="rect"/>
+                  </pic:spPr>
+                </pic:pic>
+              </a:graphicData>
+            </a:graphic>
+          </wp:inline>
+        </w:drawing>
+      </w:r>
+    </w:p>
+    <w:p>
+      <w:pPr>
+        <w:spacing w:line="336" w:lineRule="auto" w:after="180"/>
+      </w:pPr>
+      <w:r>
+        <w:rPr>
+          <w:b w:val="0"/>
+        </w:rPr>
+        <w:t xml:space="preserve">For Python readiness before the Responsible Plant Classifier, retain a trace of the </w:t>
+      </w:r>
+      <w:r>
+        <w:rPr>
+          <w:b/>
+        </w:rPr>
+        <w:t>value</w:t>
+      </w:r>
+      <w:r>
+        <w:rPr>
+          <w:b w:val="0"/>
+        </w:rPr>
+        <w:t xml:space="preserve">s, the predicted </w:t>
+      </w:r>
+      <w:r>
+        <w:rPr>
+          <w:b/>
+        </w:rPr>
+        <w:t>output</w:t>
+      </w:r>
+      <w:r>
+        <w:rPr>
+          <w:b w:val="0"/>
+        </w:rPr>
+        <w:t xml:space="preserve">s and the changed-case explanation. Use actual Python 3 results to check the </w:t>
+      </w:r>
+      <w:r>
+        <w:rPr>
+          <w:b/>
+        </w:rPr>
+        <w:t>prediction</w:t>
+      </w:r>
+      <w:r>
+        <w:rPr>
+          <w:b w:val="0"/>
+        </w:rPr>
+        <w:t xml:space="preserve"> after reasoning first.</w:t>
+      </w:r>
+    </w:p>
+    <w:p>
+      <w:pPr>
+        <w:spacing w:line="336" w:lineRule="auto" w:after="180"/>
+      </w:pPr>
+      <w:r>
+        <w:rPr>
+          <w:b w:val="0"/>
+        </w:rPr>
+        <w:t xml:space="preserve">Draw your </w:t>
+      </w:r>
+      <w:r>
+        <w:rPr>
+          <w:b/>
+        </w:rPr>
+        <w:t>input</w:t>
+      </w:r>
+      <w:r>
+        <w:rPr>
+          <w:b w:val="0"/>
+        </w:rPr>
+        <w:t xml:space="preserve">, deciding step, result and limit. Supported question: Predict both print </w:t>
+      </w:r>
+      <w:r>
+        <w:rPr>
+          <w:b/>
+        </w:rPr>
+        <w:t>output</w:t>
+      </w:r>
+      <w:r>
+        <w:rPr>
+          <w:b w:val="0"/>
+        </w:rPr>
+        <w:t xml:space="preserve">s and explain why they differ. Does count+tag work, and what happens to each valid </w:t>
+      </w:r>
+      <w:r>
+        <w:rPr>
+          <w:b/>
+        </w:rPr>
+        <w:t>output</w:t>
+      </w:r>
+      <w:r>
+        <w:rPr>
+          <w:b w:val="0"/>
+        </w:rPr>
+        <w:t xml:space="preserve"> after count becomes ten?</w:t>
+      </w:r>
+    </w:p>
+    <w:p>
+      <w:pPr>
+        <w:spacing w:line="336" w:lineRule="auto" w:after="180"/>
+        <w:shd w:fill="F5F1FB"/>
+      </w:pPr>
+      <w:r>
+        <w:rPr>
+          <w:b w:val="0"/>
+        </w:rPr>
+        <w:t xml:space="preserve">Draw your project trace and justify the deciding step using </w:t>
+      </w:r>
+      <w:r>
+        <w:rPr>
+          <w:b/>
+        </w:rPr>
+        <w:t>evidence</w:t>
+      </w:r>
+      <w:r>
+        <w:rPr>
+          <w:b w:val="0"/>
+        </w:rPr>
+        <w:t>.</w:t>
+      </w:r>
+    </w:p>
+    <w:p>
+      <w:pPr>
+        <w:pStyle w:val="Heading3"/>
+      </w:pPr>
+      <w:r>
+        <w:t>Discuss while showing the picture</w:t>
+      </w:r>
+    </w:p>
+    <w:p>
+      <w:pPr>
+        <w:spacing w:line="336" w:lineRule="auto" w:after="180"/>
+        <w:shd w:fill="F1F6F8"/>
+      </w:pPr>
+      <w:r>
+        <w:rPr>
+          <w:b w:val="0"/>
+        </w:rPr>
+        <w:t xml:space="preserve">Teacher prompt: Draw your project trace and justify the deciding step using </w:t>
+      </w:r>
+      <w:r>
+        <w:rPr>
+          <w:b/>
+        </w:rPr>
+        <w:t>evidence</w:t>
+      </w:r>
+      <w:r>
+        <w:rPr>
+          <w:b w:val="0"/>
+        </w:rPr>
+        <w:t>. Ask learners to describe one label or arrow in ordinary words. Use the adjacent transcript if the image is difficult to see.</w:t>
+      </w:r>
+    </w:p>
+    <w:p>
+      <w:pPr>
+        <w:spacing w:line="336" w:lineRule="auto" w:after="180"/>
+        <w:shd w:fill="F1F6F8"/>
+      </w:pPr>
+      <w:r>
+        <w:rPr>
+          <w:b w:val="0"/>
+        </w:rPr>
+        <w:t xml:space="preserve">Supported practice key: The </w:t>
+      </w:r>
+      <w:r>
+        <w:rPr>
+          <w:b/>
+        </w:rPr>
+        <w:t>output</w:t>
+      </w:r>
+      <w:r>
+        <w:rPr>
+          <w:b w:val="0"/>
+        </w:rPr>
+        <w:t xml:space="preserve">s are 10 and 82. The first adds integers; the second joins </w:t>
+      </w:r>
+      <w:r>
+        <w:rPr>
+          <w:b/>
+        </w:rPr>
+        <w:t>string</w:t>
+      </w:r>
+      <w:r>
+        <w:rPr>
+          <w:b w:val="0"/>
+        </w:rPr>
+        <w:t xml:space="preserve">s. count+tag raises </w:t>
+      </w:r>
+      <w:r>
+        <w:rPr>
+          <w:b/>
+        </w:rPr>
+        <w:t>Type</w:t>
+      </w:r>
+      <w:r>
+        <w:rPr>
+          <w:b w:val="0"/>
+        </w:rPr>
+        <w:t>Error. Changing count to 10 yields 12, while tag+"2" remains 82.</w:t>
       </w:r>
     </w:p>
     <w:sectPr>

--- a/downloads/teacher/bridge-week-02.docx
+++ b/downloads/teacher/bridge-week-02.docx
@@ -201,7 +201,7 @@
           </w:tcPr>
           <w:p>
             <w:r>
-              <w:t>Sections 9 and 11–14. Give extra time to finish the full task set; use Section 15 when the week includes a coding lab.</w:t>
+              <w:t>Use “Run the investigation”, “Connect your project”, “Show what you know”, “Study a complete case” and “Try a new case independently”. Give extra time for the full task set. If this week has a coding lab, use its named section; section numbers can change when extra explanations are included.</w:t>
             </w:r>
           </w:p>
         </w:tc>
@@ -2049,6 +2049,26 @@
     <w:p>
       <w:r>
         <w:t>Demonstrate Values variables and types, reduce support deliberately and check individual reasoning before discussing answers.</w:t>
+      </w:r>
+    </w:p>
+    <w:p>
+      <w:pPr>
+        <w:pStyle w:val="Heading3"/>
+      </w:pPr>
+      <w:r>
+        <w:t>Choose the pacing route</w:t>
+      </w:r>
+    </w:p>
+    <w:p>
+      <w:pPr>
+        <w:spacing w:line="336" w:lineRule="auto" w:after="180"/>
+        <w:shd w:fill="F1F6F8"/>
+      </w:pPr>
+      <w:r>
+        <w:rPr>
+          <w:b w:val="0"/>
+        </w:rPr>
+        <w:t>Compact alternative: this two-session sequence covers selected core tasks. Use the three-session weekly plan for the full lesson, independent transfer, feedback and project work; allow extra time for extensions.</w:t>
       </w:r>
     </w:p>
     <w:tbl>
@@ -4622,7 +4642,7 @@
           </w:tcPr>
           <w:p>
             <w:r>
-              <w:t>Sections 9 and 11–14. Give extra time to finish the full task set; use Section 15 when the week includes a coding lab.</w:t>
+              <w:t>Use “Run the investigation”, “Connect your project”, “Show what you know”, “Study a complete case” and “Try a new case independently”. Give extra time for the full task set. If this week has a coding lab, use its named section; section numbers can change when extra explanations are included.</w:t>
             </w:r>
           </w:p>
         </w:tc>

--- a/downloads/teacher/bridge-week-02.docx
+++ b/downloads/teacher/bridge-week-02.docx
@@ -25,20 +25,38 @@
         <w:pStyle w:val="Heading1"/>
       </w:pPr>
       <w:r>
-        <w:t>01. Prepare the purpose, prerequisites and materials</w:t>
+        <w:t>Teach types through exact operations and timed bindings.</w:t>
       </w:r>
     </w:p>
     <w:p>
       <w:r>
-        <w:t>Prepare Values variables and types: check the target, prerequisites, resources and adaptable teaching schedule.</w:t>
+        <w:t>Supply complete scripts, isolate expected errors and distinguish meaningful data from valid types.</w:t>
       </w:r>
     </w:p>
     <w:p>
-      <w:pPr>
-        <w:pStyle w:val="Heading3"/>
-      </w:pPr>
-      <w:r>
-        <w:t>Teach the learning cycle</w:t>
+      <w:r>
+        <w:t>Ask what value existed at the line, which operation applies and whether its meaning fits the task.</w:t>
+      </w:r>
+    </w:p>
+    <w:p>
+      <w:pPr>
+        <w:pStyle w:val="Heading1"/>
+      </w:pPr>
+      <w:r>
+        <w:t>01. Prepare the connected bridge lesson</w:t>
+      </w:r>
+    </w:p>
+    <w:p>
+      <w:r>
+        <w:t>Check prior exposure and keep execution practice distinct from paper reasoning.</w:t>
+      </w:r>
+    </w:p>
+    <w:p>
+      <w:pPr>
+        <w:pStyle w:val="Heading2"/>
+      </w:pPr>
+      <w:r>
+        <w:t>Goal and main plan</w:t>
       </w:r>
     </w:p>
     <w:p>
@@ -251,10 +269,10 @@
     </w:p>
     <w:p>
       <w:pPr>
-        <w:pStyle w:val="Heading3"/>
-      </w:pPr>
-      <w:r>
-        <w:t>From a paper algorithm to Python</w:t>
+        <w:pStyle w:val="Heading2"/>
+      </w:pPr>
+      <w:r>
+        <w:t>Retrieval and prerequisite guidance</w:t>
       </w:r>
     </w:p>
     <w:p>
@@ -385,10 +403,10 @@
     </w:p>
     <w:p>
       <w:pPr>
-        <w:pStyle w:val="Heading3"/>
-      </w:pPr>
-      <w:r>
-        <w:t>Outcomes</w:t>
+        <w:pStyle w:val="Heading2"/>
+      </w:pPr>
+      <w:r>
+        <w:t>Materials and readiness</w:t>
       </w:r>
     </w:p>
     <w:p>
@@ -399,7 +417,7 @@
         <w:rPr>
           <w:b w:val="0"/>
         </w:rPr>
-        <w:t xml:space="preserve">Distinguish integer, floating-point, text and Boolean </w:t>
+        <w:t xml:space="preserve">Python 3 editor prepared in Week 1 and fresh </w:t>
       </w:r>
       <w:r>
         <w:rPr>
@@ -411,7 +429,7 @@
         <w:rPr>
           <w:b w:val="0"/>
         </w:rPr>
-        <w:t>s</w:t>
+        <w:t>s.py script</w:t>
       </w:r>
     </w:p>
     <w:p>
@@ -422,19 +440,19 @@
         <w:rPr>
           <w:b w:val="0"/>
         </w:rPr>
-        <w:t xml:space="preserve">Trace </w:t>
+        <w:t xml:space="preserve">Name cards and </w:t>
       </w:r>
       <w:r>
         <w:rPr>
           <w:b/>
         </w:rPr>
-        <w:t>reassignment</w:t>
+        <w:t>value</w:t>
       </w:r>
       <w:r>
         <w:rPr>
           <w:b w:val="0"/>
         </w:rPr>
-        <w:t xml:space="preserve"> without treating a name as a live formula</w:t>
+        <w:t xml:space="preserve"> cards marked with int, float, str or bool</w:t>
       </w:r>
     </w:p>
     <w:p>
@@ -445,38 +463,38 @@
         <w:rPr>
           <w:b w:val="0"/>
         </w:rPr>
-        <w:t>Choose a suitable representation for a count and an identifier</w:t>
+        <w:t>Fictional shelf labels and a blank trace table</w:t>
       </w:r>
     </w:p>
     <w:p>
       <w:pPr>
-        <w:pStyle w:val="Heading3"/>
-      </w:pPr>
-      <w:r>
-        <w:t>Preparation</w:t>
+        <w:spacing w:line="336" w:lineRule="auto" w:after="180"/>
+      </w:pPr>
+      <w:r>
+        <w:rPr>
+          <w:b w:val="0"/>
+        </w:rPr>
+        <w:t xml:space="preserve">It displays the current </w:t>
+      </w:r>
+      <w:r>
+        <w:rPr>
+          <w:b/>
+        </w:rPr>
+        <w:t>value</w:t>
+      </w:r>
+      <w:r>
+        <w:rPr>
+          <w:b w:val="0"/>
+        </w:rPr>
+        <w:t xml:space="preserve"> 24. Assignment and display are separate operations.</w:t>
       </w:r>
     </w:p>
     <w:p>
       <w:pPr>
-        <w:spacing w:line="336" w:lineRule="auto" w:after="180"/>
-      </w:pPr>
-      <w:r>
-        <w:rPr>
-          <w:b w:val="0"/>
-        </w:rPr>
-        <w:t xml:space="preserve">Python 3 editor prepared in Week 1 and fresh </w:t>
-      </w:r>
-      <w:r>
-        <w:rPr>
-          <w:b/>
-        </w:rPr>
-        <w:t>value</w:t>
-      </w:r>
-      <w:r>
-        <w:rPr>
-          <w:b w:val="0"/>
-        </w:rPr>
-        <w:t>s.py script</w:t>
+        <w:pStyle w:val="Heading2"/>
+      </w:pPr>
+      <w:r>
+        <w:t>End goal</w:t>
       </w:r>
     </w:p>
     <w:p>
@@ -487,7 +505,7 @@
         <w:rPr>
           <w:b w:val="0"/>
         </w:rPr>
-        <w:t xml:space="preserve">Name cards and </w:t>
+        <w:t xml:space="preserve">Trace </w:t>
       </w:r>
       <w:r>
         <w:rPr>
@@ -499,18 +517,39 @@
         <w:rPr>
           <w:b w:val="0"/>
         </w:rPr>
-        <w:t xml:space="preserve"> cards marked with int, float, str or bool</w:t>
+        <w:t xml:space="preserve">s </w:t>
+      </w:r>
+      <w:r>
+        <w:rPr>
+          <w:b/>
+        </w:rPr>
+        <w:t>variable</w:t>
+      </w:r>
+      <w:r>
+        <w:rPr>
+          <w:b w:val="0"/>
+        </w:rPr>
+        <w:t xml:space="preserve">s and </w:t>
+      </w:r>
+      <w:r>
+        <w:rPr>
+          <w:b/>
+        </w:rPr>
+        <w:t>type</w:t>
+      </w:r>
+      <w:r>
+        <w:rPr>
+          <w:b w:val="0"/>
+        </w:rPr>
+        <w:t>s and explain the changed program before running it.</w:t>
       </w:r>
     </w:p>
     <w:p>
       <w:pPr>
-        <w:spacing w:line="336" w:lineRule="auto" w:after="180"/>
-      </w:pPr>
-      <w:r>
-        <w:rPr>
-          <w:b w:val="0"/>
-        </w:rPr>
-        <w:t>Fictional shelf labels and a blank trace table</w:t>
+        <w:pStyle w:val="Heading2"/>
+      </w:pPr>
+      <w:r>
+        <w:t>Earlier wording, alternatives and picture transcripts · reference / check after trying</w:t>
       </w:r>
     </w:p>
     <w:p>
@@ -518,30 +557,15 @@
         <w:pStyle w:val="Heading3"/>
       </w:pPr>
       <w:r>
-        <w:t>Prerequisite answer</w:t>
+        <w:t>Teach the learning cycle</w:t>
       </w:r>
     </w:p>
     <w:p>
       <w:pPr>
-        <w:spacing w:line="336" w:lineRule="auto" w:after="180"/>
-      </w:pPr>
-      <w:r>
-        <w:rPr>
-          <w:b w:val="0"/>
-        </w:rPr>
-        <w:t xml:space="preserve">It displays the current </w:t>
-      </w:r>
-      <w:r>
-        <w:rPr>
-          <w:b/>
-        </w:rPr>
-        <w:t>value</w:t>
-      </w:r>
-      <w:r>
-        <w:rPr>
-          <w:b w:val="0"/>
-        </w:rPr>
-        <w:t xml:space="preserve"> 24. Assignment and display are separate operations.</w:t>
+        <w:pStyle w:val="Heading3"/>
+      </w:pPr>
+      <w:r>
+        <w:t>From a paper algorithm to Python</w:t>
       </w:r>
     </w:p>
     <w:p>
@@ -549,7 +573,7 @@
         <w:pStyle w:val="Heading3"/>
       </w:pPr>
       <w:r>
-        <w:t>End goal for the pictorial case</w:t>
+        <w:t>Outcomes</w:t>
       </w:r>
     </w:p>
     <w:p>
@@ -560,7 +584,7 @@
         <w:rPr>
           <w:b w:val="0"/>
         </w:rPr>
-        <w:t xml:space="preserve">Trace </w:t>
+        <w:t xml:space="preserve">Distinguish integer, floating-point, text and Boolean </w:t>
       </w:r>
       <w:r>
         <w:rPr>
@@ -572,31 +596,7 @@
         <w:rPr>
           <w:b w:val="0"/>
         </w:rPr>
-        <w:t xml:space="preserve">s </w:t>
-      </w:r>
-      <w:r>
-        <w:rPr>
-          <w:b/>
-        </w:rPr>
-        <w:t>variable</w:t>
-      </w:r>
-      <w:r>
-        <w:rPr>
-          <w:b w:val="0"/>
-        </w:rPr>
-        <w:t xml:space="preserve">s and </w:t>
-      </w:r>
-      <w:r>
-        <w:rPr>
-          <w:b/>
-        </w:rPr>
-        <w:t>type</w:t>
-      </w:r>
-      <w:r>
-        <w:rPr>
-          <w:b w:val="0"/>
-        </w:rPr>
-        <w:t>s and explain the changed program before running it.</w:t>
+        <w:t>s</w:t>
       </w:r>
     </w:p>
     <w:p>
@@ -607,20 +607,38 @@
         <w:rPr>
           <w:b w:val="0"/>
         </w:rPr>
-        <w:t>This added worked case illustrates the week’s main idea. Retain all original and connected topics; schedule its practice within the teaching cycle.</w:t>
+        <w:t xml:space="preserve">Trace </w:t>
+      </w:r>
+      <w:r>
+        <w:rPr>
+          <w:b/>
+        </w:rPr>
+        <w:t>reassignment</w:t>
+      </w:r>
+      <w:r>
+        <w:rPr>
+          <w:b w:val="0"/>
+        </w:rPr>
+        <w:t xml:space="preserve"> without treating a name as a live formula</w:t>
       </w:r>
     </w:p>
     <w:p>
       <w:pPr>
-        <w:pStyle w:val="Heading1"/>
-      </w:pPr>
-      <w:r>
-        <w:t>02. Explain and model the mechanism</w:t>
+        <w:spacing w:line="336" w:lineRule="auto" w:after="180"/>
+      </w:pPr>
+      <w:r>
+        <w:rPr>
+          <w:b w:val="0"/>
+        </w:rPr>
+        <w:t>Choose a suitable representation for a count and an identifier</w:t>
       </w:r>
     </w:p>
     <w:p>
-      <w:r>
-        <w:t>Model Values variables and types using the supplied case, labelled mechanism and reasoning. Make the scope of each conclusion explicit.</w:t>
+      <w:pPr>
+        <w:pStyle w:val="Heading3"/>
+      </w:pPr>
+      <w:r>
+        <w:t>Preparation</w:t>
       </w:r>
     </w:p>
     <w:p>
@@ -628,18 +646,15 @@
         <w:pStyle w:val="Heading3"/>
       </w:pPr>
       <w:r>
-        <w:t>Explain Values variables and types · 1</w:t>
+        <w:t>Prerequisite answer</w:t>
       </w:r>
     </w:p>
     <w:p>
       <w:pPr>
-        <w:spacing w:line="336" w:lineRule="auto" w:after="180"/>
-      </w:pPr>
-      <w:r>
-        <w:rPr>
-          <w:b w:val="0"/>
-        </w:rPr>
-        <w:t>A count and a shelf label can look similar while needing different operations. The integer 8 is a number; "08" is text that preserves a leading zero.</w:t>
+        <w:pStyle w:val="Heading3"/>
+      </w:pPr>
+      <w:r>
+        <w:t>End goal for the pictorial case</w:t>
       </w:r>
     </w:p>
     <w:p>
@@ -650,109 +665,28 @@
         <w:rPr>
           <w:b w:val="0"/>
         </w:rPr>
-        <w:t xml:space="preserve">You can count eight objects, but adding two shelf labels is usually meaningless. This week you will examine </w:t>
-      </w:r>
-      <w:r>
-        <w:rPr>
-          <w:b/>
-        </w:rPr>
-        <w:t>value</w:t>
-      </w:r>
-      <w:r>
-        <w:rPr>
-          <w:b w:val="0"/>
-        </w:rPr>
-        <w:t>s, trace changes to names and explain which representation a task needs.</w:t>
+        <w:t>This added worked case illustrates the week’s main idea. Retain all original and connected topics; schedule its practice within the teaching cycle.</w:t>
       </w:r>
     </w:p>
     <w:p>
       <w:pPr>
-        <w:pStyle w:val="Heading3"/>
-      </w:pPr>
-      <w:r>
-        <w:t>Explain Values variables and types · 2</w:t>
+        <w:pStyle w:val="Heading1"/>
+      </w:pPr>
+      <w:r>
+        <w:t>02. Teach value snapshots rather than live-formula intuition</w:t>
       </w:r>
     </w:p>
     <w:p>
-      <w:pPr>
-        <w:spacing w:line="336" w:lineRule="auto" w:after="180"/>
-      </w:pPr>
-      <w:r>
-        <w:rPr>
-          <w:b w:val="0"/>
-        </w:rPr>
-        <w:t xml:space="preserve">Use the saved Python 3 script workflow from Week 1. Make a new file </w:t>
-      </w:r>
-      <w:r>
-        <w:rPr>
-          <w:b/>
-        </w:rPr>
-        <w:t>value</w:t>
-      </w:r>
-      <w:r>
-        <w:rPr>
-          <w:b w:val="0"/>
-        </w:rPr>
-        <w:t xml:space="preserve">s.py, predict before running and keep actual </w:t>
-      </w:r>
-      <w:r>
-        <w:rPr>
-          <w:b/>
-        </w:rPr>
-        <w:t>output</w:t>
-      </w:r>
-      <w:r>
-        <w:rPr>
-          <w:b w:val="0"/>
-        </w:rPr>
-        <w:t xml:space="preserve"> separately. Use fictional labels only.</w:t>
+      <w:r>
+        <w:t>Separate numeric counts, text identifiers and the task’s meaning.</w:t>
       </w:r>
     </w:p>
     <w:p>
       <w:pPr>
-        <w:spacing w:line="336" w:lineRule="auto" w:after="180"/>
-      </w:pPr>
-      <w:r>
-        <w:rPr>
-          <w:b w:val="0"/>
-        </w:rPr>
-        <w:t xml:space="preserve">Four useful </w:t>
-      </w:r>
-      <w:r>
-        <w:rPr>
-          <w:b/>
-        </w:rPr>
-        <w:t>type</w:t>
-      </w:r>
-      <w:r>
-        <w:rPr>
-          <w:b w:val="0"/>
-        </w:rPr>
-        <w:t xml:space="preserve">s are int for whole numbers, float for floating-point numbers, str for text, and bool for True or False. A </w:t>
-      </w:r>
-      <w:r>
-        <w:rPr>
-          <w:b/>
-        </w:rPr>
-        <w:t>type</w:t>
-      </w:r>
-      <w:r>
-        <w:rPr>
-          <w:b w:val="0"/>
-        </w:rPr>
-        <w:t xml:space="preserve"> describes a </w:t>
-      </w:r>
-      <w:r>
-        <w:rPr>
-          <w:b/>
-        </w:rPr>
-        <w:t>value</w:t>
-      </w:r>
-      <w:r>
-        <w:rPr>
-          <w:b w:val="0"/>
-        </w:rPr>
-        <w:t>, not whether its meaning is sensible for the task.</w:t>
+        <w:pStyle w:val="Heading2"/>
+      </w:pPr>
+      <w:r>
+        <w:t>Set the task and script workflow</w:t>
       </w:r>
     </w:p>
     <w:p>
@@ -761,39 +695,9 @@
       </w:pPr>
       <w:r>
         <w:rPr>
-          <w:b/>
-        </w:rPr>
-        <w:t>type</w:t>
-      </w:r>
-      <w:r>
-        <w:rPr>
           <w:b w:val="0"/>
         </w:rPr>
-        <w:t xml:space="preserve">(count) produces the </w:t>
-      </w:r>
-      <w:r>
-        <w:rPr>
-          <w:b/>
-        </w:rPr>
-        <w:t>type</w:t>
-      </w:r>
-      <w:r>
-        <w:rPr>
-          <w:b w:val="0"/>
-        </w:rPr>
-        <w:t xml:space="preserve"> of the </w:t>
-      </w:r>
-      <w:r>
-        <w:rPr>
-          <w:b/>
-        </w:rPr>
-        <w:t>value</w:t>
-      </w:r>
-      <w:r>
-        <w:rPr>
-          <w:b w:val="0"/>
-        </w:rPr>
-        <w:t xml:space="preserve"> bound to count. These print lines display &lt;class 'int'&gt; and &lt;class 'str'&gt;. The quotes in "08" mark text; they are not displayed by print(shelf).</w:t>
+        <w:t>A count and a shelf label can look similar while needing different operations. The integer 8 is a number; "08" is text that preserves a leading zero.</w:t>
       </w:r>
     </w:p>
     <w:p>
@@ -804,7 +708,1023 @@
         <w:rPr>
           <w:b w:val="0"/>
         </w:rPr>
+        <w:t xml:space="preserve">You can count eight objects, but adding two shelf labels is usually meaningless. This week you will examine </w:t>
+      </w:r>
+      <w:r>
+        <w:rPr>
+          <w:b/>
+        </w:rPr>
+        <w:t>value</w:t>
+      </w:r>
+      <w:r>
+        <w:rPr>
+          <w:b w:val="0"/>
+        </w:rPr>
+        <w:t>s, trace changes to names and explain which representation a task needs.</w:t>
+      </w:r>
+    </w:p>
+    <w:p>
+      <w:pPr>
+        <w:spacing w:line="336" w:lineRule="auto" w:after="180"/>
+      </w:pPr>
+      <w:r>
+        <w:rPr>
+          <w:b w:val="0"/>
+        </w:rPr>
+        <w:t xml:space="preserve">Use the saved Python 3 script workflow from Week 1. Make a new file </w:t>
+      </w:r>
+      <w:r>
+        <w:rPr>
+          <w:b/>
+        </w:rPr>
+        <w:t>value</w:t>
+      </w:r>
+      <w:r>
+        <w:rPr>
+          <w:b w:val="0"/>
+        </w:rPr>
+        <w:t xml:space="preserve">s.py, predict before running and keep actual </w:t>
+      </w:r>
+      <w:r>
+        <w:rPr>
+          <w:b/>
+        </w:rPr>
+        <w:t>output</w:t>
+      </w:r>
+      <w:r>
+        <w:rPr>
+          <w:b w:val="0"/>
+        </w:rPr>
+        <w:t xml:space="preserve"> separately. Use fictional labels only.</w:t>
+      </w:r>
+    </w:p>
+    <w:p>
+      <w:pPr>
+        <w:spacing w:line="336" w:lineRule="auto" w:after="180"/>
+      </w:pPr>
+      <w:r>
+        <w:rPr>
+          <w:b w:val="0"/>
+        </w:rPr>
+        <w:t xml:space="preserve">Four useful </w:t>
+      </w:r>
+      <w:r>
+        <w:rPr>
+          <w:b/>
+        </w:rPr>
+        <w:t>type</w:t>
+      </w:r>
+      <w:r>
+        <w:rPr>
+          <w:b w:val="0"/>
+        </w:rPr>
+        <w:t xml:space="preserve">s are int for whole numbers, float for floating-point numbers, str for text, and bool for True or False. A </w:t>
+      </w:r>
+      <w:r>
+        <w:rPr>
+          <w:b/>
+        </w:rPr>
+        <w:t>type</w:t>
+      </w:r>
+      <w:r>
+        <w:rPr>
+          <w:b w:val="0"/>
+        </w:rPr>
+        <w:t xml:space="preserve"> describes a </w:t>
+      </w:r>
+      <w:r>
+        <w:rPr>
+          <w:b/>
+        </w:rPr>
+        <w:t>value</w:t>
+      </w:r>
+      <w:r>
+        <w:rPr>
+          <w:b w:val="0"/>
+        </w:rPr>
+        <w:t>, not whether its meaning is sensible for the task.</w:t>
+      </w:r>
+    </w:p>
+    <w:p>
+      <w:pPr>
+        <w:spacing w:line="336" w:lineRule="auto" w:after="180"/>
+      </w:pPr>
+      <w:r>
+        <w:rPr>
+          <w:b/>
+        </w:rPr>
+        <w:t>type</w:t>
+      </w:r>
+      <w:r>
+        <w:rPr>
+          <w:b w:val="0"/>
+        </w:rPr>
+        <w:t xml:space="preserve">(count) produces the </w:t>
+      </w:r>
+      <w:r>
+        <w:rPr>
+          <w:b/>
+        </w:rPr>
+        <w:t>type</w:t>
+      </w:r>
+      <w:r>
+        <w:rPr>
+          <w:b w:val="0"/>
+        </w:rPr>
+        <w:t xml:space="preserve"> of the </w:t>
+      </w:r>
+      <w:r>
+        <w:rPr>
+          <w:b/>
+        </w:rPr>
+        <w:t>value</w:t>
+      </w:r>
+      <w:r>
+        <w:rPr>
+          <w:b w:val="0"/>
+        </w:rPr>
+        <w:t xml:space="preserve"> bound to count. These print lines display &lt;class 'int'&gt; and &lt;class 'str'&gt;. The quotes in "08" mark text; they are not displayed by print(shelf).</w:t>
+      </w:r>
+    </w:p>
+    <w:p>
+      <w:pPr>
+        <w:spacing w:line="336" w:lineRule="auto" w:after="180"/>
+      </w:pPr>
+      <w:r>
+        <w:rPr>
+          <w:b w:val="0"/>
+        </w:rPr>
         <w:t>True and False have capital initials and no quotes. "False" is text, not a Boolean.</w:t>
+      </w:r>
+    </w:p>
+    <w:p>
+      <w:pPr>
+        <w:pStyle w:val="Heading2"/>
+      </w:pPr>
+      <w:r>
+        <w:t>Trace the saved 8 while count becomes 10</w:t>
+      </w:r>
+    </w:p>
+    <w:p>
+      <w:pPr>
+        <w:pStyle w:val="Heading3"/>
+      </w:pPr>
+      <w:r>
+        <w:t>A saved value is not a live link</w:t>
+      </w:r>
+    </w:p>
+    <w:tbl>
+      <w:tblPr>
+        <w:tblStyle w:val="LightShading-Accent1"/>
+        <w:tblW w:type="auto" w:w="0"/>
+        <w:tblLook w:firstColumn="1" w:firstRow="1" w:lastColumn="0" w:lastRow="0" w:noHBand="0" w:noVBand="1" w:val="04A0"/>
+      </w:tblPr>
+      <w:tblGrid>
+        <w:gridCol w:w="3408"/>
+        <w:gridCol w:w="3408"/>
+        <w:gridCol w:w="3408"/>
+      </w:tblGrid>
+      <w:tr>
+        <w:trPr>
+          <w:tblHeader/>
+        </w:trPr>
+        <w:tc>
+          <w:tcPr>
+            <w:tcW w:type="dxa" w:w="3408"/>
+          </w:tcPr>
+          <w:p>
+            <w:r>
+              <w:t>Instruction</w:t>
+            </w:r>
+          </w:p>
+        </w:tc>
+        <w:tc>
+          <w:tcPr>
+            <w:tcW w:type="dxa" w:w="3408"/>
+          </w:tcPr>
+          <w:p>
+            <w:r>
+              <w:t>count now</w:t>
+            </w:r>
+          </w:p>
+        </w:tc>
+        <w:tc>
+          <w:tcPr>
+            <w:tcW w:type="dxa" w:w="3408"/>
+          </w:tcPr>
+          <w:p>
+            <w:r>
+              <w:t>saved now</w:t>
+            </w:r>
+          </w:p>
+        </w:tc>
+      </w:tr>
+      <w:tr>
+        <w:tc>
+          <w:tcPr>
+            <w:tcW w:type="dxa" w:w="3408"/>
+          </w:tcPr>
+          <w:p>
+            <w:r>
+              <w:t>count = 8</w:t>
+            </w:r>
+          </w:p>
+        </w:tc>
+        <w:tc>
+          <w:tcPr>
+            <w:tcW w:type="dxa" w:w="3408"/>
+          </w:tcPr>
+          <w:p>
+            <w:r>
+              <w:t>8</w:t>
+            </w:r>
+          </w:p>
+        </w:tc>
+        <w:tc>
+          <w:tcPr>
+            <w:tcW w:type="dxa" w:w="3408"/>
+          </w:tcPr>
+          <w:p>
+            <w:r>
+              <w:t>Not assigned</w:t>
+            </w:r>
+          </w:p>
+        </w:tc>
+      </w:tr>
+      <w:tr>
+        <w:tc>
+          <w:tcPr>
+            <w:tcW w:type="dxa" w:w="3408"/>
+          </w:tcPr>
+          <w:p>
+            <w:r>
+              <w:t>saved = count</w:t>
+            </w:r>
+          </w:p>
+        </w:tc>
+        <w:tc>
+          <w:tcPr>
+            <w:tcW w:type="dxa" w:w="3408"/>
+          </w:tcPr>
+          <w:p>
+            <w:r>
+              <w:t>8</w:t>
+            </w:r>
+          </w:p>
+        </w:tc>
+        <w:tc>
+          <w:tcPr>
+            <w:tcW w:type="dxa" w:w="3408"/>
+          </w:tcPr>
+          <w:p>
+            <w:r>
+              <w:t>8</w:t>
+            </w:r>
+          </w:p>
+        </w:tc>
+      </w:tr>
+      <w:tr>
+        <w:tc>
+          <w:tcPr>
+            <w:tcW w:type="dxa" w:w="3408"/>
+          </w:tcPr>
+          <w:p>
+            <w:r>
+              <w:t>count = count + 2</w:t>
+            </w:r>
+          </w:p>
+        </w:tc>
+        <w:tc>
+          <w:tcPr>
+            <w:tcW w:type="dxa" w:w="3408"/>
+          </w:tcPr>
+          <w:p>
+            <w:r>
+              <w:t>10</w:t>
+            </w:r>
+          </w:p>
+        </w:tc>
+        <w:tc>
+          <w:tcPr>
+            <w:tcW w:type="dxa" w:w="3408"/>
+          </w:tcPr>
+          <w:p>
+            <w:r>
+              <w:t>8</w:t>
+            </w:r>
+          </w:p>
+        </w:tc>
+      </w:tr>
+    </w:tbl>
+    <w:p>
+      <w:r>
+        <w:t>Evaluate the right side using the current value, then bind the left-hand name. The saved integer does not update when count is reassigned.</w:t>
+      </w:r>
+    </w:p>
+    <w:p>
+      <w:r>
+        <w:rPr>
+          <w:rFonts w:ascii="Courier New" w:hAnsi="Courier New"/>
+          <w:sz w:val="18"/>
+        </w:rPr>
+        <w:t>count = 8</w:t>
+        <w:br/>
+        <w:t>saved = count</w:t>
+        <w:br/>
+        <w:t>count = count + 2</w:t>
+        <w:br/>
+        <w:t>print(count)</w:t>
+        <w:br/>
+        <w:t>print(saved)</w:t>
+      </w:r>
+    </w:p>
+    <w:p>
+      <w:pPr>
+        <w:spacing w:line="336" w:lineRule="auto" w:after="180"/>
+      </w:pPr>
+      <w:r>
+        <w:rPr>
+          <w:b w:val="0"/>
+        </w:rPr>
+        <w:t xml:space="preserve">The </w:t>
+      </w:r>
+      <w:r>
+        <w:rPr>
+          <w:b/>
+        </w:rPr>
+        <w:t>output</w:t>
+      </w:r>
+      <w:r>
+        <w:rPr>
+          <w:b w:val="0"/>
+        </w:rPr>
+        <w:t xml:space="preserve">s are 10 and 8 on separate lines. saved = count uses the </w:t>
+      </w:r>
+      <w:r>
+        <w:rPr>
+          <w:b/>
+        </w:rPr>
+        <w:t>value</w:t>
+      </w:r>
+      <w:r>
+        <w:rPr>
+          <w:b w:val="0"/>
+        </w:rPr>
+        <w:t xml:space="preserve"> available at that moment.</w:t>
+      </w:r>
+    </w:p>
+    <w:p>
+      <w:pPr>
+        <w:spacing w:line="336" w:lineRule="auto" w:after="180"/>
+      </w:pPr>
+      <w:r>
+        <w:rPr>
+          <w:b w:val="0"/>
+        </w:rPr>
+        <w:t>It does not store a formula that keeps following count. count = count + 2 is valid assignment: read the old 8, calculate 10, then rebind count. It is not a claim that 8 equals 10.</w:t>
+      </w:r>
+    </w:p>
+    <w:p>
+      <w:pPr>
+        <w:pStyle w:val="Heading2"/>
+      </w:pPr>
+      <w:r>
+        <w:t>Read the count/tag example</w:t>
+      </w:r>
+    </w:p>
+    <w:p>
+      <w:pPr>
+        <w:spacing w:line="336" w:lineRule="auto" w:after="180"/>
+      </w:pPr>
+      <w:r>
+        <w:rPr>
+          <w:b w:val="0"/>
+        </w:rPr>
+        <w:t xml:space="preserve">A number and its printed-looking text. A program stores a numeric badge count and a </w:t>
+      </w:r>
+      <w:r>
+        <w:rPr>
+          <w:b/>
+        </w:rPr>
+        <w:t>string</w:t>
+      </w:r>
+      <w:r>
+        <w:rPr>
+          <w:b w:val="0"/>
+        </w:rPr>
+        <w:t xml:space="preserve"> that looks like that count.</w:t>
+      </w:r>
+    </w:p>
+    <w:p>
+      <w:pPr>
+        <w:spacing w:line="336" w:lineRule="auto" w:after="180"/>
+      </w:pPr>
+      <w:r>
+        <w:rPr>
+          <w:b w:val="0"/>
+        </w:rPr>
+        <w:t>Python 3: count=8; tag="8"; print(count+2); print(tag+"2").</w:t>
+      </w:r>
+    </w:p>
+    <w:p>
+      <w:pPr>
+        <w:pStyle w:val="Heading2"/>
+      </w:pPr>
+      <w:r>
+        <w:t>Trace type-dependent operations</w:t>
+      </w:r>
+    </w:p>
+    <w:p>
+      <w:r>
+        <w:drawing>
+          <wp:inline xmlns:a="http://schemas.openxmlformats.org/drawingml/2006/main" xmlns:pic="http://schemas.openxmlformats.org/drawingml/2006/picture">
+            <wp:extent cx="5486400" cy="3182112"/>
+            <wp:docPr id="1" name="Picture 1" descr="Inspect types: count is an integer; tag is a string. → Apply addition: Integer addition gives 10; string concatenation gives the text 82. → Predict a mixed operation: count+tag raises TypeError rather than silently converting tag."/>
+            <wp:cNvGraphicFramePr>
+              <a:graphicFrameLocks noChangeAspect="1"/>
+            </wp:cNvGraphicFramePr>
+            <a:graphic>
+              <a:graphicData uri="http://schemas.openxmlformats.org/drawingml/2006/picture">
+                <pic:pic>
+                  <pic:nvPicPr>
+                    <pic:cNvPr id="0" name="academy-story-python-bridge-2-02.png"/>
+                    <pic:cNvPicPr/>
+                  </pic:nvPicPr>
+                  <pic:blipFill>
+                    <a:blip r:embed="rId9"/>
+                    <a:stretch>
+                      <a:fillRect/>
+                    </a:stretch>
+                  </pic:blipFill>
+                  <pic:spPr>
+                    <a:xfrm>
+                      <a:off x="0" y="0"/>
+                      <a:ext cx="5486400" cy="3182112"/>
+                    </a:xfrm>
+                    <a:prstGeom prst="rect"/>
+                  </pic:spPr>
+                </pic:pic>
+              </a:graphicData>
+            </a:graphic>
+          </wp:inline>
+        </w:drawing>
+      </w:r>
+    </w:p>
+    <w:p>
+      <w:pPr>
+        <w:pStyle w:val="Heading3"/>
+      </w:pPr>
+      <w:r>
+        <w:t>Read the picture one step at a time</w:t>
+      </w:r>
+    </w:p>
+    <w:tbl>
+      <w:tblPr>
+        <w:tblStyle w:val="LightShading-Accent1"/>
+        <w:tblW w:type="auto" w:w="0"/>
+        <w:tblLook w:firstColumn="1" w:firstRow="1" w:lastColumn="0" w:lastRow="0" w:noHBand="0" w:noVBand="1" w:val="04A0"/>
+      </w:tblPr>
+      <w:tblGrid>
+        <w:gridCol w:w="5112"/>
+        <w:gridCol w:w="5112"/>
+      </w:tblGrid>
+      <w:tr>
+        <w:trPr>
+          <w:tblHeader/>
+        </w:trPr>
+        <w:tc>
+          <w:tcPr>
+            <w:tcW w:type="dxa" w:w="5112"/>
+          </w:tcPr>
+          <w:p>
+            <w:r>
+              <w:t>Step</w:t>
+            </w:r>
+          </w:p>
+        </w:tc>
+        <w:tc>
+          <w:tcPr>
+            <w:tcW w:type="dxa" w:w="5112"/>
+          </w:tcPr>
+          <w:p>
+            <w:r>
+              <w:t>What happens and why</w:t>
+            </w:r>
+          </w:p>
+        </w:tc>
+      </w:tr>
+      <w:tr>
+        <w:tc>
+          <w:tcPr>
+            <w:tcW w:type="dxa" w:w="5112"/>
+          </w:tcPr>
+          <w:p>
+            <w:r>
+              <w:t>1. Inspect types</w:t>
+            </w:r>
+          </w:p>
+        </w:tc>
+        <w:tc>
+          <w:tcPr>
+            <w:tcW w:type="dxa" w:w="5112"/>
+          </w:tcPr>
+          <w:p>
+            <w:r>
+              <w:t>count is an integer; tag is a string.</w:t>
+            </w:r>
+          </w:p>
+        </w:tc>
+      </w:tr>
+      <w:tr>
+        <w:tc>
+          <w:tcPr>
+            <w:tcW w:type="dxa" w:w="5112"/>
+          </w:tcPr>
+          <w:p>
+            <w:r>
+              <w:t>2. Apply addition</w:t>
+            </w:r>
+          </w:p>
+        </w:tc>
+        <w:tc>
+          <w:tcPr>
+            <w:tcW w:type="dxa" w:w="5112"/>
+          </w:tcPr>
+          <w:p>
+            <w:r>
+              <w:t>Integer addition gives 10; string concatenation gives the text 82.</w:t>
+            </w:r>
+          </w:p>
+        </w:tc>
+      </w:tr>
+      <w:tr>
+        <w:tc>
+          <w:tcPr>
+            <w:tcW w:type="dxa" w:w="5112"/>
+          </w:tcPr>
+          <w:p>
+            <w:r>
+              <w:t>3. Predict a mixed operation</w:t>
+            </w:r>
+          </w:p>
+        </w:tc>
+        <w:tc>
+          <w:tcPr>
+            <w:tcW w:type="dxa" w:w="5112"/>
+          </w:tcPr>
+          <w:p>
+            <w:r>
+              <w:t>count+tag raises TypeError rather than silently converting tag.</w:t>
+            </w:r>
+          </w:p>
+        </w:tc>
+      </w:tr>
+    </w:tbl>
+    <w:p>
+      <w:r>
+        <w:t>Match each pictured step to the supplied facts. This is a worked teaching case, not an independent assessment.</w:t>
+      </w:r>
+    </w:p>
+    <w:p>
+      <w:pPr>
+        <w:spacing w:line="336" w:lineRule="auto" w:after="180"/>
+      </w:pPr>
+      <w:r>
+        <w:rPr>
+          <w:b/>
+        </w:rPr>
+        <w:t>Value</w:t>
+      </w:r>
+      <w:r>
+        <w:rPr>
+          <w:b w:val="0"/>
+        </w:rPr>
+        <w:t xml:space="preserve">s carry </w:t>
+      </w:r>
+      <w:r>
+        <w:rPr>
+          <w:b/>
+        </w:rPr>
+        <w:t>type</w:t>
+      </w:r>
+      <w:r>
+        <w:rPr>
+          <w:b w:val="0"/>
+        </w:rPr>
+        <w:t xml:space="preserve">s, not merely appearances. The plus operator performs numeric addition for these integers and concatenation for these </w:t>
+      </w:r>
+      <w:r>
+        <w:rPr>
+          <w:b/>
+        </w:rPr>
+        <w:t>string</w:t>
+      </w:r>
+      <w:r>
+        <w:rPr>
+          <w:b w:val="0"/>
+        </w:rPr>
+        <w:t>s; the mixed operation is invalid here.</w:t>
+      </w:r>
+    </w:p>
+    <w:p>
+      <w:r>
+        <w:rPr>
+          <w:rFonts w:ascii="Courier New" w:hAnsi="Courier New"/>
+          <w:sz w:val="18"/>
+        </w:rPr>
+        <w:t>count = 8</w:t>
+        <w:br/>
+        <w:t>tag = "8"</w:t>
+        <w:br/>
+        <w:t>print(count + 2)</w:t>
+        <w:br/>
+        <w:t>print(tag + "2")</w:t>
+        <w:br/>
+      </w:r>
+    </w:p>
+    <w:tbl>
+      <w:tblPr>
+        <w:tblStyle w:val="LightShading-Accent1"/>
+        <w:tblW w:type="auto" w:w="0"/>
+        <w:tblLook w:firstColumn="1" w:firstRow="1" w:lastColumn="0" w:lastRow="0" w:noHBand="0" w:noVBand="1" w:val="04A0"/>
+      </w:tblPr>
+      <w:tblGrid>
+        <w:gridCol w:w="3408"/>
+        <w:gridCol w:w="3408"/>
+        <w:gridCol w:w="3408"/>
+      </w:tblGrid>
+      <w:tr>
+        <w:trPr>
+          <w:tblHeader/>
+        </w:trPr>
+        <w:tc>
+          <w:tcPr>
+            <w:tcW w:type="dxa" w:w="3408"/>
+          </w:tcPr>
+          <w:p>
+            <w:r>
+              <w:t>Expression</w:t>
+            </w:r>
+          </w:p>
+        </w:tc>
+        <w:tc>
+          <w:tcPr>
+            <w:tcW w:type="dxa" w:w="3408"/>
+          </w:tcPr>
+          <w:p>
+            <w:r>
+              <w:t>Operation under these supplied types</w:t>
+            </w:r>
+          </w:p>
+        </w:tc>
+        <w:tc>
+          <w:tcPr>
+            <w:tcW w:type="dxa" w:w="3408"/>
+          </w:tcPr>
+          <w:p>
+            <w:r>
+              <w:t>Result</w:t>
+            </w:r>
+          </w:p>
+        </w:tc>
+      </w:tr>
+      <w:tr>
+        <w:tc>
+          <w:tcPr>
+            <w:tcW w:type="dxa" w:w="3408"/>
+          </w:tcPr>
+          <w:p>
+            <w:r>
+              <w:t>count + 2</w:t>
+            </w:r>
+          </w:p>
+        </w:tc>
+        <w:tc>
+          <w:tcPr>
+            <w:tcW w:type="dxa" w:w="3408"/>
+          </w:tcPr>
+          <w:p>
+            <w:r>
+              <w:t>Integer addition</w:t>
+            </w:r>
+          </w:p>
+        </w:tc>
+        <w:tc>
+          <w:tcPr>
+            <w:tcW w:type="dxa" w:w="3408"/>
+          </w:tcPr>
+          <w:p>
+            <w:r>
+              <w:t>10</w:t>
+            </w:r>
+          </w:p>
+        </w:tc>
+      </w:tr>
+      <w:tr>
+        <w:tc>
+          <w:tcPr>
+            <w:tcW w:type="dxa" w:w="3408"/>
+          </w:tcPr>
+          <w:p>
+            <w:r>
+              <w:t>tag + "2"</w:t>
+            </w:r>
+          </w:p>
+        </w:tc>
+        <w:tc>
+          <w:tcPr>
+            <w:tcW w:type="dxa" w:w="3408"/>
+          </w:tcPr>
+          <w:p>
+            <w:r>
+              <w:t>String concatenation</w:t>
+            </w:r>
+          </w:p>
+        </w:tc>
+        <w:tc>
+          <w:tcPr>
+            <w:tcW w:type="dxa" w:w="3408"/>
+          </w:tcPr>
+          <w:p>
+            <w:r>
+              <w:t>Text 82</w:t>
+            </w:r>
+          </w:p>
+        </w:tc>
+      </w:tr>
+      <w:tr>
+        <w:tc>
+          <w:tcPr>
+            <w:tcW w:type="dxa" w:w="3408"/>
+          </w:tcPr>
+          <w:p>
+            <w:r>
+              <w:t>count + tag</w:t>
+            </w:r>
+          </w:p>
+        </w:tc>
+        <w:tc>
+          <w:tcPr>
+            <w:tcW w:type="dxa" w:w="3408"/>
+          </w:tcPr>
+          <w:p>
+            <w:r>
+              <w:t>Unsupported int+str addition</w:t>
+            </w:r>
+          </w:p>
+        </w:tc>
+        <w:tc>
+          <w:tcPr>
+            <w:tcW w:type="dxa" w:w="3408"/>
+          </w:tcPr>
+          <w:p>
+            <w:r>
+              <w:t>TypeError, no silent conversion</w:t>
+            </w:r>
+          </w:p>
+        </w:tc>
+      </w:tr>
+      <w:tr>
+        <w:tc>
+          <w:tcPr>
+            <w:tcW w:type="dxa" w:w="3408"/>
+          </w:tcPr>
+          <w:p>
+            <w:r>
+              <w:t>After count=10, tag unchanged</w:t>
+            </w:r>
+          </w:p>
+        </w:tc>
+        <w:tc>
+          <w:tcPr>
+            <w:tcW w:type="dxa" w:w="3408"/>
+          </w:tcPr>
+          <w:p>
+            <w:r>
+              <w:t>Only the integer input changes</w:t>
+            </w:r>
+          </w:p>
+        </w:tc>
+        <w:tc>
+          <w:tcPr>
+            <w:tcW w:type="dxa" w:w="3408"/>
+          </w:tcPr>
+          <w:p>
+            <w:r>
+              <w:t>12 and text 82; tag still "8"</w:t>
+            </w:r>
+          </w:p>
+        </w:tc>
+      </w:tr>
+    </w:tbl>
+    <w:p>
+      <w:pPr>
+        <w:pStyle w:val="Heading2"/>
+      </w:pPr>
+      <w:r>
+        <w:t>Predict changing only the integer</w:t>
+      </w:r>
+    </w:p>
+    <w:p>
+      <w:pPr>
+        <w:spacing w:line="336" w:lineRule="auto" w:after="180"/>
+      </w:pPr>
+      <w:r>
+        <w:rPr>
+          <w:b w:val="0"/>
+        </w:rPr>
+        <w:t>Change: Change count to 10, leaving tag unchanged.</w:t>
+      </w:r>
+    </w:p>
+    <w:p>
+      <w:pPr>
+        <w:spacing w:line="336" w:lineRule="auto" w:after="180"/>
+      </w:pPr>
+      <w:r>
+        <w:rPr>
+          <w:b/>
+        </w:rPr>
+        <w:t>Prediction</w:t>
+      </w:r>
+      <w:r>
+        <w:rPr>
+          <w:b w:val="0"/>
+        </w:rPr>
+        <w:t xml:space="preserve">: The two valid </w:t>
+      </w:r>
+      <w:r>
+        <w:rPr>
+          <w:b/>
+        </w:rPr>
+        <w:t>output</w:t>
+      </w:r>
+      <w:r>
+        <w:rPr>
+          <w:b w:val="0"/>
+        </w:rPr>
+        <w:t>s become 12 and 82.</w:t>
+      </w:r>
+    </w:p>
+    <w:p>
+      <w:pPr>
+        <w:spacing w:line="336" w:lineRule="auto" w:after="180"/>
+      </w:pPr>
+      <w:r>
+        <w:rPr>
+          <w:b w:val="0"/>
+        </w:rPr>
+        <w:t xml:space="preserve">Reason: Only the integer </w:t>
+      </w:r>
+      <w:r>
+        <w:rPr>
+          <w:b/>
+        </w:rPr>
+        <w:t>variable</w:t>
+      </w:r>
+      <w:r>
+        <w:rPr>
+          <w:b w:val="0"/>
+        </w:rPr>
+        <w:t xml:space="preserve"> changes; the </w:t>
+      </w:r>
+      <w:r>
+        <w:rPr>
+          <w:b/>
+        </w:rPr>
+        <w:t>string</w:t>
+      </w:r>
+      <w:r>
+        <w:rPr>
+          <w:b w:val="0"/>
+        </w:rPr>
+        <w:t xml:space="preserve"> still contains the character 8.</w:t>
+      </w:r>
+    </w:p>
+    <w:p>
+      <w:pPr>
+        <w:pStyle w:val="Heading2"/>
+      </w:pPr>
+      <w:r>
+        <w:t>State operator scope and ask for evidence</w:t>
+      </w:r>
+    </w:p>
+    <w:p>
+      <w:pPr>
+        <w:spacing w:line="336" w:lineRule="auto" w:after="180"/>
+      </w:pPr>
+      <w:r>
+        <w:rPr>
+          <w:b w:val="0"/>
+        </w:rPr>
+        <w:t xml:space="preserve">These examples use built-in integers and </w:t>
+      </w:r>
+      <w:r>
+        <w:rPr>
+          <w:b/>
+        </w:rPr>
+        <w:t>string</w:t>
+      </w:r>
+      <w:r>
+        <w:rPr>
+          <w:b w:val="0"/>
+        </w:rPr>
+        <w:t xml:space="preserve">s; operator behaviour depends on </w:t>
+      </w:r>
+      <w:r>
+        <w:rPr>
+          <w:b/>
+        </w:rPr>
+        <w:t>type</w:t>
+      </w:r>
+      <w:r>
+        <w:rPr>
+          <w:b w:val="0"/>
+        </w:rPr>
+        <w:t>s and is not proof of general model reasoning.</w:t>
+      </w:r>
+    </w:p>
+    <w:p>
+      <w:pPr>
+        <w:spacing w:line="336" w:lineRule="auto" w:after="180"/>
+      </w:pPr>
+      <w:r>
+        <w:rPr>
+          <w:b w:val="0"/>
+        </w:rPr>
+        <w:t xml:space="preserve">Cover the result. Ask learners to name the </w:t>
+      </w:r>
+      <w:r>
+        <w:rPr>
+          <w:b/>
+        </w:rPr>
+        <w:t>input</w:t>
+      </w:r>
+      <w:r>
+        <w:rPr>
+          <w:b w:val="0"/>
+        </w:rPr>
+        <w:t xml:space="preserve">s and predict the next step. Uncover one step, connect the icon to the actual procedure, and explain its </w:t>
+      </w:r>
+      <w:r>
+        <w:rPr>
+          <w:b/>
+        </w:rPr>
+        <w:t>evidence</w:t>
+      </w:r>
+      <w:r>
+        <w:rPr>
+          <w:b w:val="0"/>
+        </w:rPr>
+        <w:t>. Then change the supplied condition and compare.</w:t>
+      </w:r>
+    </w:p>
+    <w:p>
+      <w:pPr>
+        <w:spacing w:line="336" w:lineRule="auto" w:after="180"/>
+      </w:pPr>
+      <w:r>
+        <w:rPr>
+          <w:b w:val="0"/>
+        </w:rPr>
+        <w:t>The picture is a representation; it does not document execution of a real AI model.</w:t>
+      </w:r>
+    </w:p>
+    <w:p>
+      <w:pPr>
+        <w:pStyle w:val="Heading2"/>
+      </w:pPr>
+      <w:r>
+        <w:t>Additional guided key · reference / check after trying</w:t>
+      </w:r>
+    </w:p>
+    <w:p>
+      <w:pPr>
+        <w:spacing w:line="336" w:lineRule="auto" w:after="180"/>
+      </w:pPr>
+      <w:r>
+        <w:rPr>
+          <w:b w:val="0"/>
+        </w:rPr>
+        <w:t>The new saved = count binds saved to the current 10, so print(saved) displays 10. Without that assignment it stays 8.</w:t>
+      </w:r>
+    </w:p>
+    <w:p>
+      <w:pPr>
+        <w:spacing w:line="336" w:lineRule="auto" w:after="180"/>
+      </w:pPr>
+      <w:r>
+        <w:rPr>
+          <w:b w:val="0"/>
+        </w:rPr>
+        <w:t>Exit: turning "08" into 8 loses the leading zero; identifier addition has no defined meaning in the stated task. -3 is an integer but cannot be a nonnegative count.</w:t>
+      </w:r>
+    </w:p>
+    <w:p>
+      <w:pPr>
+        <w:pStyle w:val="Heading2"/>
+      </w:pPr>
+      <w:r>
+        <w:t>Earlier wording, alternatives and picture transcripts · reference / check after trying</w:t>
       </w:r>
     </w:p>
     <w:tbl>
@@ -1114,7 +2034,7 @@
         <w:pStyle w:val="Heading3"/>
       </w:pPr>
       <w:r>
-        <w:t>Explain Values variables and types · 3</w:t>
+        <w:t>Model the reasoning aloud</w:t>
       </w:r>
     </w:p>
     <w:p>
@@ -1125,7 +2045,19 @@
         <w:rPr>
           <w:b w:val="0"/>
         </w:rPr>
-        <w:t>The new saved = count binds saved to the current 10, so print(saved) displays 10. Without that assignment it stays 8.</w:t>
+        <w:t xml:space="preserve">Use the complete worked example below before asking learners to complete W2. Reveal a small part, invite a </w:t>
+      </w:r>
+      <w:r>
+        <w:rPr>
+          <w:b/>
+        </w:rPr>
+        <w:t>prediction</w:t>
+      </w:r>
+      <w:r>
+        <w:rPr>
+          <w:b w:val="0"/>
+        </w:rPr>
+        <w:t>, then explain the deciding step.</w:t>
       </w:r>
     </w:p>
     <w:p>
@@ -1136,268 +2068,7 @@
         <w:rPr>
           <w:b w:val="0"/>
         </w:rPr>
-        <w:t>Exit: turning "08" into 8 loses the leading zero; identifier addition has no defined meaning in the stated task. -3 is an integer but cannot be a nonnegative count.</w:t>
-      </w:r>
-    </w:p>
-    <w:p>
-      <w:pPr>
-        <w:pStyle w:val="Heading3"/>
-      </w:pPr>
-      <w:r>
-        <w:t>Model the reasoning aloud</w:t>
-      </w:r>
-    </w:p>
-    <w:p>
-      <w:pPr>
-        <w:spacing w:line="336" w:lineRule="auto" w:after="180"/>
-      </w:pPr>
-      <w:r>
-        <w:rPr>
-          <w:b w:val="0"/>
-        </w:rPr>
-        <w:t xml:space="preserve">Use the complete worked example below before asking learners to complete W2. Reveal a small part, invite a </w:t>
-      </w:r>
-      <w:r>
-        <w:rPr>
-          <w:b/>
-        </w:rPr>
-        <w:t>prediction</w:t>
-      </w:r>
-      <w:r>
-        <w:rPr>
-          <w:b w:val="0"/>
-        </w:rPr>
-        <w:t>, then explain the deciding step.</w:t>
-      </w:r>
-    </w:p>
-    <w:p>
-      <w:pPr>
-        <w:spacing w:line="336" w:lineRule="auto" w:after="180"/>
-      </w:pPr>
-      <w:r>
-        <w:rPr>
-          <w:b w:val="0"/>
-        </w:rPr>
         <w:t>These teacher notes contain solutions; do not reveal the independent case answer during modelling.</w:t>
-      </w:r>
-    </w:p>
-    <w:p>
-      <w:pPr>
-        <w:pStyle w:val="Heading3"/>
-      </w:pPr>
-      <w:r>
-        <w:t>A saved value is not a live link</w:t>
-      </w:r>
-    </w:p>
-    <w:tbl>
-      <w:tblPr>
-        <w:tblStyle w:val="LightShading-Accent1"/>
-        <w:tblW w:type="auto" w:w="0"/>
-        <w:tblLook w:firstColumn="1" w:firstRow="1" w:lastColumn="0" w:lastRow="0" w:noHBand="0" w:noVBand="1" w:val="04A0"/>
-      </w:tblPr>
-      <w:tblGrid>
-        <w:gridCol w:w="3408"/>
-        <w:gridCol w:w="3408"/>
-        <w:gridCol w:w="3408"/>
-      </w:tblGrid>
-      <w:tr>
-        <w:trPr>
-          <w:tblHeader/>
-        </w:trPr>
-        <w:tc>
-          <w:tcPr>
-            <w:tcW w:type="dxa" w:w="3408"/>
-          </w:tcPr>
-          <w:p>
-            <w:r>
-              <w:t>Instruction</w:t>
-            </w:r>
-          </w:p>
-        </w:tc>
-        <w:tc>
-          <w:tcPr>
-            <w:tcW w:type="dxa" w:w="3408"/>
-          </w:tcPr>
-          <w:p>
-            <w:r>
-              <w:t>count now</w:t>
-            </w:r>
-          </w:p>
-        </w:tc>
-        <w:tc>
-          <w:tcPr>
-            <w:tcW w:type="dxa" w:w="3408"/>
-          </w:tcPr>
-          <w:p>
-            <w:r>
-              <w:t>saved now</w:t>
-            </w:r>
-          </w:p>
-        </w:tc>
-      </w:tr>
-      <w:tr>
-        <w:tc>
-          <w:tcPr>
-            <w:tcW w:type="dxa" w:w="3408"/>
-          </w:tcPr>
-          <w:p>
-            <w:r>
-              <w:t>count = 8</w:t>
-            </w:r>
-          </w:p>
-        </w:tc>
-        <w:tc>
-          <w:tcPr>
-            <w:tcW w:type="dxa" w:w="3408"/>
-          </w:tcPr>
-          <w:p>
-            <w:r>
-              <w:t>8</w:t>
-            </w:r>
-          </w:p>
-        </w:tc>
-        <w:tc>
-          <w:tcPr>
-            <w:tcW w:type="dxa" w:w="3408"/>
-          </w:tcPr>
-          <w:p>
-            <w:r>
-              <w:t>Not assigned</w:t>
-            </w:r>
-          </w:p>
-        </w:tc>
-      </w:tr>
-      <w:tr>
-        <w:tc>
-          <w:tcPr>
-            <w:tcW w:type="dxa" w:w="3408"/>
-          </w:tcPr>
-          <w:p>
-            <w:r>
-              <w:t>saved = count</w:t>
-            </w:r>
-          </w:p>
-        </w:tc>
-        <w:tc>
-          <w:tcPr>
-            <w:tcW w:type="dxa" w:w="3408"/>
-          </w:tcPr>
-          <w:p>
-            <w:r>
-              <w:t>8</w:t>
-            </w:r>
-          </w:p>
-        </w:tc>
-        <w:tc>
-          <w:tcPr>
-            <w:tcW w:type="dxa" w:w="3408"/>
-          </w:tcPr>
-          <w:p>
-            <w:r>
-              <w:t>8</w:t>
-            </w:r>
-          </w:p>
-        </w:tc>
-      </w:tr>
-      <w:tr>
-        <w:tc>
-          <w:tcPr>
-            <w:tcW w:type="dxa" w:w="3408"/>
-          </w:tcPr>
-          <w:p>
-            <w:r>
-              <w:t>count = count + 2</w:t>
-            </w:r>
-          </w:p>
-        </w:tc>
-        <w:tc>
-          <w:tcPr>
-            <w:tcW w:type="dxa" w:w="3408"/>
-          </w:tcPr>
-          <w:p>
-            <w:r>
-              <w:t>10</w:t>
-            </w:r>
-          </w:p>
-        </w:tc>
-        <w:tc>
-          <w:tcPr>
-            <w:tcW w:type="dxa" w:w="3408"/>
-          </w:tcPr>
-          <w:p>
-            <w:r>
-              <w:t>8</w:t>
-            </w:r>
-          </w:p>
-        </w:tc>
-      </w:tr>
-    </w:tbl>
-    <w:p>
-      <w:r>
-        <w:t>Evaluate the right side using the current value, then bind the left-hand name. The saved integer does not update when count is reassigned.</w:t>
-      </w:r>
-    </w:p>
-    <w:p>
-      <w:r>
-        <w:rPr>
-          <w:rFonts w:ascii="Courier New" w:hAnsi="Courier New"/>
-          <w:sz w:val="18"/>
-        </w:rPr>
-        <w:t>count = 8</w:t>
-        <w:br/>
-        <w:t>saved = count</w:t>
-        <w:br/>
-        <w:t>count = count + 2</w:t>
-        <w:br/>
-        <w:t>print(count)</w:t>
-        <w:br/>
-        <w:t>print(saved)</w:t>
-      </w:r>
-    </w:p>
-    <w:p>
-      <w:pPr>
-        <w:spacing w:line="336" w:lineRule="auto" w:after="180"/>
-      </w:pPr>
-      <w:r>
-        <w:rPr>
-          <w:b w:val="0"/>
-        </w:rPr>
-        <w:t xml:space="preserve">The </w:t>
-      </w:r>
-      <w:r>
-        <w:rPr>
-          <w:b/>
-        </w:rPr>
-        <w:t>output</w:t>
-      </w:r>
-      <w:r>
-        <w:rPr>
-          <w:b w:val="0"/>
-        </w:rPr>
-        <w:t xml:space="preserve">s are 10 and 8 on separate lines. saved = count uses the </w:t>
-      </w:r>
-      <w:r>
-        <w:rPr>
-          <w:b/>
-        </w:rPr>
-        <w:t>value</w:t>
-      </w:r>
-      <w:r>
-        <w:rPr>
-          <w:b w:val="0"/>
-        </w:rPr>
-        <w:t xml:space="preserve"> available at that moment.</w:t>
-      </w:r>
-    </w:p>
-    <w:p>
-      <w:pPr>
-        <w:spacing w:line="336" w:lineRule="auto" w:after="180"/>
-      </w:pPr>
-      <w:r>
-        <w:rPr>
-          <w:b w:val="0"/>
-        </w:rPr>
-        <w:t>It does not store a formula that keeps following count. count = count + 2 is valid assignment: read the old 8, calculate 10, then rebind count. It is not a claim that 8 equals 10.</w:t>
       </w:r>
     </w:p>
     <w:p>
@@ -1556,53 +2227,10 @@
     </w:p>
     <w:p>
       <w:pPr>
-        <w:spacing w:line="336" w:lineRule="auto" w:after="180"/>
-      </w:pPr>
-      <w:r>
-        <w:rPr>
-          <w:b w:val="0"/>
-        </w:rPr>
-        <w:t xml:space="preserve">A number and its printed-looking text. A program stores a numeric badge count and a </w:t>
-      </w:r>
-      <w:r>
-        <w:rPr>
-          <w:b/>
-        </w:rPr>
-        <w:t>string</w:t>
-      </w:r>
-      <w:r>
-        <w:rPr>
-          <w:b w:val="0"/>
-        </w:rPr>
-        <w:t xml:space="preserve"> that looks like that count.</w:t>
-      </w:r>
-    </w:p>
-    <w:p>
-      <w:pPr>
         <w:pStyle w:val="Heading3"/>
       </w:pPr>
       <w:r>
         <w:t>The facts we will use</w:t>
-      </w:r>
-    </w:p>
-    <w:p>
-      <w:pPr>
-        <w:pStyle w:val="Heading3"/>
-      </w:pPr>
-      <w:r>
-        <w:t>Supplied facts</w:t>
-      </w:r>
-    </w:p>
-    <w:p>
-      <w:pPr>
-        <w:spacing w:line="336" w:lineRule="auto" w:after="180"/>
-        <w:shd w:fill="F1F6FC"/>
-      </w:pPr>
-      <w:r>
-        <w:rPr>
-          <w:b w:val="0"/>
-        </w:rPr>
-        <w:t>Python 3: count=8; tag="8"; print(count+2); print(tag+"2").</w:t>
       </w:r>
     </w:p>
     <w:p>
@@ -1610,7 +2238,7 @@
         <w:drawing>
           <wp:inline xmlns:a="http://schemas.openxmlformats.org/drawingml/2006/main" xmlns:pic="http://schemas.openxmlformats.org/drawingml/2006/picture">
             <wp:extent cx="5486400" cy="5225143"/>
-            <wp:docPr id="1" name="Picture 1" descr="Values variables and types. Inspect types: count is an integer; tag is a string.. Apply addition: Integer addition gives 10; string concatenation gives the text 82.. Predict a mixed operation: count+tag raises TypeError rather than silently converting tag."/>
+            <wp:docPr id="2" name="Picture 2" descr="Values variables and types. Inspect types: count is an integer; tag is a string.. Apply addition: Integer addition gives 10; string concatenation gives the text 82.. Predict a mixed operation: count+tag raises TypeError rather than silently converting tag."/>
             <wp:cNvGraphicFramePr>
               <a:graphicFrameLocks noChangeAspect="1"/>
             </wp:cNvGraphicFramePr>
@@ -1622,7 +2250,7 @@
                     <pic:cNvPicPr/>
                   </pic:nvPicPr>
                   <pic:blipFill>
-                    <a:blip r:embed="rId9"/>
+                    <a:blip r:embed="rId10"/>
                     <a:stretch>
                       <a:fillRect/>
                     </a:stretch>
@@ -1646,114 +2274,7 @@
         <w:pStyle w:val="Heading3"/>
       </w:pPr>
       <w:r>
-        <w:t>Read the picture one step at a time</w:t>
-      </w:r>
-    </w:p>
-    <w:tbl>
-      <w:tblPr>
-        <w:tblStyle w:val="LightShading-Accent1"/>
-        <w:tblW w:type="auto" w:w="0"/>
-        <w:tblLook w:firstColumn="1" w:firstRow="1" w:lastColumn="0" w:lastRow="0" w:noHBand="0" w:noVBand="1" w:val="04A0"/>
-      </w:tblPr>
-      <w:tblGrid>
-        <w:gridCol w:w="5112"/>
-        <w:gridCol w:w="5112"/>
-      </w:tblGrid>
-      <w:tr>
-        <w:trPr>
-          <w:tblHeader/>
-        </w:trPr>
-        <w:tc>
-          <w:tcPr>
-            <w:tcW w:type="dxa" w:w="5112"/>
-          </w:tcPr>
-          <w:p>
-            <w:r>
-              <w:t>Step</w:t>
-            </w:r>
-          </w:p>
-        </w:tc>
-        <w:tc>
-          <w:tcPr>
-            <w:tcW w:type="dxa" w:w="5112"/>
-          </w:tcPr>
-          <w:p>
-            <w:r>
-              <w:t>What happens and why</w:t>
-            </w:r>
-          </w:p>
-        </w:tc>
-      </w:tr>
-      <w:tr>
-        <w:tc>
-          <w:tcPr>
-            <w:tcW w:type="dxa" w:w="5112"/>
-          </w:tcPr>
-          <w:p>
-            <w:r>
-              <w:t>1. Inspect types</w:t>
-            </w:r>
-          </w:p>
-        </w:tc>
-        <w:tc>
-          <w:tcPr>
-            <w:tcW w:type="dxa" w:w="5112"/>
-          </w:tcPr>
-          <w:p>
-            <w:r>
-              <w:t>count is an integer; tag is a string.</w:t>
-            </w:r>
-          </w:p>
-        </w:tc>
-      </w:tr>
-      <w:tr>
-        <w:tc>
-          <w:tcPr>
-            <w:tcW w:type="dxa" w:w="5112"/>
-          </w:tcPr>
-          <w:p>
-            <w:r>
-              <w:t>2. Apply addition</w:t>
-            </w:r>
-          </w:p>
-        </w:tc>
-        <w:tc>
-          <w:tcPr>
-            <w:tcW w:type="dxa" w:w="5112"/>
-          </w:tcPr>
-          <w:p>
-            <w:r>
-              <w:t>Integer addition gives 10; string concatenation gives the text 82.</w:t>
-            </w:r>
-          </w:p>
-        </w:tc>
-      </w:tr>
-      <w:tr>
-        <w:tc>
-          <w:tcPr>
-            <w:tcW w:type="dxa" w:w="5112"/>
-          </w:tcPr>
-          <w:p>
-            <w:r>
-              <w:t>3. Predict a mixed operation</w:t>
-            </w:r>
-          </w:p>
-        </w:tc>
-        <w:tc>
-          <w:tcPr>
-            <w:tcW w:type="dxa" w:w="5112"/>
-          </w:tcPr>
-          <w:p>
-            <w:r>
-              <w:t>count+tag raises TypeError rather than silently converting tag.</w:t>
-            </w:r>
-          </w:p>
-        </w:tc>
-      </w:tr>
-    </w:tbl>
-    <w:p>
-      <w:r>
-        <w:t>Match each pictured step to the supplied facts. This is a worked teaching case, not an independent assessment.</w:t>
+        <w:t>Why this result follows</w:t>
       </w:r>
     </w:p>
     <w:p>
@@ -1761,7 +2282,7 @@
         <w:pStyle w:val="Heading3"/>
       </w:pPr>
       <w:r>
-        <w:t>Why this result follows</w:t>
+        <w:t>What this example does not establish</w:t>
       </w:r>
     </w:p>
     <w:p>
@@ -1769,227 +2290,240 @@
         <w:pStyle w:val="Heading3"/>
       </w:pPr>
       <w:r>
-        <w:t>Why the result follows</w:t>
+        <w:t>Change one thing in the pictured case</w:t>
       </w:r>
     </w:p>
     <w:p>
       <w:pPr>
-        <w:spacing w:line="336" w:lineRule="auto" w:after="180"/>
-        <w:shd w:fill="F1F6FC"/>
-      </w:pPr>
-      <w:r>
-        <w:rPr>
-          <w:b/>
-        </w:rPr>
-        <w:t>Value</w:t>
-      </w:r>
-      <w:r>
-        <w:rPr>
-          <w:b w:val="0"/>
-        </w:rPr>
-        <w:t xml:space="preserve">s carry </w:t>
-      </w:r>
-      <w:r>
-        <w:rPr>
-          <w:b/>
-        </w:rPr>
-        <w:t>type</w:t>
-      </w:r>
-      <w:r>
-        <w:rPr>
-          <w:b w:val="0"/>
-        </w:rPr>
-        <w:t xml:space="preserve">s, not merely appearances. The plus operator performs numeric addition for these integers and concatenation for these </w:t>
-      </w:r>
-      <w:r>
-        <w:rPr>
-          <w:b/>
-        </w:rPr>
-        <w:t>string</w:t>
-      </w:r>
-      <w:r>
-        <w:rPr>
-          <w:b w:val="0"/>
-        </w:rPr>
-        <w:t>s; the mixed operation is invalid here.</w:t>
+        <w:pStyle w:val="Heading3"/>
+      </w:pPr>
+      <w:r>
+        <w:t>Ask while showing the picture</w:t>
       </w:r>
     </w:p>
     <w:p>
       <w:pPr>
-        <w:pStyle w:val="Heading3"/>
-      </w:pPr>
-      <w:r>
-        <w:t>What this example does not establish</w:t>
+        <w:pStyle w:val="Heading1"/>
+      </w:pPr>
+      <w:r>
+        <w:t>03. Guide the trace, then fade the help</w:t>
       </w:r>
     </w:p>
     <w:p>
-      <w:pPr>
-        <w:pStyle w:val="Heading3"/>
-      </w:pPr>
-      <w:r>
-        <w:t>Keep the stated limit</w:t>
+      <w:r>
+        <w:t>Collect predictions before execution or feedback.</w:t>
       </w:r>
     </w:p>
     <w:p>
       <w:pPr>
-        <w:spacing w:line="336" w:lineRule="auto" w:after="180"/>
-        <w:shd w:fill="FFF5E6"/>
-      </w:pPr>
-      <w:r>
-        <w:rPr>
-          <w:b w:val="0"/>
-        </w:rPr>
-        <w:t xml:space="preserve">These examples use built-in integers and </w:t>
-      </w:r>
-      <w:r>
-        <w:rPr>
-          <w:b/>
-        </w:rPr>
-        <w:t>string</w:t>
-      </w:r>
-      <w:r>
-        <w:rPr>
-          <w:b w:val="0"/>
-        </w:rPr>
-        <w:t xml:space="preserve">s; operator behaviour depends on </w:t>
-      </w:r>
-      <w:r>
-        <w:rPr>
-          <w:b/>
-        </w:rPr>
-        <w:t>type</w:t>
-      </w:r>
-      <w:r>
-        <w:rPr>
-          <w:b w:val="0"/>
-        </w:rPr>
-        <w:t>s and is not proof of general model reasoning.</w:t>
+        <w:pStyle w:val="Heading2"/>
+      </w:pPr>
+      <w:r>
+        <w:t>Main completion task and key</w:t>
       </w:r>
     </w:p>
     <w:p>
       <w:pPr>
-        <w:pStyle w:val="Heading3"/>
-      </w:pPr>
-      <w:r>
-        <w:t>Change one thing in the pictured case</w:t>
+        <w:spacing w:line="336" w:lineRule="auto" w:after="180"/>
+      </w:pPr>
+      <w:r>
+        <w:rPr>
+          <w:b w:val="0"/>
+        </w:rPr>
+        <w:t xml:space="preserve">Completion task: Trace the five-line count and saved program. Record both printed </w:t>
+      </w:r>
+      <w:r>
+        <w:rPr>
+          <w:b/>
+        </w:rPr>
+        <w:t>output</w:t>
+      </w:r>
+      <w:r>
+        <w:rPr>
+          <w:b w:val="0"/>
+        </w:rPr>
+        <w:t>s, then predict the result of assigning saved = count after the change. Check with a run or label a paper trace.</w:t>
       </w:r>
     </w:p>
     <w:p>
       <w:pPr>
-        <w:pStyle w:val="Heading3"/>
-      </w:pPr>
-      <w:r>
-        <w:t>Change one thing</w:t>
+        <w:spacing w:line="336" w:lineRule="auto" w:after="180"/>
+      </w:pPr>
+      <w:r>
+        <w:rPr>
+          <w:b w:val="0"/>
+        </w:rPr>
+        <w:t xml:space="preserve">Teacher check: Original </w:t>
+      </w:r>
+      <w:r>
+        <w:rPr>
+          <w:b/>
+        </w:rPr>
+        <w:t>output</w:t>
+      </w:r>
+      <w:r>
+        <w:rPr>
+          <w:b w:val="0"/>
+        </w:rPr>
+        <w:t xml:space="preserve">s 10 then 8. After the new assignment, saved becomes 10. Keep actual </w:t>
+      </w:r>
+      <w:r>
+        <w:rPr>
+          <w:b/>
+        </w:rPr>
+        <w:t>observation</w:t>
+      </w:r>
+      <w:r>
+        <w:rPr>
+          <w:b w:val="0"/>
+        </w:rPr>
+        <w:t xml:space="preserve">s separate. Reading an integer </w:t>
+      </w:r>
+      <w:r>
+        <w:rPr>
+          <w:b/>
+        </w:rPr>
+        <w:t>value</w:t>
+      </w:r>
+      <w:r>
+        <w:rPr>
+          <w:b w:val="0"/>
+        </w:rPr>
+        <w:t xml:space="preserve"> earlier does not create a live link to another name.</w:t>
       </w:r>
     </w:p>
     <w:p>
       <w:pPr>
         <w:spacing w:line="336" w:lineRule="auto" w:after="180"/>
-        <w:shd w:fill="F5F1FB"/>
       </w:pPr>
       <w:r>
         <w:rPr>
           <w:b w:val="0"/>
         </w:rPr>
-        <w:t>Change: Change count to 10, leaving tag unchanged.</w:t>
+        <w:t xml:space="preserve">Start by identifying the given </w:t>
+      </w:r>
+      <w:r>
+        <w:rPr>
+          <w:b/>
+        </w:rPr>
+        <w:t>input</w:t>
+      </w:r>
+      <w:r>
+        <w:rPr>
+          <w:b w:val="0"/>
+        </w:rPr>
+        <w:t>s together. Leave the intermediate steps blank. If needed, model one step, then withdraw that help on the next step. Move to a full trace only when the partial trace is understood.</w:t>
       </w:r>
     </w:p>
     <w:p>
       <w:pPr>
-        <w:pStyle w:val="Heading3"/>
-      </w:pPr>
-      <w:r>
-        <w:t>Predicted result</w:t>
+        <w:spacing w:line="336" w:lineRule="auto" w:after="180"/>
+      </w:pPr>
+      <w:r>
+        <w:rPr>
+          <w:b w:val="0"/>
+        </w:rPr>
+        <w:t>For partners, alternate explainer and checker; collect a response from every learner before discussion.</w:t>
       </w:r>
     </w:p>
     <w:p>
       <w:pPr>
-        <w:spacing w:line="336" w:lineRule="auto" w:after="180"/>
-        <w:shd w:fill="F1F6FC"/>
-      </w:pPr>
-      <w:r>
-        <w:rPr>
-          <w:b/>
-        </w:rPr>
-        <w:t>Prediction</w:t>
-      </w:r>
-      <w:r>
-        <w:rPr>
-          <w:b w:val="0"/>
-        </w:rPr>
-        <w:t xml:space="preserve">: The two valid </w:t>
-      </w:r>
-      <w:r>
-        <w:rPr>
-          <w:b/>
-        </w:rPr>
-        <w:t>output</w:t>
-      </w:r>
-      <w:r>
-        <w:rPr>
-          <w:b w:val="0"/>
-        </w:rPr>
-        <w:t>s become 12 and 82.</w:t>
+        <w:pStyle w:val="Heading2"/>
+      </w:pPr>
+      <w:r>
+        <w:t>Individual misconception check</w:t>
       </w:r>
     </w:p>
     <w:p>
       <w:pPr>
-        <w:pStyle w:val="Heading3"/>
-      </w:pPr>
-      <w:r>
-        <w:t>Why the result follows</w:t>
+        <w:spacing w:line="336" w:lineRule="auto" w:after="180"/>
+      </w:pPr>
+      <w:r>
+        <w:rPr>
+          <w:b w:val="0"/>
+        </w:rPr>
+        <w:t xml:space="preserve">Use the worked case for </w:t>
+      </w:r>
+      <w:r>
+        <w:rPr>
+          <w:b/>
+        </w:rPr>
+        <w:t>Value</w:t>
+      </w:r>
+      <w:r>
+        <w:rPr>
+          <w:b w:val="0"/>
+        </w:rPr>
+        <w:t xml:space="preserve">s </w:t>
+      </w:r>
+      <w:r>
+        <w:rPr>
+          <w:b/>
+        </w:rPr>
+        <w:t>variable</w:t>
+      </w:r>
+      <w:r>
+        <w:rPr>
+          <w:b w:val="0"/>
+        </w:rPr>
+        <w:t xml:space="preserve">s and </w:t>
+      </w:r>
+      <w:r>
+        <w:rPr>
+          <w:b/>
+        </w:rPr>
+        <w:t>type</w:t>
+      </w:r>
+      <w:r>
+        <w:rPr>
+          <w:b w:val="0"/>
+        </w:rPr>
+        <w:t>s. Proposed explanation: “Digits always mean a number”. Decide whether this explanation is supported.</w:t>
       </w:r>
     </w:p>
     <w:p>
       <w:pPr>
         <w:spacing w:line="336" w:lineRule="auto" w:after="180"/>
-        <w:shd w:fill="F1F6FC"/>
       </w:pPr>
       <w:r>
         <w:rPr>
           <w:b w:val="0"/>
         </w:rPr>
-        <w:t xml:space="preserve">Reason: Only the integer </w:t>
-      </w:r>
-      <w:r>
-        <w:rPr>
-          <w:b/>
-        </w:rPr>
-        <w:t>variable</w:t>
-      </w:r>
-      <w:r>
-        <w:rPr>
-          <w:b w:val="0"/>
-        </w:rPr>
-        <w:t xml:space="preserve"> changes; the </w:t>
-      </w:r>
-      <w:r>
-        <w:rPr>
-          <w:b/>
-        </w:rPr>
-        <w:t>string</w:t>
-      </w:r>
-      <w:r>
-        <w:rPr>
-          <w:b w:val="0"/>
-        </w:rPr>
-        <w:t xml:space="preserve"> still contains the character 8.</w:t>
+        <w:t>Point to the step or supplied fact that decides; explain your repair if needed.</w:t>
       </w:r>
     </w:p>
     <w:p>
       <w:pPr>
-        <w:pStyle w:val="Heading3"/>
-      </w:pPr>
-      <w:r>
-        <w:t>Ask while showing the picture</w:t>
+        <w:spacing w:line="336" w:lineRule="auto" w:after="180"/>
+      </w:pPr>
+      <w:r>
+        <w:rPr>
+          <w:b w:val="0"/>
+        </w:rPr>
+        <w:t xml:space="preserve">Expected correction: Quotes make a </w:t>
+      </w:r>
+      <w:r>
+        <w:rPr>
+          <w:b/>
+        </w:rPr>
+        <w:t>string</w:t>
+      </w:r>
+      <w:r>
+        <w:rPr>
+          <w:b w:val="0"/>
+        </w:rPr>
+        <w:t>, even when every character is a digit.</w:t>
       </w:r>
     </w:p>
     <w:p>
       <w:pPr>
-        <w:pStyle w:val="Heading3"/>
-      </w:pPr>
-      <w:r>
-        <w:t>Ask while showing the picture · 4</w:t>
+        <w:spacing w:line="336" w:lineRule="auto" w:after="180"/>
+      </w:pPr>
+      <w:r>
+        <w:rPr>
+          <w:b w:val="0"/>
+        </w:rPr>
+        <w:t>Collect explanations, not only yes/no votes. If a misunderstanding is common, re-model the relevant step for the class.</w:t>
       </w:r>
     </w:p>
     <w:p>
@@ -2000,75 +2534,187 @@
         <w:rPr>
           <w:b w:val="0"/>
         </w:rPr>
-        <w:t xml:space="preserve">Cover the result. Ask learners to name the </w:t>
-      </w:r>
-      <w:r>
-        <w:rPr>
-          <w:b/>
-        </w:rPr>
-        <w:t>input</w:t>
-      </w:r>
-      <w:r>
-        <w:rPr>
-          <w:b w:val="0"/>
-        </w:rPr>
-        <w:t xml:space="preserve">s and predict the next step. Uncover one step, connect the icon to the actual procedure, and explain its </w:t>
-      </w:r>
-      <w:r>
-        <w:rPr>
-          <w:b/>
-        </w:rPr>
-        <w:t>evidence</w:t>
-      </w:r>
-      <w:r>
-        <w:rPr>
-          <w:b w:val="0"/>
-        </w:rPr>
-        <w:t>. Then change the supplied condition and compare.</w:t>
+        <w:t>If it affects a few learners, give a short targeted group explanation while others solve a more demanding variation.</w:t>
       </w:r>
     </w:p>
     <w:p>
       <w:pPr>
-        <w:spacing w:line="336" w:lineRule="auto" w:after="180"/>
-      </w:pPr>
-      <w:r>
-        <w:rPr>
-          <w:b w:val="0"/>
-        </w:rPr>
-        <w:t>The picture is a representation; it does not document execution of a real AI model.</w:t>
+        <w:pStyle w:val="Heading2"/>
+      </w:pPr>
+      <w:r>
+        <w:t>Pictorial question and changed-case key</w:t>
       </w:r>
     </w:p>
     <w:p>
       <w:pPr>
-        <w:pStyle w:val="Heading1"/>
-      </w:pPr>
-      <w:r>
-        <w:t>03. Demonstrate and guide practice</w:t>
+        <w:spacing w:line="336" w:lineRule="auto" w:after="180"/>
+      </w:pPr>
+      <w:r>
+        <w:rPr>
+          <w:b w:val="0"/>
+        </w:rPr>
+        <w:t xml:space="preserve">Predict both print </w:t>
+      </w:r>
+      <w:r>
+        <w:rPr>
+          <w:b/>
+        </w:rPr>
+        <w:t>output</w:t>
+      </w:r>
+      <w:r>
+        <w:rPr>
+          <w:b w:val="0"/>
+        </w:rPr>
+        <w:t xml:space="preserve">s and explain why they differ. Does count+tag work, and what happens to each valid </w:t>
+      </w:r>
+      <w:r>
+        <w:rPr>
+          <w:b/>
+        </w:rPr>
+        <w:t>output</w:t>
+      </w:r>
+      <w:r>
+        <w:rPr>
+          <w:b w:val="0"/>
+        </w:rPr>
+        <w:t xml:space="preserve"> after count becomes ten?</w:t>
       </w:r>
     </w:p>
     <w:p>
-      <w:r>
-        <w:t>Demonstrate Values variables and types, reduce support deliberately and check individual reasoning before discussing answers.</w:t>
+      <w:pPr>
+        <w:spacing w:line="336" w:lineRule="auto" w:after="180"/>
+      </w:pPr>
+      <w:r>
+        <w:rPr>
+          <w:b w:val="0"/>
+        </w:rPr>
+        <w:t xml:space="preserve">The </w:t>
+      </w:r>
+      <w:r>
+        <w:rPr>
+          <w:b/>
+        </w:rPr>
+        <w:t>output</w:t>
+      </w:r>
+      <w:r>
+        <w:rPr>
+          <w:b w:val="0"/>
+        </w:rPr>
+        <w:t xml:space="preserve">s are 10 and 82. The first adds integers; the second joins </w:t>
+      </w:r>
+      <w:r>
+        <w:rPr>
+          <w:b/>
+        </w:rPr>
+        <w:t>string</w:t>
+      </w:r>
+      <w:r>
+        <w:rPr>
+          <w:b w:val="0"/>
+        </w:rPr>
+        <w:t xml:space="preserve">s. count+tag raises </w:t>
+      </w:r>
+      <w:r>
+        <w:rPr>
+          <w:b/>
+        </w:rPr>
+        <w:t>Type</w:t>
+      </w:r>
+      <w:r>
+        <w:rPr>
+          <w:b w:val="0"/>
+        </w:rPr>
+        <w:t>Error. Changing count to 10 yields 12, while tag+"2" remains 82.</w:t>
       </w:r>
     </w:p>
     <w:p>
       <w:pPr>
-        <w:pStyle w:val="Heading3"/>
-      </w:pPr>
-      <w:r>
-        <w:t>Choose the pacing route</w:t>
+        <w:spacing w:line="336" w:lineRule="auto" w:after="180"/>
+      </w:pPr>
+      <w:r>
+        <w:rPr>
+          <w:b w:val="0"/>
+        </w:rPr>
+        <w:t xml:space="preserve">Changed-case reasoning: The two valid </w:t>
+      </w:r>
+      <w:r>
+        <w:rPr>
+          <w:b/>
+        </w:rPr>
+        <w:t>output</w:t>
+      </w:r>
+      <w:r>
+        <w:rPr>
+          <w:b w:val="0"/>
+        </w:rPr>
+        <w:t xml:space="preserve">s become 12 and 82. Only the integer </w:t>
+      </w:r>
+      <w:r>
+        <w:rPr>
+          <w:b/>
+        </w:rPr>
+        <w:t>variable</w:t>
+      </w:r>
+      <w:r>
+        <w:rPr>
+          <w:b w:val="0"/>
+        </w:rPr>
+        <w:t xml:space="preserve"> changes; the </w:t>
+      </w:r>
+      <w:r>
+        <w:rPr>
+          <w:b/>
+        </w:rPr>
+        <w:t>string</w:t>
+      </w:r>
+      <w:r>
+        <w:rPr>
+          <w:b w:val="0"/>
+        </w:rPr>
+        <w:t xml:space="preserve"> still contains the character 8.</w:t>
       </w:r>
     </w:p>
     <w:p>
       <w:pPr>
         <w:spacing w:line="336" w:lineRule="auto" w:after="180"/>
-        <w:shd w:fill="F1F6F8"/>
       </w:pPr>
       <w:r>
         <w:rPr>
           <w:b w:val="0"/>
         </w:rPr>
-        <w:t>Compact alternative: this two-session sequence covers selected core tasks. Use the three-session weekly plan for the full lesson, independent transfer, feedback and project work; allow extra time for extensions.</w:t>
+        <w:t xml:space="preserve">Collect each learner’s explanation before discussion. Use the first missing connection between </w:t>
+      </w:r>
+      <w:r>
+        <w:rPr>
+          <w:b/>
+        </w:rPr>
+        <w:t>input</w:t>
+      </w:r>
+      <w:r>
+        <w:rPr>
+          <w:b w:val="0"/>
+        </w:rPr>
+        <w:t xml:space="preserve">, deciding step and result to choose support. This question is worked-case practice, not fresh mastery </w:t>
+      </w:r>
+      <w:r>
+        <w:rPr>
+          <w:b/>
+        </w:rPr>
+        <w:t>evidence</w:t>
+      </w:r>
+      <w:r>
+        <w:rPr>
+          <w:b w:val="0"/>
+        </w:rPr>
+        <w:t>.</w:t>
+      </w:r>
+    </w:p>
+    <w:p>
+      <w:pPr>
+        <w:pStyle w:val="Heading2"/>
+      </w:pPr>
+      <w:r>
+        <w:t>Support and alternative plan · reference / check after trying</w:t>
       </w:r>
     </w:p>
     <w:tbl>
@@ -2354,42 +3000,29 @@
     </w:p>
     <w:p>
       <w:pPr>
-        <w:pStyle w:val="Heading3"/>
-      </w:pPr>
-      <w:r>
-        <w:t>Reduce help deliberately</w:t>
+        <w:pStyle w:val="Heading2"/>
+      </w:pPr>
+      <w:r>
+        <w:t>Earlier wording, alternatives and picture transcripts · reference / check after trying</w:t>
       </w:r>
     </w:p>
     <w:p>
       <w:pPr>
-        <w:pStyle w:val="Heading3"/>
-      </w:pPr>
-      <w:r>
-        <w:t>Completion practice</w:t>
+        <w:spacing w:line="336" w:lineRule="auto" w:after="180"/>
+      </w:pPr>
+      <w:r>
+        <w:rPr>
+          <w:b w:val="0"/>
+        </w:rPr>
+        <w:t>Compact alternative: this two-session sequence covers selected core tasks. Use the three-session weekly plan for the full lesson, independent transfer, feedback and project work; allow extra time for extensions.</w:t>
       </w:r>
     </w:p>
     <w:p>
       <w:pPr>
-        <w:spacing w:line="336" w:lineRule="auto" w:after="180"/>
-        <w:shd w:fill="F5F1FB"/>
-      </w:pPr>
-      <w:r>
-        <w:rPr>
-          <w:b w:val="0"/>
-        </w:rPr>
-        <w:t xml:space="preserve">Completion task: Trace the five-line count and saved program. Record both printed </w:t>
-      </w:r>
-      <w:r>
-        <w:rPr>
-          <w:b/>
-        </w:rPr>
-        <w:t>output</w:t>
-      </w:r>
-      <w:r>
-        <w:rPr>
-          <w:b w:val="0"/>
-        </w:rPr>
-        <w:t>s, then predict the result of assigning saved = count after the change. Check with a run or label a paper trace.</w:t>
+        <w:pStyle w:val="Heading3"/>
+      </w:pPr>
+      <w:r>
+        <w:t>Reduce help deliberately</w:t>
       </w:r>
     </w:p>
     <w:p>
@@ -2397,144 +3030,44 @@
         <w:pStyle w:val="Heading3"/>
       </w:pPr>
       <w:r>
-        <w:t>Reasoning to listen for</w:t>
+        <w:t>Individual reasoning check</w:t>
       </w:r>
     </w:p>
     <w:p>
       <w:pPr>
-        <w:spacing w:line="336" w:lineRule="auto" w:after="180"/>
-        <w:shd w:fill="F1F6FC"/>
-      </w:pPr>
-      <w:r>
-        <w:rPr>
-          <w:b w:val="0"/>
-        </w:rPr>
-        <w:t xml:space="preserve">Teacher check: Original </w:t>
-      </w:r>
-      <w:r>
-        <w:rPr>
-          <w:b/>
-        </w:rPr>
-        <w:t>output</w:t>
-      </w:r>
-      <w:r>
-        <w:rPr>
-          <w:b w:val="0"/>
-        </w:rPr>
-        <w:t xml:space="preserve">s 10 then 8. After the new assignment, saved becomes 10. Keep actual </w:t>
-      </w:r>
-      <w:r>
-        <w:rPr>
-          <w:b/>
-        </w:rPr>
-        <w:t>observation</w:t>
-      </w:r>
-      <w:r>
-        <w:rPr>
-          <w:b w:val="0"/>
-        </w:rPr>
-        <w:t xml:space="preserve">s separate. Reading an integer </w:t>
-      </w:r>
-      <w:r>
-        <w:rPr>
-          <w:b/>
-        </w:rPr>
-        <w:t>value</w:t>
-      </w:r>
-      <w:r>
-        <w:rPr>
-          <w:b w:val="0"/>
-        </w:rPr>
-        <w:t xml:space="preserve"> earlier does not create a live link to another name.</w:t>
+        <w:pStyle w:val="Heading3"/>
+      </w:pPr>
+      <w:r>
+        <w:t>Pictorial practice question</w:t>
       </w:r>
     </w:p>
     <w:p>
       <w:pPr>
-        <w:spacing w:line="336" w:lineRule="auto" w:after="180"/>
-      </w:pPr>
-      <w:r>
-        <w:rPr>
-          <w:b w:val="0"/>
-        </w:rPr>
-        <w:t xml:space="preserve">Start by identifying the given </w:t>
-      </w:r>
-      <w:r>
-        <w:rPr>
-          <w:b/>
-        </w:rPr>
-        <w:t>input</w:t>
-      </w:r>
-      <w:r>
-        <w:rPr>
-          <w:b w:val="0"/>
-        </w:rPr>
-        <w:t>s together. Leave the intermediate steps blank. If needed, model one step, then withdraw that help on the next step. Move to a full trace only when the partial trace is understood.</w:t>
+        <w:pStyle w:val="Heading3"/>
+      </w:pPr>
+      <w:r>
+        <w:t>Reasoned teacher answer</w:t>
       </w:r>
     </w:p>
     <w:p>
       <w:pPr>
-        <w:spacing w:line="336" w:lineRule="auto" w:after="180"/>
-      </w:pPr>
-      <w:r>
-        <w:rPr>
-          <w:b w:val="0"/>
-        </w:rPr>
-        <w:t>For partners, alternate explainer and checker; collect a response from every learner before discussion.</w:t>
+        <w:pStyle w:val="Heading1"/>
+      </w:pPr>
+      <w:r>
+        <w:t>04. Run the complete supplied investigation</w:t>
       </w:r>
     </w:p>
     <w:p>
-      <w:pPr>
-        <w:pStyle w:val="Heading3"/>
-      </w:pPr>
-      <w:r>
-        <w:t>Individual reasoning check</w:t>
+      <w:r>
+        <w:t>Preserve expected, observed and paper-trace records.</w:t>
       </w:r>
     </w:p>
     <w:p>
       <w:pPr>
-        <w:spacing w:line="336" w:lineRule="auto" w:after="180"/>
-      </w:pPr>
-      <w:r>
-        <w:rPr>
-          <w:b w:val="0"/>
-        </w:rPr>
-        <w:t xml:space="preserve">Use the worked case for </w:t>
-      </w:r>
-      <w:r>
-        <w:rPr>
-          <w:b/>
-        </w:rPr>
-        <w:t>Value</w:t>
-      </w:r>
-      <w:r>
-        <w:rPr>
-          <w:b w:val="0"/>
-        </w:rPr>
-        <w:t xml:space="preserve">s </w:t>
-      </w:r>
-      <w:r>
-        <w:rPr>
-          <w:b/>
-        </w:rPr>
-        <w:t>variable</w:t>
-      </w:r>
-      <w:r>
-        <w:rPr>
-          <w:b w:val="0"/>
-        </w:rPr>
-        <w:t xml:space="preserve">s and </w:t>
-      </w:r>
-      <w:r>
-        <w:rPr>
-          <w:b/>
-        </w:rPr>
-        <w:t>type</w:t>
-      </w:r>
-      <w:r>
-        <w:rPr>
-          <w:b w:val="0"/>
-        </w:rPr>
-        <w:t>s. Proposed explanation: “Digits always mean a number”. Decide whether this explanation is supported.</w:t>
+        <w:pStyle w:val="Heading2"/>
+      </w:pPr>
+      <w:r>
+        <w:t>Supplied case materials and checked guidance</w:t>
       </w:r>
     </w:p>
     <w:p>
@@ -2545,39 +3078,26 @@
         <w:rPr>
           <w:b w:val="0"/>
         </w:rPr>
-        <w:t>Point to the step or supplied fact that decides; explain your repair if needed.</w:t>
+        <w:t>A prints10 then 8; B new saved assignment gives 10. C 6+3=9, "6"+"3" is text63, "6"*3 is text666; numeric 6*3=18 counts groups. D mixed addition TypeError. E-3 is integer but invalid nonnegative count; text "08" preserves identifier. Selected independent script prints 7 4 2.0 True then int str float bool; changed initial count 0 prints 3 4 0.0 True, same types. Earlier estimate/fits are snapshots; note remains text.</w:t>
       </w:r>
     </w:p>
     <w:p>
       <w:pPr>
-        <w:pStyle w:val="Heading3"/>
-      </w:pPr>
-      <w:r>
-        <w:t>Expected repair</w:t>
+        <w:spacing w:line="336" w:lineRule="auto" w:after="180"/>
+      </w:pPr>
+      <w:r>
+        <w:rPr>
+          <w:b w:val="0"/>
+        </w:rPr>
+        <w:t>Do not reveal this selected key before the attempt.</w:t>
       </w:r>
     </w:p>
     <w:p>
       <w:pPr>
-        <w:spacing w:line="336" w:lineRule="auto" w:after="180"/>
-        <w:shd w:fill="F1F6FC"/>
-      </w:pPr>
-      <w:r>
-        <w:rPr>
-          <w:b w:val="0"/>
-        </w:rPr>
-        <w:t xml:space="preserve">Expected correction: Quotes make a </w:t>
-      </w:r>
-      <w:r>
-        <w:rPr>
-          <w:b/>
-        </w:rPr>
-        <w:t>string</w:t>
-      </w:r>
-      <w:r>
-        <w:rPr>
-          <w:b w:val="0"/>
-        </w:rPr>
-        <w:t>, even when every character is a digit.</w:t>
+        <w:pStyle w:val="Heading2"/>
+      </w:pPr>
+      <w:r>
+        <w:t>Diagnose misconceptions</w:t>
       </w:r>
     </w:p>
     <w:p>
@@ -2588,7 +3108,19 @@
         <w:rPr>
           <w:b w:val="0"/>
         </w:rPr>
-        <w:t>Collect explanations, not only yes/no votes. If a misunderstanding is common, re-model the relevant step for the class.</w:t>
+        <w:t xml:space="preserve">Digits always mean a number: Quotes make a </w:t>
+      </w:r>
+      <w:r>
+        <w:rPr>
+          <w:b/>
+        </w:rPr>
+        <w:t>string</w:t>
+      </w:r>
+      <w:r>
+        <w:rPr>
+          <w:b w:val="0"/>
+        </w:rPr>
+        <w:t>, even when every character is a digit.</w:t>
       </w:r>
     </w:p>
     <w:p>
@@ -2599,336 +3131,108 @@
         <w:rPr>
           <w:b w:val="0"/>
         </w:rPr>
-        <w:t>If it affects a few learners, give a short targeted group explanation while others solve a more demanding variation.</w:t>
+        <w:t xml:space="preserve">Changing one scalar name updates every earlier assignment: Trace the </w:t>
+      </w:r>
+      <w:r>
+        <w:rPr>
+          <w:b/>
+        </w:rPr>
+        <w:t>value</w:t>
+      </w:r>
+      <w:r>
+        <w:rPr>
+          <w:b w:val="0"/>
+        </w:rPr>
+        <w:t xml:space="preserve"> bound at each assignment; no formula link is stored.</w:t>
       </w:r>
     </w:p>
     <w:p>
       <w:pPr>
-        <w:pStyle w:val="Heading3"/>
-      </w:pPr>
-      <w:r>
-        <w:t>Pictorial practice question</w:t>
+        <w:spacing w:line="336" w:lineRule="auto" w:after="180"/>
+      </w:pPr>
+      <w:r>
+        <w:rPr>
+          <w:b w:val="0"/>
+        </w:rPr>
+        <w:t xml:space="preserve">The right </w:t>
+      </w:r>
+      <w:r>
+        <w:rPr>
+          <w:b/>
+        </w:rPr>
+        <w:t>type</w:t>
+      </w:r>
+      <w:r>
+        <w:rPr>
+          <w:b w:val="0"/>
+        </w:rPr>
+        <w:t xml:space="preserve"> guarantees valid data: A negative integer can be an invalid object count.</w:t>
       </w:r>
     </w:p>
     <w:p>
       <w:pPr>
         <w:spacing w:line="336" w:lineRule="auto" w:after="180"/>
-        <w:shd w:fill="F5F1FB"/>
       </w:pPr>
       <w:r>
         <w:rPr>
           <w:b w:val="0"/>
         </w:rPr>
-        <w:t xml:space="preserve">Predict both print </w:t>
+        <w:t xml:space="preserve">Lowercase false is Python’s Boolean false </w:t>
       </w:r>
       <w:r>
         <w:rPr>
           <w:b/>
         </w:rPr>
-        <w:t>output</w:t>
+        <w:t>value</w:t>
       </w:r>
       <w:r>
         <w:rPr>
           <w:b w:val="0"/>
         </w:rPr>
-        <w:t xml:space="preserve">s and explain why they differ. Does count+tag work, and what happens to each valid </w:t>
-      </w:r>
-      <w:r>
-        <w:rPr>
-          <w:b/>
-        </w:rPr>
-        <w:t>output</w:t>
-      </w:r>
-      <w:r>
-        <w:rPr>
-          <w:b w:val="0"/>
-        </w:rPr>
-        <w:t xml:space="preserve"> after count becomes ten?</w:t>
+        <w:t>: The literal is False; lowercase false is a name and is undefined in a fresh script.</w:t>
       </w:r>
     </w:p>
     <w:p>
       <w:pPr>
-        <w:pStyle w:val="Heading3"/>
-      </w:pPr>
-      <w:r>
-        <w:t>Reasoned teacher answer</w:t>
+        <w:spacing w:line="336" w:lineRule="auto" w:after="180"/>
+      </w:pPr>
+      <w:r>
+        <w:rPr>
+          <w:b w:val="0"/>
+        </w:rPr>
+        <w:t xml:space="preserve">Use Section 9 for the </w:t>
+      </w:r>
+      <w:r>
+        <w:rPr>
+          <w:b/>
+        </w:rPr>
+        <w:t>evidence</w:t>
+      </w:r>
+      <w:r>
+        <w:rPr>
+          <w:b w:val="0"/>
+        </w:rPr>
+        <w:t xml:space="preserve"> ledger. Add a boundary or missing-</w:t>
+      </w:r>
+      <w:r>
+        <w:rPr>
+          <w:b/>
+        </w:rPr>
+        <w:t>input</w:t>
+      </w:r>
+      <w:r>
+        <w:rPr>
+          <w:b w:val="0"/>
+        </w:rPr>
+        <w:t xml:space="preserve"> case and record the expected response before checking. More successful repeats of one case do not establish wider coverage.</w:t>
       </w:r>
     </w:p>
     <w:p>
       <w:pPr>
-        <w:spacing w:line="336" w:lineRule="auto" w:after="180"/>
-      </w:pPr>
-      <w:r>
-        <w:rPr>
-          <w:b w:val="0"/>
-        </w:rPr>
-        <w:t xml:space="preserve">The </w:t>
-      </w:r>
-      <w:r>
-        <w:rPr>
-          <w:b/>
-        </w:rPr>
-        <w:t>output</w:t>
-      </w:r>
-      <w:r>
-        <w:rPr>
-          <w:b w:val="0"/>
-        </w:rPr>
-        <w:t xml:space="preserve">s are 10 and 82. The first adds integers; the second joins </w:t>
-      </w:r>
-      <w:r>
-        <w:rPr>
-          <w:b/>
-        </w:rPr>
-        <w:t>string</w:t>
-      </w:r>
-      <w:r>
-        <w:rPr>
-          <w:b w:val="0"/>
-        </w:rPr>
-        <w:t xml:space="preserve">s. count+tag raises </w:t>
-      </w:r>
-      <w:r>
-        <w:rPr>
-          <w:b/>
-        </w:rPr>
-        <w:t>Type</w:t>
-      </w:r>
-      <w:r>
-        <w:rPr>
-          <w:b w:val="0"/>
-        </w:rPr>
-        <w:t>Error. Changing count to 10 yields 12, while tag+"2" remains 82.</w:t>
-      </w:r>
-    </w:p>
-    <w:p>
-      <w:pPr>
-        <w:spacing w:line="336" w:lineRule="auto" w:after="180"/>
-      </w:pPr>
-      <w:r>
-        <w:rPr>
-          <w:b w:val="0"/>
-        </w:rPr>
-        <w:t xml:space="preserve">Changed-case reasoning: The two valid </w:t>
-      </w:r>
-      <w:r>
-        <w:rPr>
-          <w:b/>
-        </w:rPr>
-        <w:t>output</w:t>
-      </w:r>
-      <w:r>
-        <w:rPr>
-          <w:b w:val="0"/>
-        </w:rPr>
-        <w:t xml:space="preserve">s become 12 and 82. Only the integer </w:t>
-      </w:r>
-      <w:r>
-        <w:rPr>
-          <w:b/>
-        </w:rPr>
-        <w:t>variable</w:t>
-      </w:r>
-      <w:r>
-        <w:rPr>
-          <w:b w:val="0"/>
-        </w:rPr>
-        <w:t xml:space="preserve"> changes; the </w:t>
-      </w:r>
-      <w:r>
-        <w:rPr>
-          <w:b/>
-        </w:rPr>
-        <w:t>string</w:t>
-      </w:r>
-      <w:r>
-        <w:rPr>
-          <w:b w:val="0"/>
-        </w:rPr>
-        <w:t xml:space="preserve"> still contains the character 8.</w:t>
-      </w:r>
-    </w:p>
-    <w:p>
-      <w:pPr>
-        <w:spacing w:line="336" w:lineRule="auto" w:after="180"/>
-      </w:pPr>
-      <w:r>
-        <w:rPr>
-          <w:b w:val="0"/>
-        </w:rPr>
-        <w:t xml:space="preserve">Collect each learner’s explanation before discussion. Use the first missing connection between </w:t>
-      </w:r>
-      <w:r>
-        <w:rPr>
-          <w:b/>
-        </w:rPr>
-        <w:t>input</w:t>
-      </w:r>
-      <w:r>
-        <w:rPr>
-          <w:b w:val="0"/>
-        </w:rPr>
-        <w:t xml:space="preserve">, deciding step and result to choose support. This question is worked-case practice, not fresh mastery </w:t>
-      </w:r>
-      <w:r>
-        <w:rPr>
-          <w:b/>
-        </w:rPr>
-        <w:t>evidence</w:t>
-      </w:r>
-      <w:r>
-        <w:rPr>
-          <w:b w:val="0"/>
-        </w:rPr>
-        <w:t>.</w:t>
-      </w:r>
-    </w:p>
-    <w:p>
-      <w:pPr>
-        <w:pStyle w:val="Heading1"/>
-      </w:pPr>
-      <w:r>
-        <w:t>04. Run the investigation and diagnose misconceptions</w:t>
-      </w:r>
-    </w:p>
-    <w:p>
-      <w:r>
-        <w:t>Run the Values variables and types investigation and use the first unsupported step to choose a teaching response.</w:t>
-      </w:r>
-    </w:p>
-    <w:p>
-      <w:pPr>
-        <w:spacing w:line="336" w:lineRule="auto" w:after="180"/>
-      </w:pPr>
-      <w:r>
-        <w:rPr>
-          <w:b w:val="0"/>
-        </w:rPr>
-        <w:t xml:space="preserve">Digits always mean a number: Quotes make a </w:t>
-      </w:r>
-      <w:r>
-        <w:rPr>
-          <w:b/>
-        </w:rPr>
-        <w:t>string</w:t>
-      </w:r>
-      <w:r>
-        <w:rPr>
-          <w:b w:val="0"/>
-        </w:rPr>
-        <w:t>, even when every character is a digit.</w:t>
-      </w:r>
-    </w:p>
-    <w:p>
-      <w:pPr>
-        <w:spacing w:line="336" w:lineRule="auto" w:after="180"/>
-      </w:pPr>
-      <w:r>
-        <w:rPr>
-          <w:b w:val="0"/>
-        </w:rPr>
-        <w:t xml:space="preserve">Changing one scalar name updates every earlier assignment: Trace the </w:t>
-      </w:r>
-      <w:r>
-        <w:rPr>
-          <w:b/>
-        </w:rPr>
-        <w:t>value</w:t>
-      </w:r>
-      <w:r>
-        <w:rPr>
-          <w:b w:val="0"/>
-        </w:rPr>
-        <w:t xml:space="preserve"> bound at each assignment; no formula link is stored.</w:t>
-      </w:r>
-    </w:p>
-    <w:p>
-      <w:pPr>
-        <w:spacing w:line="336" w:lineRule="auto" w:after="180"/>
-      </w:pPr>
-      <w:r>
-        <w:rPr>
-          <w:b w:val="0"/>
-        </w:rPr>
-        <w:t xml:space="preserve">The right </w:t>
-      </w:r>
-      <w:r>
-        <w:rPr>
-          <w:b/>
-        </w:rPr>
-        <w:t>type</w:t>
-      </w:r>
-      <w:r>
-        <w:rPr>
-          <w:b w:val="0"/>
-        </w:rPr>
-        <w:t xml:space="preserve"> guarantees valid data: A negative integer can be an invalid object count.</w:t>
-      </w:r>
-    </w:p>
-    <w:p>
-      <w:pPr>
-        <w:spacing w:line="336" w:lineRule="auto" w:after="180"/>
-      </w:pPr>
-      <w:r>
-        <w:rPr>
-          <w:b w:val="0"/>
-        </w:rPr>
-        <w:t xml:space="preserve">Lowercase false is Python’s Boolean false </w:t>
-      </w:r>
-      <w:r>
-        <w:rPr>
-          <w:b/>
-        </w:rPr>
-        <w:t>value</w:t>
-      </w:r>
-      <w:r>
-        <w:rPr>
-          <w:b w:val="0"/>
-        </w:rPr>
-        <w:t>: The literal is False; lowercase false is a name and is undefined in a fresh script.</w:t>
-      </w:r>
-    </w:p>
-    <w:p>
-      <w:pPr>
-        <w:spacing w:line="336" w:lineRule="auto" w:after="180"/>
-      </w:pPr>
-      <w:r>
-        <w:rPr>
-          <w:b w:val="0"/>
-        </w:rPr>
-        <w:t xml:space="preserve">Use Section 9 for the </w:t>
-      </w:r>
-      <w:r>
-        <w:rPr>
-          <w:b/>
-        </w:rPr>
-        <w:t>evidence</w:t>
-      </w:r>
-      <w:r>
-        <w:rPr>
-          <w:b w:val="0"/>
-        </w:rPr>
-        <w:t xml:space="preserve"> ledger. Add a boundary or missing-</w:t>
-      </w:r>
-      <w:r>
-        <w:rPr>
-          <w:b/>
-        </w:rPr>
-        <w:t>input</w:t>
-      </w:r>
-      <w:r>
-        <w:rPr>
-          <w:b w:val="0"/>
-        </w:rPr>
-        <w:t xml:space="preserve"> case and record the expected response before checking. More successful repeats of one case do not establish wider coverage.</w:t>
-      </w:r>
-    </w:p>
-    <w:p>
-      <w:pPr>
-        <w:pStyle w:val="Heading3"/>
-      </w:pPr>
-      <w:r>
-        <w:t>Match the support to the first error</w:t>
+        <w:pStyle w:val="Heading2"/>
+      </w:pPr>
+      <w:r>
+        <w:t>Choose accessible support</w:t>
       </w:r>
     </w:p>
     <w:tbl>
@@ -3101,551 +3405,44 @@
     </w:p>
     <w:p>
       <w:pPr>
-        <w:pStyle w:val="Heading1"/>
-      </w:pPr>
-      <w:r>
-        <w:t>05. Assess and explain the answers</w:t>
+        <w:pStyle w:val="Heading2"/>
+      </w:pPr>
+      <w:r>
+        <w:t>Earlier wording, alternatives and picture transcripts · reference / check after trying</w:t>
       </w:r>
     </w:p>
     <w:p>
-      <w:r>
-        <w:t>Use the Values variables and types questions, teacher keys and criteria after the relevant attempts. Previously discussed cases are practice; protect the separately selected independent task.</w:t>
+      <w:pPr>
+        <w:pStyle w:val="Heading3"/>
+      </w:pPr>
+      <w:r>
+        <w:t>Match the support to the first error</w:t>
       </w:r>
     </w:p>
     <w:p>
       <w:pPr>
-        <w:pStyle w:val="Heading3"/>
-      </w:pPr>
-      <w:r>
-        <w:t>Guided and exit questions</w:t>
+        <w:pStyle w:val="Heading1"/>
+      </w:pPr>
+      <w:r>
+        <w:t>05. Assess the selected bridge transfer task</w:t>
       </w:r>
     </w:p>
     <w:p>
-      <w:pPr>
-        <w:spacing w:line="336" w:lineRule="auto" w:after="180"/>
-      </w:pPr>
-      <w:r>
-        <w:rPr>
-          <w:b w:val="0"/>
-        </w:rPr>
-        <w:t>The new saved = count binds saved to the current 10, so print(saved) displays 10. Without that assignment it stays 8.</w:t>
+      <w:r>
+        <w:t>If a learner has seen this exact case, use a fresh parallel input and record exposure/support.</w:t>
       </w:r>
     </w:p>
     <w:p>
       <w:pPr>
-        <w:spacing w:line="336" w:lineRule="auto" w:after="180"/>
-      </w:pPr>
-      <w:r>
-        <w:rPr>
-          <w:b w:val="0"/>
-        </w:rPr>
-        <w:t>Exit: turning "08" into 8 loses the leading zero; identifier addition has no defined meaning in the stated task. -3 is an integer but cannot be a nonnegative count.</w:t>
+        <w:pStyle w:val="Heading2"/>
+      </w:pPr>
+      <w:r>
+        <w:t>Selected independent task and checked key</w:t>
       </w:r>
     </w:p>
     <w:p>
       <w:pPr>
-        <w:pStyle w:val="Heading3"/>
-      </w:pPr>
-      <w:r>
-        <w:t>W1 Identify the value and its type</w:t>
-      </w:r>
-    </w:p>
-    <w:p>
-      <w:pPr>
-        <w:pStyle w:val="Heading3"/>
-      </w:pPr>
-      <w:r>
-        <w:t>Workbook question · W1</w:t>
-      </w:r>
-    </w:p>
-    <w:p>
-      <w:pPr>
         <w:spacing w:line="336" w:lineRule="auto" w:after="180"/>
-        <w:shd w:fill="F5F1FB"/>
-      </w:pPr>
-      <w:r>
-        <w:rPr>
-          <w:b w:val="0"/>
-        </w:rPr>
-        <w:t>Classify 12, 1.5, "12", False and "False". Explain why the last two are different.</w:t>
-      </w:r>
-    </w:p>
-    <w:p>
-      <w:pPr>
-        <w:pStyle w:val="Heading3"/>
-      </w:pPr>
-      <w:r>
-        <w:t>Teacher reasoning · W1</w:t>
-      </w:r>
-    </w:p>
-    <w:p>
-      <w:pPr>
-        <w:spacing w:line="336" w:lineRule="auto" w:after="180"/>
-        <w:shd w:fill="F1F6FC"/>
-      </w:pPr>
-      <w:r>
-        <w:rPr>
-          <w:b w:val="0"/>
-        </w:rPr>
-        <w:t>12 is int; 1.5 is float; "12" is str; False is bool; "False" is str. Quotes mark text even when the characters spell a Boolean name.</w:t>
-      </w:r>
-    </w:p>
-    <w:p>
-      <w:pPr>
-        <w:pStyle w:val="Heading3"/>
-      </w:pPr>
-      <w:r>
-        <w:t>W2 Trace a saved value</w:t>
-      </w:r>
-    </w:p>
-    <w:p>
-      <w:pPr>
-        <w:pStyle w:val="Heading3"/>
-      </w:pPr>
-      <w:r>
-        <w:t>Workbook question · W2</w:t>
-      </w:r>
-    </w:p>
-    <w:p>
-      <w:pPr>
-        <w:spacing w:line="336" w:lineRule="auto" w:after="180"/>
-        <w:shd w:fill="F5F1FB"/>
-      </w:pPr>
-      <w:r>
-        <w:rPr>
-          <w:b w:val="0"/>
-        </w:rPr>
-        <w:t xml:space="preserve">Trace the five-line count and saved program. Record both printed </w:t>
-      </w:r>
-      <w:r>
-        <w:rPr>
-          <w:b/>
-        </w:rPr>
-        <w:t>output</w:t>
-      </w:r>
-      <w:r>
-        <w:rPr>
-          <w:b w:val="0"/>
-        </w:rPr>
-        <w:t>s, then predict the result of assigning saved = count after the change. Check with a run or label a paper trace.</w:t>
-      </w:r>
-    </w:p>
-    <w:p>
-      <w:pPr>
-        <w:pStyle w:val="Heading3"/>
-      </w:pPr>
-      <w:r>
-        <w:t>Teacher reasoning · W2</w:t>
-      </w:r>
-    </w:p>
-    <w:p>
-      <w:pPr>
-        <w:spacing w:line="336" w:lineRule="auto" w:after="180"/>
-        <w:shd w:fill="F1F6FC"/>
-      </w:pPr>
-      <w:r>
-        <w:rPr>
-          <w:b w:val="0"/>
-        </w:rPr>
-        <w:t xml:space="preserve">Original </w:t>
-      </w:r>
-      <w:r>
-        <w:rPr>
-          <w:b/>
-        </w:rPr>
-        <w:t>output</w:t>
-      </w:r>
-      <w:r>
-        <w:rPr>
-          <w:b w:val="0"/>
-        </w:rPr>
-        <w:t xml:space="preserve">s 10 then 8. After the new assignment, saved becomes 10. Keep actual </w:t>
-      </w:r>
-      <w:r>
-        <w:rPr>
-          <w:b/>
-        </w:rPr>
-        <w:t>observation</w:t>
-      </w:r>
-      <w:r>
-        <w:rPr>
-          <w:b w:val="0"/>
-        </w:rPr>
-        <w:t xml:space="preserve">s separate. Reading an integer </w:t>
-      </w:r>
-      <w:r>
-        <w:rPr>
-          <w:b/>
-        </w:rPr>
-        <w:t>value</w:t>
-      </w:r>
-      <w:r>
-        <w:rPr>
-          <w:b w:val="0"/>
-        </w:rPr>
-        <w:t xml:space="preserve"> earlier does not create a live link to another name.</w:t>
-      </w:r>
-    </w:p>
-    <w:p>
-      <w:pPr>
-        <w:pStyle w:val="Heading3"/>
-      </w:pPr>
-      <w:r>
-        <w:t>W3 Diagnose the operation</w:t>
-      </w:r>
-    </w:p>
-    <w:p>
-      <w:pPr>
-        <w:pStyle w:val="Heading3"/>
-      </w:pPr>
-      <w:r>
-        <w:t>Workbook question · W3</w:t>
-      </w:r>
-    </w:p>
-    <w:p>
-      <w:pPr>
-        <w:spacing w:line="336" w:lineRule="auto" w:after="180"/>
-        <w:shd w:fill="F5F1FB"/>
-      </w:pPr>
-      <w:r>
-        <w:rPr>
-          <w:b w:val="0"/>
-        </w:rPr>
-        <w:t>Predict 6 + 3, "6" + "3" and "6" * 3. Explain what happens for "6" + 3. Which expression counts six groups of three?</w:t>
-      </w:r>
-    </w:p>
-    <w:p>
-      <w:pPr>
-        <w:pStyle w:val="Heading3"/>
-      </w:pPr>
-      <w:r>
-        <w:t>Teacher reasoning · W3</w:t>
-      </w:r>
-    </w:p>
-    <w:p>
-      <w:pPr>
-        <w:spacing w:line="336" w:lineRule="auto" w:after="180"/>
-        <w:shd w:fill="F1F6FC"/>
-      </w:pPr>
-      <w:r>
-        <w:rPr>
-          <w:b w:val="0"/>
-        </w:rPr>
-        <w:t xml:space="preserve">9, text 63, text 666, and </w:t>
-      </w:r>
-      <w:r>
-        <w:rPr>
-          <w:b/>
-        </w:rPr>
-        <w:t>Type</w:t>
-      </w:r>
-      <w:r>
-        <w:rPr>
-          <w:b w:val="0"/>
-        </w:rPr>
-        <w:t>Error respectively. Six groups of three needs numeric multiplication 6 * 3, giving 18; none of the listed successful expressions calculates that total.</w:t>
-      </w:r>
-    </w:p>
-    <w:p>
-      <w:pPr>
-        <w:pStyle w:val="Heading3"/>
-      </w:pPr>
-      <w:r>
-        <w:t>W4 Trace a new pair of names independently</w:t>
-      </w:r>
-    </w:p>
-    <w:p>
-      <w:pPr>
-        <w:pStyle w:val="Heading3"/>
-      </w:pPr>
-      <w:r>
-        <w:t>Workbook question · W4</w:t>
-      </w:r>
-    </w:p>
-    <w:p>
-      <w:pPr>
-        <w:spacing w:line="336" w:lineRule="auto" w:after="180"/>
-        <w:shd w:fill="F5F1FB"/>
-      </w:pPr>
-      <w:r>
-        <w:rPr>
-          <w:b w:val="0"/>
-        </w:rPr>
-        <w:t xml:space="preserve">A fresh script runs seats = 12; booked = seats; seats = seats - 5; print(seats); print(booked), with each statement on a separate line. Predict both </w:t>
-      </w:r>
-      <w:r>
-        <w:rPr>
-          <w:b/>
-        </w:rPr>
-        <w:t>output</w:t>
-      </w:r>
-      <w:r>
-        <w:rPr>
-          <w:b w:val="0"/>
-        </w:rPr>
-        <w:t>s. Then add booked = seats + 1 and print(booked).</w:t>
-      </w:r>
-    </w:p>
-    <w:p>
-      <w:pPr>
-        <w:spacing w:line="336" w:lineRule="auto" w:after="180"/>
-        <w:shd w:fill="F5F1FB"/>
-      </w:pPr>
-      <w:r>
-        <w:rPr>
-          <w:b w:val="0"/>
-        </w:rPr>
-        <w:t xml:space="preserve">Explain the evaluation order and choose a </w:t>
-      </w:r>
-      <w:r>
-        <w:rPr>
-          <w:b/>
-        </w:rPr>
-        <w:t>type</w:t>
-      </w:r>
-      <w:r>
-        <w:rPr>
-          <w:b w:val="0"/>
-        </w:rPr>
-        <w:t xml:space="preserve"> for a seat label "07".</w:t>
-      </w:r>
-    </w:p>
-    <w:p>
-      <w:pPr>
-        <w:pStyle w:val="Heading3"/>
-      </w:pPr>
-      <w:r>
-        <w:t>Teacher reasoning · W4</w:t>
-      </w:r>
-    </w:p>
-    <w:p>
-      <w:pPr>
-        <w:spacing w:line="336" w:lineRule="auto" w:after="180"/>
-        <w:shd w:fill="F1F6FC"/>
-      </w:pPr>
-      <w:r>
-        <w:rPr>
-          <w:b w:val="0"/>
-        </w:rPr>
-        <w:t xml:space="preserve">The </w:t>
-      </w:r>
-      <w:r>
-        <w:rPr>
-          <w:b/>
-        </w:rPr>
-        <w:t>output</w:t>
-      </w:r>
-      <w:r>
-        <w:rPr>
-          <w:b w:val="0"/>
-        </w:rPr>
-        <w:t xml:space="preserve">s are 7 and 12, then 8 after the added assignment. The right side reads the current seats </w:t>
-      </w:r>
-      <w:r>
-        <w:rPr>
-          <w:b/>
-        </w:rPr>
-        <w:t>value</w:t>
-      </w:r>
-      <w:r>
-        <w:rPr>
-          <w:b w:val="0"/>
-        </w:rPr>
-        <w:t xml:space="preserve"> 7 before binding booked to 8. The seat label remains str to preserve its leading zero.</w:t>
-      </w:r>
-    </w:p>
-    <w:p>
-      <w:pPr>
-        <w:pStyle w:val="Heading3"/>
-      </w:pPr>
-      <w:r>
-        <w:t>W5 Separate type from validity</w:t>
-      </w:r>
-    </w:p>
-    <w:p>
-      <w:pPr>
-        <w:pStyle w:val="Heading3"/>
-      </w:pPr>
-      <w:r>
-        <w:t>Workbook question · W5</w:t>
-      </w:r>
-    </w:p>
-    <w:p>
-      <w:pPr>
-        <w:spacing w:line="336" w:lineRule="auto" w:after="180"/>
-        <w:shd w:fill="F5F1FB"/>
-      </w:pPr>
-      <w:r>
-        <w:rPr>
-          <w:b w:val="0"/>
-        </w:rPr>
-        <w:t xml:space="preserve">Give a suitable </w:t>
-      </w:r>
-      <w:r>
-        <w:rPr>
-          <w:b/>
-        </w:rPr>
-        <w:t>type</w:t>
-      </w:r>
-      <w:r>
-        <w:rPr>
-          <w:b w:val="0"/>
-        </w:rPr>
-        <w:t xml:space="preserve"> for a counter count, a length of 2.5 metres, a shelf ID with a leading zero, and a yes-or-no availability flag. Give a count </w:t>
-      </w:r>
-      <w:r>
-        <w:rPr>
-          <w:b/>
-        </w:rPr>
-        <w:t>value</w:t>
-      </w:r>
-      <w:r>
-        <w:rPr>
-          <w:b w:val="0"/>
-        </w:rPr>
-        <w:t xml:space="preserve"> with the right </w:t>
-      </w:r>
-      <w:r>
-        <w:rPr>
-          <w:b/>
-        </w:rPr>
-        <w:t>type</w:t>
-      </w:r>
-      <w:r>
-        <w:rPr>
-          <w:b w:val="0"/>
-        </w:rPr>
-        <w:t xml:space="preserve"> that should still be rejected.</w:t>
-      </w:r>
-    </w:p>
-    <w:p>
-      <w:pPr>
-        <w:pStyle w:val="Heading3"/>
-      </w:pPr>
-      <w:r>
-        <w:t>Teacher reasoning · W5</w:t>
-      </w:r>
-    </w:p>
-    <w:p>
-      <w:pPr>
-        <w:spacing w:line="336" w:lineRule="auto" w:after="180"/>
-        <w:shd w:fill="F1F6FC"/>
-      </w:pPr>
-      <w:r>
-        <w:rPr>
-          <w:b w:val="0"/>
-        </w:rPr>
-        <w:t xml:space="preserve">Use int, float, str and bool respectively. A negative integer such as -3 has </w:t>
-      </w:r>
-      <w:r>
-        <w:rPr>
-          <w:b/>
-        </w:rPr>
-        <w:t>type</w:t>
-      </w:r>
-      <w:r>
-        <w:rPr>
-          <w:b w:val="0"/>
-        </w:rPr>
-        <w:t xml:space="preserve"> int but is invalid for a nonnegative physical count. </w:t>
-      </w:r>
-      <w:r>
-        <w:rPr>
-          <w:b/>
-        </w:rPr>
-        <w:t>Type</w:t>
-      </w:r>
-      <w:r>
-        <w:rPr>
-          <w:b w:val="0"/>
-        </w:rPr>
-        <w:t xml:space="preserve"> checking and checking the task’s permitted </w:t>
-      </w:r>
-      <w:r>
-        <w:rPr>
-          <w:b/>
-        </w:rPr>
-        <w:t>value</w:t>
-      </w:r>
-      <w:r>
-        <w:rPr>
-          <w:b w:val="0"/>
-        </w:rPr>
-        <w:t>s are different.</w:t>
-      </w:r>
-    </w:p>
-    <w:p>
-      <w:pPr>
-        <w:pStyle w:val="Heading3"/>
-      </w:pPr>
-      <w:r>
-        <w:t>Independent assessment and fresh retry</w:t>
-      </w:r>
-    </w:p>
-    <w:p>
-      <w:pPr>
-        <w:pStyle w:val="Heading3"/>
-      </w:pPr>
-      <w:r>
-        <w:t>Teacher key · Independent assessment and fresh retry</w:t>
-      </w:r>
-    </w:p>
-    <w:p>
-      <w:pPr>
-        <w:spacing w:line="336" w:lineRule="auto" w:after="180"/>
-        <w:shd w:fill="F1F6FC"/>
-      </w:pPr>
-      <w:r>
-        <w:rPr>
-          <w:b w:val="0"/>
-        </w:rPr>
-        <w:t xml:space="preserve">W4 needs </w:t>
-      </w:r>
-      <w:r>
-        <w:rPr>
-          <w:b/>
-        </w:rPr>
-        <w:t>output</w:t>
-      </w:r>
-      <w:r>
-        <w:rPr>
-          <w:b w:val="0"/>
-        </w:rPr>
-        <w:t>s 7, 12 and 8 with a right-side-first explanation and str for "07". After support, retry with stock = 9, spare = stock, stock = stock - 4: printing stock and spare gives 5 and 9; spare = stock + 2 then gives 7.</w:t>
-      </w:r>
-    </w:p>
-    <w:p>
-      <w:pPr>
-        <w:spacing w:line="336" w:lineRule="auto" w:after="180"/>
-        <w:shd w:fill="F1F6FC"/>
-      </w:pPr>
-      <w:r>
-        <w:rPr>
-          <w:b w:val="0"/>
-        </w:rPr>
-        <w:t>Record independent reasoning before giving the retry.</w:t>
-      </w:r>
-    </w:p>
-    <w:p>
-      <w:pPr>
-        <w:pStyle w:val="Heading3"/>
-      </w:pPr>
-      <w:r>
-        <w:t>Assess independent transfer</w:t>
-      </w:r>
-    </w:p>
-    <w:p>
-      <w:pPr>
-        <w:pStyle w:val="Heading3"/>
-      </w:pPr>
-      <w:r>
-        <w:t>Independent question · withhold the key</w:t>
-      </w:r>
-    </w:p>
-    <w:p>
-      <w:pPr>
-        <w:spacing w:line="336" w:lineRule="auto" w:after="180"/>
-        <w:shd w:fill="F5F1FB"/>
       </w:pPr>
       <w:r>
         <w:rPr>
@@ -3690,90 +3487,80 @@
     </w:p>
     <w:p>
       <w:pPr>
-        <w:pStyle w:val="Heading3"/>
-      </w:pPr>
-      <w:r>
-        <w:t>Selected case answer</w:t>
+        <w:spacing w:line="336" w:lineRule="auto" w:after="180"/>
+      </w:pPr>
+      <w:r>
+        <w:rPr>
+          <w:b w:val="0"/>
+        </w:rPr>
+        <w:t xml:space="preserve">Original </w:t>
+      </w:r>
+      <w:r>
+        <w:rPr>
+          <w:b/>
+        </w:rPr>
+        <w:t>output</w:t>
+      </w:r>
+      <w:r>
+        <w:rPr>
+          <w:b w:val="0"/>
+        </w:rPr>
+        <w:t xml:space="preserve">s: 7 4 2.0 True, then int str float bool. Estimate was calculated as 2.0 before </w:t>
+      </w:r>
+      <w:r>
+        <w:rPr>
+          <w:b/>
+        </w:rPr>
+        <w:t>reassignment</w:t>
+      </w:r>
+      <w:r>
+        <w:rPr>
+          <w:b w:val="0"/>
+        </w:rPr>
+        <w:t xml:space="preserve">; it is not a live formula. With initial count=0: 3 4 0.0 True, with the same </w:t>
+      </w:r>
+      <w:r>
+        <w:rPr>
+          <w:b/>
+        </w:rPr>
+        <w:t>type</w:t>
+      </w:r>
+      <w:r>
+        <w:rPr>
+          <w:b w:val="0"/>
+        </w:rPr>
+        <w:t>s.</w:t>
       </w:r>
     </w:p>
     <w:p>
       <w:pPr>
-        <w:pStyle w:val="Heading3"/>
-      </w:pPr>
-      <w:r>
-        <w:t>Teacher key · Selected case answer</w:t>
+        <w:spacing w:line="336" w:lineRule="auto" w:after="180"/>
+      </w:pPr>
+      <w:r>
+        <w:rPr>
+          <w:b w:val="0"/>
+        </w:rPr>
+        <w:t xml:space="preserve">Note is the quoted </w:t>
+      </w:r>
+      <w:r>
+        <w:rPr>
+          <w:b/>
+        </w:rPr>
+        <w:t>string</w:t>
+      </w:r>
+      <w:r>
+        <w:rPr>
+          <w:b w:val="0"/>
+        </w:rPr>
+        <w:t xml:space="preserve"> "4", independent of the integer count.</w:t>
       </w:r>
     </w:p>
     <w:p>
       <w:pPr>
-        <w:spacing w:line="336" w:lineRule="auto" w:after="180"/>
-        <w:shd w:fill="F1F6FC"/>
-      </w:pPr>
-      <w:r>
-        <w:rPr>
-          <w:b w:val="0"/>
-        </w:rPr>
-        <w:t xml:space="preserve">Original </w:t>
-      </w:r>
-      <w:r>
-        <w:rPr>
-          <w:b/>
-        </w:rPr>
-        <w:t>output</w:t>
-      </w:r>
-      <w:r>
-        <w:rPr>
-          <w:b w:val="0"/>
-        </w:rPr>
-        <w:t xml:space="preserve">s: 7 4 2.0 True, then int str float bool. Estimate was calculated as 2.0 before </w:t>
-      </w:r>
-      <w:r>
-        <w:rPr>
-          <w:b/>
-        </w:rPr>
-        <w:t>reassignment</w:t>
-      </w:r>
-      <w:r>
-        <w:rPr>
-          <w:b w:val="0"/>
-        </w:rPr>
-        <w:t xml:space="preserve">; it is not a live formula. With initial count=0: 3 4 0.0 True, with the same </w:t>
-      </w:r>
-      <w:r>
-        <w:rPr>
-          <w:b/>
-        </w:rPr>
-        <w:t>type</w:t>
-      </w:r>
-      <w:r>
-        <w:rPr>
-          <w:b w:val="0"/>
-        </w:rPr>
-        <w:t>s.</w:t>
-      </w:r>
-    </w:p>
-    <w:p>
-      <w:pPr>
-        <w:spacing w:line="336" w:lineRule="auto" w:after="180"/>
-        <w:shd w:fill="F1F6FC"/>
-      </w:pPr>
-      <w:r>
-        <w:rPr>
-          <w:b w:val="0"/>
-        </w:rPr>
-        <w:t xml:space="preserve">Note is the quoted </w:t>
-      </w:r>
-      <w:r>
-        <w:rPr>
-          <w:b/>
-        </w:rPr>
-        <w:t>string</w:t>
-      </w:r>
-      <w:r>
-        <w:rPr>
-          <w:b w:val="0"/>
-        </w:rPr>
-        <w:t xml:space="preserve"> "4", independent of the integer count.</w:t>
+        <w:pStyle w:val="Heading2"/>
+      </w:pPr>
+      <w:r>
+        <w:t>Judge trace and support</w:t>
       </w:r>
     </w:p>
     <w:tbl>
@@ -3880,54 +3667,55 @@
     </w:tbl>
     <w:p>
       <w:pPr>
-        <w:pStyle w:val="Heading3"/>
-      </w:pPr>
-      <w:r>
-        <w:t>Teacher key · Selected case answer</w:t>
+        <w:spacing w:line="336" w:lineRule="auto" w:after="180"/>
+      </w:pPr>
+      <w:r>
+        <w:rPr>
+          <w:b w:val="0"/>
+        </w:rPr>
+        <w:t>Record each dimension as not yet, with support, or independent. Accept a valid alternative procedure with a defensible trace.</w:t>
       </w:r>
     </w:p>
     <w:p>
       <w:pPr>
         <w:spacing w:line="336" w:lineRule="auto" w:after="180"/>
-        <w:shd w:fill="F1F6FC"/>
       </w:pPr>
       <w:r>
         <w:rPr>
           <w:b w:val="0"/>
         </w:rPr>
-        <w:t>Record each dimension as not yet, with support, or independent. Accept a valid alternative procedure with a defensible trace.</w:t>
+        <w:t xml:space="preserve">Do not penalise an honestly recorded model failure if the learner correctly explains its </w:t>
+      </w:r>
+      <w:r>
+        <w:rPr>
+          <w:b/>
+        </w:rPr>
+        <w:t>evidence</w:t>
+      </w:r>
+      <w:r>
+        <w:rPr>
+          <w:b w:val="0"/>
+        </w:rPr>
+        <w:t xml:space="preserve"> and limits.</w:t>
       </w:r>
     </w:p>
     <w:p>
       <w:pPr>
-        <w:spacing w:line="336" w:lineRule="auto" w:after="180"/>
-        <w:shd w:fill="F1F6FC"/>
-      </w:pPr>
-      <w:r>
-        <w:rPr>
-          <w:b w:val="0"/>
-        </w:rPr>
-        <w:t xml:space="preserve">Do not penalise an honestly recorded model failure if the learner correctly explains its </w:t>
-      </w:r>
-      <w:r>
-        <w:rPr>
-          <w:b/>
-        </w:rPr>
-        <w:t>evidence</w:t>
-      </w:r>
-      <w:r>
-        <w:rPr>
-          <w:b w:val="0"/>
-        </w:rPr>
-        <w:t xml:space="preserve"> and limits.</w:t>
+        <w:pStyle w:val="Heading2"/>
+      </w:pPr>
+      <w:r>
+        <w:t>Give one repair action</w:t>
       </w:r>
     </w:p>
     <w:p>
       <w:pPr>
-        <w:pStyle w:val="Heading3"/>
-      </w:pPr>
-      <w:r>
-        <w:t>Feedback that the learner uses</w:t>
+        <w:spacing w:line="336" w:lineRule="auto" w:after="180"/>
+      </w:pPr>
+      <w:r>
+        <w:rPr>
+          <w:b w:val="0"/>
+        </w:rPr>
+        <w:t>Name the earliest unsupported step and give one action to repair it. Have the learner make that repair now and explain why. Then assess the relevant skill on a fresh, fully specified case.</w:t>
       </w:r>
     </w:p>
     <w:p>
@@ -3938,102 +3726,45 @@
         <w:rPr>
           <w:b w:val="0"/>
         </w:rPr>
-        <w:t>Name the earliest unsupported step and give one action to repair it. Have the learner make that repair now and explain why. Then assess the relevant skill on a fresh, fully specified case.</w:t>
+        <w:t>Confirm it was not previously practised with feedback; solve and check the new case before assigning it. A follow-up design prompt is a starting brief, not automatically an equivalent test.</w:t>
       </w:r>
     </w:p>
     <w:p>
       <w:pPr>
-        <w:spacing w:line="336" w:lineRule="auto" w:after="180"/>
-      </w:pPr>
-      <w:r>
-        <w:rPr>
-          <w:b w:val="0"/>
-        </w:rPr>
-        <w:t>Confirm it was not previously practised with feedback; solve and check the new case before assigning it. A follow-up design prompt is a starting brief, not automatically an equivalent test.</w:t>
+        <w:pStyle w:val="Heading2"/>
+      </w:pPr>
+      <w:r>
+        <w:t>W1 Identify the value and its type</w:t>
       </w:r>
     </w:p>
     <w:p>
       <w:pPr>
-        <w:pStyle w:val="Heading1"/>
-      </w:pPr>
-      <w:r>
-        <w:t>06. Connect the project, support and next lesson</w:t>
+        <w:spacing w:line="336" w:lineRule="auto" w:after="180"/>
+      </w:pPr>
+      <w:r>
+        <w:rPr>
+          <w:b w:val="0"/>
+        </w:rPr>
+        <w:t>Classify 12, 1.5, "12", False and "False". Explain why the last two are different.</w:t>
       </w:r>
     </w:p>
     <w:p>
-      <w:r>
-        <w:t>Connect Values variables and types to Python readiness portfolio, adapt support and plan a later changed-case check.</w:t>
+      <w:pPr>
+        <w:spacing w:line="336" w:lineRule="auto" w:after="180"/>
+      </w:pPr>
+      <w:r>
+        <w:rPr>
+          <w:b w:val="0"/>
+        </w:rPr>
+        <w:t>12 is int; 1.5 is float; "12" is str; False is bool; "False" is str. Quotes mark text even when the characters spell a Boolean name.</w:t>
       </w:r>
     </w:p>
     <w:p>
       <w:pPr>
-        <w:spacing w:line="336" w:lineRule="auto" w:after="180"/>
-      </w:pPr>
-      <w:r>
-        <w:rPr>
-          <w:b w:val="0"/>
-        </w:rPr>
-        <w:t xml:space="preserve">Add a labelled </w:t>
-      </w:r>
-      <w:r>
-        <w:rPr>
-          <w:b/>
-        </w:rPr>
-        <w:t>value</w:t>
-      </w:r>
-      <w:r>
-        <w:rPr>
-          <w:b w:val="0"/>
-        </w:rPr>
-        <w:t xml:space="preserve">s </w:t>
-      </w:r>
-      <w:r>
-        <w:rPr>
-          <w:b/>
-        </w:rPr>
-        <w:t>variable</w:t>
-      </w:r>
-      <w:r>
-        <w:rPr>
-          <w:b w:val="0"/>
-        </w:rPr>
-        <w:t xml:space="preserve">s and </w:t>
-      </w:r>
-      <w:r>
-        <w:rPr>
-          <w:b/>
-        </w:rPr>
-        <w:t>type</w:t>
-      </w:r>
-      <w:r>
-        <w:rPr>
-          <w:b w:val="0"/>
-        </w:rPr>
-        <w:t xml:space="preserve">s </w:t>
-      </w:r>
-      <w:r>
-        <w:rPr>
-          <w:b/>
-        </w:rPr>
-        <w:t>evidence</w:t>
-      </w:r>
-      <w:r>
-        <w:rPr>
-          <w:b w:val="0"/>
-        </w:rPr>
-        <w:t xml:space="preserve"> sheet to Python readiness portfolio. Show how you can distinguish integer, floating-point, text and boolean </w:t>
-      </w:r>
-      <w:r>
-        <w:rPr>
-          <w:b/>
-        </w:rPr>
-        <w:t>value</w:t>
-      </w:r>
-      <w:r>
-        <w:rPr>
-          <w:b w:val="0"/>
-        </w:rPr>
-        <w:t>s.</w:t>
+        <w:pStyle w:val="Heading2"/>
+      </w:pPr>
+      <w:r>
+        <w:t>W2 Trace a saved value</w:t>
       </w:r>
     </w:p>
     <w:p>
@@ -4044,31 +3775,19 @@
         <w:rPr>
           <w:b w:val="0"/>
         </w:rPr>
-        <w:t xml:space="preserve">Use the supplied fictional case and keep its </w:t>
+        <w:t xml:space="preserve">Trace the five-line count and saved program. Record both printed </w:t>
       </w:r>
       <w:r>
         <w:rPr>
           <w:b/>
         </w:rPr>
-        <w:t>input</w:t>
+        <w:t>output</w:t>
       </w:r>
       <w:r>
         <w:rPr>
           <w:b w:val="0"/>
         </w:rPr>
-        <w:t xml:space="preserve">s, intermediate steps, calculation or </w:t>
-      </w:r>
-      <w:r>
-        <w:rPr>
-          <w:b/>
-        </w:rPr>
-        <w:t>prediction</w:t>
-      </w:r>
-      <w:r>
-        <w:rPr>
-          <w:b w:val="0"/>
-        </w:rPr>
-        <w:t>, and limitation. Connect this record to last week’s record; a matching answer without a trace is insufficient.</w:t>
+        <w:t>s, then predict the result of assigning saved = count after the change. Check with a run or label a paper trace.</w:t>
       </w:r>
     </w:p>
     <w:p>
@@ -4079,7 +3798,7 @@
         <w:rPr>
           <w:b w:val="0"/>
         </w:rPr>
-        <w:t xml:space="preserve">Use movable name cards and immutable number cards. Keep quotations visible on text cards and show source beside </w:t>
+        <w:t xml:space="preserve">Original </w:t>
       </w:r>
       <w:r>
         <w:rPr>
@@ -4091,30 +3810,39 @@
         <w:rPr>
           <w:b w:val="0"/>
         </w:rPr>
-        <w:t>. Offer an oral trace but record assistance.</w:t>
+        <w:t xml:space="preserve">s 10 then 8. After the new assignment, saved becomes 10. Keep actual </w:t>
+      </w:r>
+      <w:r>
+        <w:rPr>
+          <w:b/>
+        </w:rPr>
+        <w:t>observation</w:t>
+      </w:r>
+      <w:r>
+        <w:rPr>
+          <w:b w:val="0"/>
+        </w:rPr>
+        <w:t xml:space="preserve">s separate. Reading an integer </w:t>
+      </w:r>
+      <w:r>
+        <w:rPr>
+          <w:b/>
+        </w:rPr>
+        <w:t>value</w:t>
+      </w:r>
+      <w:r>
+        <w:rPr>
+          <w:b w:val="0"/>
+        </w:rPr>
+        <w:t xml:space="preserve"> earlier does not create a live link to another name.</w:t>
       </w:r>
     </w:p>
     <w:p>
       <w:pPr>
-        <w:spacing w:line="336" w:lineRule="auto" w:after="180"/>
-      </w:pPr>
-      <w:r>
-        <w:rPr>
-          <w:b w:val="0"/>
-        </w:rPr>
-        <w:t xml:space="preserve">Extension: explain why a </w:t>
-      </w:r>
-      <w:r>
-        <w:rPr>
-          <w:b/>
-        </w:rPr>
-        <w:t>type</w:t>
-      </w:r>
-      <w:r>
-        <w:rPr>
-          <w:b w:val="0"/>
-        </w:rPr>
-        <w:t>-correct number such as -3 is not acceptable as the number of seats.</w:t>
+        <w:pStyle w:val="Heading2"/>
+      </w:pPr>
+      <w:r>
+        <w:t>W3 Diagnose the operation</w:t>
       </w:r>
     </w:p>
     <w:p>
@@ -4125,19 +3853,7 @@
         <w:rPr>
           <w:b w:val="0"/>
         </w:rPr>
-        <w:t xml:space="preserve">Week 3 combines numeric </w:t>
-      </w:r>
-      <w:r>
-        <w:rPr>
-          <w:b/>
-        </w:rPr>
-        <w:t>value</w:t>
-      </w:r>
-      <w:r>
-        <w:rPr>
-          <w:b w:val="0"/>
-        </w:rPr>
-        <w:t>s in expressions and uses parentheses to make grouping explicit.</w:t>
+        <w:t>Predict 6 + 3, "6" + "3" and "6" * 3. Explain what happens for "6" + 3. Which expression counts six groups of three?</w:t>
       </w:r>
     </w:p>
     <w:p>
@@ -4148,15 +3864,604 @@
         <w:rPr>
           <w:b w:val="0"/>
         </w:rPr>
-        <w:t>Retain the project ledger and assess a changed case after support. Check the relevant prerequisite before carrying this component forward.</w:t>
+        <w:t xml:space="preserve">9, text 63, text 666, and </w:t>
+      </w:r>
+      <w:r>
+        <w:rPr>
+          <w:b/>
+        </w:rPr>
+        <w:t>Type</w:t>
+      </w:r>
+      <w:r>
+        <w:rPr>
+          <w:b w:val="0"/>
+        </w:rPr>
+        <w:t>Error respectively. Six groups of three needs numeric multiplication 6 * 3, giving 18; none of the listed successful expressions calculates that total.</w:t>
       </w:r>
     </w:p>
     <w:p>
       <w:pPr>
+        <w:pStyle w:val="Heading2"/>
+      </w:pPr>
+      <w:r>
+        <w:t>W5 Separate type from validity</w:t>
+      </w:r>
+    </w:p>
+    <w:p>
+      <w:pPr>
+        <w:spacing w:line="336" w:lineRule="auto" w:after="180"/>
+      </w:pPr>
+      <w:r>
+        <w:rPr>
+          <w:b w:val="0"/>
+        </w:rPr>
+        <w:t xml:space="preserve">Give a suitable </w:t>
+      </w:r>
+      <w:r>
+        <w:rPr>
+          <w:b/>
+        </w:rPr>
+        <w:t>type</w:t>
+      </w:r>
+      <w:r>
+        <w:rPr>
+          <w:b w:val="0"/>
+        </w:rPr>
+        <w:t xml:space="preserve"> for a counter count, a length of 2.5 metres, a shelf ID with a leading zero, and a yes-or-no availability flag. Give a count </w:t>
+      </w:r>
+      <w:r>
+        <w:rPr>
+          <w:b/>
+        </w:rPr>
+        <w:t>value</w:t>
+      </w:r>
+      <w:r>
+        <w:rPr>
+          <w:b w:val="0"/>
+        </w:rPr>
+        <w:t xml:space="preserve"> with the right </w:t>
+      </w:r>
+      <w:r>
+        <w:rPr>
+          <w:b/>
+        </w:rPr>
+        <w:t>type</w:t>
+      </w:r>
+      <w:r>
+        <w:rPr>
+          <w:b w:val="0"/>
+        </w:rPr>
+        <w:t xml:space="preserve"> that should still be rejected.</w:t>
+      </w:r>
+    </w:p>
+    <w:p>
+      <w:pPr>
+        <w:spacing w:line="336" w:lineRule="auto" w:after="180"/>
+      </w:pPr>
+      <w:r>
+        <w:rPr>
+          <w:b w:val="0"/>
+        </w:rPr>
+        <w:t xml:space="preserve">Use int, float, str and bool respectively. A negative integer such as -3 has </w:t>
+      </w:r>
+      <w:r>
+        <w:rPr>
+          <w:b/>
+        </w:rPr>
+        <w:t>type</w:t>
+      </w:r>
+      <w:r>
+        <w:rPr>
+          <w:b w:val="0"/>
+        </w:rPr>
+        <w:t xml:space="preserve"> int but is invalid for a nonnegative physical count. </w:t>
+      </w:r>
+      <w:r>
+        <w:rPr>
+          <w:b/>
+        </w:rPr>
+        <w:t>Type</w:t>
+      </w:r>
+      <w:r>
+        <w:rPr>
+          <w:b w:val="0"/>
+        </w:rPr>
+        <w:t xml:space="preserve"> checking and checking the task’s permitted </w:t>
+      </w:r>
+      <w:r>
+        <w:rPr>
+          <w:b/>
+        </w:rPr>
+        <w:t>value</w:t>
+      </w:r>
+      <w:r>
+        <w:rPr>
+          <w:b w:val="0"/>
+        </w:rPr>
+        <w:t>s are different.</w:t>
+      </w:r>
+    </w:p>
+    <w:p>
+      <w:pPr>
+        <w:pStyle w:val="Heading2"/>
+      </w:pPr>
+      <w:r>
+        <w:t>Earlier wording, alternatives and picture transcripts · reference / check after trying</w:t>
+      </w:r>
+    </w:p>
+    <w:p>
+      <w:pPr>
         <w:pStyle w:val="Heading3"/>
       </w:pPr>
       <w:r>
-        <w:t>Plan the delayed return</w:t>
+        <w:t>Guided and exit questions</w:t>
+      </w:r>
+    </w:p>
+    <w:p>
+      <w:pPr>
+        <w:spacing w:line="336" w:lineRule="auto" w:after="180"/>
+      </w:pPr>
+      <w:r>
+        <w:rPr>
+          <w:b w:val="0"/>
+        </w:rPr>
+        <w:t>The new saved = count binds saved to the current 10, so print(saved) displays 10. Without that assignment it stays 8.</w:t>
+      </w:r>
+    </w:p>
+    <w:p>
+      <w:pPr>
+        <w:spacing w:line="336" w:lineRule="auto" w:after="180"/>
+      </w:pPr>
+      <w:r>
+        <w:rPr>
+          <w:b w:val="0"/>
+        </w:rPr>
+        <w:t>Exit: turning "08" into 8 loses the leading zero; identifier addition has no defined meaning in the stated task. -3 is an integer but cannot be a nonnegative count.</w:t>
+      </w:r>
+    </w:p>
+    <w:p>
+      <w:pPr>
+        <w:pStyle w:val="Heading3"/>
+      </w:pPr>
+      <w:r>
+        <w:t>W1 Identify the value and its type</w:t>
+      </w:r>
+    </w:p>
+    <w:p>
+      <w:pPr>
+        <w:pStyle w:val="Heading3"/>
+      </w:pPr>
+      <w:r>
+        <w:t>W2 Trace a saved value</w:t>
+      </w:r>
+    </w:p>
+    <w:p>
+      <w:pPr>
+        <w:pStyle w:val="Heading3"/>
+      </w:pPr>
+      <w:r>
+        <w:t>W3 Diagnose the operation</w:t>
+      </w:r>
+    </w:p>
+    <w:p>
+      <w:pPr>
+        <w:pStyle w:val="Heading3"/>
+      </w:pPr>
+      <w:r>
+        <w:t>W4 Trace a new pair of names independently</w:t>
+      </w:r>
+    </w:p>
+    <w:p>
+      <w:pPr>
+        <w:spacing w:line="336" w:lineRule="auto" w:after="180"/>
+      </w:pPr>
+      <w:r>
+        <w:rPr>
+          <w:b w:val="0"/>
+        </w:rPr>
+        <w:t xml:space="preserve">A fresh script runs seats = 12; booked = seats; seats = seats - 5; print(seats); print(booked), with each statement on a separate line. Predict both </w:t>
+      </w:r>
+      <w:r>
+        <w:rPr>
+          <w:b/>
+        </w:rPr>
+        <w:t>output</w:t>
+      </w:r>
+      <w:r>
+        <w:rPr>
+          <w:b w:val="0"/>
+        </w:rPr>
+        <w:t>s. Then add booked = seats + 1 and print(booked).</w:t>
+      </w:r>
+    </w:p>
+    <w:p>
+      <w:pPr>
+        <w:spacing w:line="336" w:lineRule="auto" w:after="180"/>
+      </w:pPr>
+      <w:r>
+        <w:rPr>
+          <w:b w:val="0"/>
+        </w:rPr>
+        <w:t xml:space="preserve">Explain the evaluation order and choose a </w:t>
+      </w:r>
+      <w:r>
+        <w:rPr>
+          <w:b/>
+        </w:rPr>
+        <w:t>type</w:t>
+      </w:r>
+      <w:r>
+        <w:rPr>
+          <w:b w:val="0"/>
+        </w:rPr>
+        <w:t xml:space="preserve"> for a seat label "07".</w:t>
+      </w:r>
+    </w:p>
+    <w:p>
+      <w:pPr>
+        <w:spacing w:line="336" w:lineRule="auto" w:after="180"/>
+      </w:pPr>
+      <w:r>
+        <w:rPr>
+          <w:b w:val="0"/>
+        </w:rPr>
+        <w:t xml:space="preserve">The </w:t>
+      </w:r>
+      <w:r>
+        <w:rPr>
+          <w:b/>
+        </w:rPr>
+        <w:t>output</w:t>
+      </w:r>
+      <w:r>
+        <w:rPr>
+          <w:b w:val="0"/>
+        </w:rPr>
+        <w:t xml:space="preserve">s are 7 and 12, then 8 after the added assignment. The right side reads the current seats </w:t>
+      </w:r>
+      <w:r>
+        <w:rPr>
+          <w:b/>
+        </w:rPr>
+        <w:t>value</w:t>
+      </w:r>
+      <w:r>
+        <w:rPr>
+          <w:b w:val="0"/>
+        </w:rPr>
+        <w:t xml:space="preserve"> 7 before binding booked to 8. The seat label remains str to preserve its leading zero.</w:t>
+      </w:r>
+    </w:p>
+    <w:p>
+      <w:pPr>
+        <w:pStyle w:val="Heading3"/>
+      </w:pPr>
+      <w:r>
+        <w:t>W5 Separate type from validity</w:t>
+      </w:r>
+    </w:p>
+    <w:p>
+      <w:pPr>
+        <w:pStyle w:val="Heading3"/>
+      </w:pPr>
+      <w:r>
+        <w:t>Independent assessment and fresh retry</w:t>
+      </w:r>
+    </w:p>
+    <w:p>
+      <w:pPr>
+        <w:spacing w:line="336" w:lineRule="auto" w:after="180"/>
+      </w:pPr>
+      <w:r>
+        <w:rPr>
+          <w:b w:val="0"/>
+        </w:rPr>
+        <w:t xml:space="preserve">W4 needs </w:t>
+      </w:r>
+      <w:r>
+        <w:rPr>
+          <w:b/>
+        </w:rPr>
+        <w:t>output</w:t>
+      </w:r>
+      <w:r>
+        <w:rPr>
+          <w:b w:val="0"/>
+        </w:rPr>
+        <w:t>s 7, 12 and 8 with a right-side-first explanation and str for "07". After support, retry with stock = 9, spare = stock, stock = stock - 4: printing stock and spare gives 5 and 9; spare = stock + 2 then gives 7.</w:t>
+      </w:r>
+    </w:p>
+    <w:p>
+      <w:pPr>
+        <w:spacing w:line="336" w:lineRule="auto" w:after="180"/>
+      </w:pPr>
+      <w:r>
+        <w:rPr>
+          <w:b w:val="0"/>
+        </w:rPr>
+        <w:t>Record independent reasoning before giving the retry.</w:t>
+      </w:r>
+    </w:p>
+    <w:p>
+      <w:pPr>
+        <w:pStyle w:val="Heading3"/>
+      </w:pPr>
+      <w:r>
+        <w:t>Assess independent transfer</w:t>
+      </w:r>
+    </w:p>
+    <w:p>
+      <w:pPr>
+        <w:pStyle w:val="Heading3"/>
+      </w:pPr>
+      <w:r>
+        <w:t>Selected case answer</w:t>
+      </w:r>
+    </w:p>
+    <w:p>
+      <w:pPr>
+        <w:pStyle w:val="Heading3"/>
+      </w:pPr>
+      <w:r>
+        <w:t>Feedback that the learner uses</w:t>
+      </w:r>
+    </w:p>
+    <w:p>
+      <w:pPr>
+        <w:pStyle w:val="Heading1"/>
+      </w:pPr>
+      <w:r>
+        <w:t>06. Keep the portfolio, support and delayed check</w:t>
+      </w:r>
+    </w:p>
+    <w:p>
+      <w:r>
+        <w:t>Track code execution separately from a correct paper trace.</w:t>
+      </w:r>
+    </w:p>
+    <w:p>
+      <w:pPr>
+        <w:pStyle w:val="Heading2"/>
+      </w:pPr>
+      <w:r>
+        <w:t>Project evidence</w:t>
+      </w:r>
+    </w:p>
+    <w:p>
+      <w:pPr>
+        <w:spacing w:line="336" w:lineRule="auto" w:after="180"/>
+      </w:pPr>
+      <w:r>
+        <w:rPr>
+          <w:b w:val="0"/>
+        </w:rPr>
+        <w:t xml:space="preserve">Add a labelled </w:t>
+      </w:r>
+      <w:r>
+        <w:rPr>
+          <w:b/>
+        </w:rPr>
+        <w:t>value</w:t>
+      </w:r>
+      <w:r>
+        <w:rPr>
+          <w:b w:val="0"/>
+        </w:rPr>
+        <w:t xml:space="preserve">s </w:t>
+      </w:r>
+      <w:r>
+        <w:rPr>
+          <w:b/>
+        </w:rPr>
+        <w:t>variable</w:t>
+      </w:r>
+      <w:r>
+        <w:rPr>
+          <w:b w:val="0"/>
+        </w:rPr>
+        <w:t xml:space="preserve">s and </w:t>
+      </w:r>
+      <w:r>
+        <w:rPr>
+          <w:b/>
+        </w:rPr>
+        <w:t>type</w:t>
+      </w:r>
+      <w:r>
+        <w:rPr>
+          <w:b w:val="0"/>
+        </w:rPr>
+        <w:t xml:space="preserve">s </w:t>
+      </w:r>
+      <w:r>
+        <w:rPr>
+          <w:b/>
+        </w:rPr>
+        <w:t>evidence</w:t>
+      </w:r>
+      <w:r>
+        <w:rPr>
+          <w:b w:val="0"/>
+        </w:rPr>
+        <w:t xml:space="preserve"> sheet to Python readiness portfolio. Show how you can distinguish integer, floating-point, text and boolean </w:t>
+      </w:r>
+      <w:r>
+        <w:rPr>
+          <w:b/>
+        </w:rPr>
+        <w:t>value</w:t>
+      </w:r>
+      <w:r>
+        <w:rPr>
+          <w:b w:val="0"/>
+        </w:rPr>
+        <w:t>s.</w:t>
+      </w:r>
+    </w:p>
+    <w:p>
+      <w:pPr>
+        <w:spacing w:line="336" w:lineRule="auto" w:after="180"/>
+      </w:pPr>
+      <w:r>
+        <w:rPr>
+          <w:b w:val="0"/>
+        </w:rPr>
+        <w:t xml:space="preserve">Use the supplied fictional case and keep its </w:t>
+      </w:r>
+      <w:r>
+        <w:rPr>
+          <w:b/>
+        </w:rPr>
+        <w:t>input</w:t>
+      </w:r>
+      <w:r>
+        <w:rPr>
+          <w:b w:val="0"/>
+        </w:rPr>
+        <w:t xml:space="preserve">s, intermediate steps, calculation or </w:t>
+      </w:r>
+      <w:r>
+        <w:rPr>
+          <w:b/>
+        </w:rPr>
+        <w:t>prediction</w:t>
+      </w:r>
+      <w:r>
+        <w:rPr>
+          <w:b w:val="0"/>
+        </w:rPr>
+        <w:t>, and limitation. Connect this record to last week’s record; a matching answer without a trace is insufficient.</w:t>
+      </w:r>
+    </w:p>
+    <w:p>
+      <w:pPr>
+        <w:spacing w:line="336" w:lineRule="auto" w:after="180"/>
+      </w:pPr>
+      <w:r>
+        <w:rPr>
+          <w:b w:val="0"/>
+        </w:rPr>
+        <w:t xml:space="preserve">For Python readiness before the Responsible Plant Classifier, retain a trace of the </w:t>
+      </w:r>
+      <w:r>
+        <w:rPr>
+          <w:b/>
+        </w:rPr>
+        <w:t>value</w:t>
+      </w:r>
+      <w:r>
+        <w:rPr>
+          <w:b w:val="0"/>
+        </w:rPr>
+        <w:t xml:space="preserve">s, the predicted </w:t>
+      </w:r>
+      <w:r>
+        <w:rPr>
+          <w:b/>
+        </w:rPr>
+        <w:t>output</w:t>
+      </w:r>
+      <w:r>
+        <w:rPr>
+          <w:b w:val="0"/>
+        </w:rPr>
+        <w:t xml:space="preserve">s and the changed-case explanation. Use actual Python 3 results to check the </w:t>
+      </w:r>
+      <w:r>
+        <w:rPr>
+          <w:b/>
+        </w:rPr>
+        <w:t>prediction</w:t>
+      </w:r>
+      <w:r>
+        <w:rPr>
+          <w:b w:val="0"/>
+        </w:rPr>
+        <w:t xml:space="preserve"> after reasoning first.</w:t>
+      </w:r>
+    </w:p>
+    <w:p>
+      <w:pPr>
+        <w:pStyle w:val="Heading2"/>
+      </w:pPr>
+      <w:r>
+        <w:t>Support and selected assessment guidance</w:t>
+      </w:r>
+    </w:p>
+    <w:p>
+      <w:pPr>
+        <w:spacing w:line="336" w:lineRule="auto" w:after="180"/>
+      </w:pPr>
+      <w:r>
+        <w:rPr>
+          <w:b w:val="0"/>
+        </w:rPr>
+        <w:t xml:space="preserve">Use movable name cards and immutable number cards. Keep quotations visible on text cards and show source beside </w:t>
+      </w:r>
+      <w:r>
+        <w:rPr>
+          <w:b/>
+        </w:rPr>
+        <w:t>output</w:t>
+      </w:r>
+      <w:r>
+        <w:rPr>
+          <w:b w:val="0"/>
+        </w:rPr>
+        <w:t>. Offer an oral trace but record assistance.</w:t>
+      </w:r>
+    </w:p>
+    <w:p>
+      <w:pPr>
+        <w:spacing w:line="336" w:lineRule="auto" w:after="180"/>
+      </w:pPr>
+      <w:r>
+        <w:rPr>
+          <w:b w:val="0"/>
+        </w:rPr>
+        <w:t xml:space="preserve">Extension: explain why a </w:t>
+      </w:r>
+      <w:r>
+        <w:rPr>
+          <w:b/>
+        </w:rPr>
+        <w:t>type</w:t>
+      </w:r>
+      <w:r>
+        <w:rPr>
+          <w:b w:val="0"/>
+        </w:rPr>
+        <w:t>-correct number such as -3 is not acceptable as the number of seats.</w:t>
+      </w:r>
+    </w:p>
+    <w:p>
+      <w:pPr>
+        <w:spacing w:line="336" w:lineRule="auto" w:after="180"/>
+      </w:pPr>
+      <w:r>
+        <w:rPr>
+          <w:b w:val="0"/>
+        </w:rPr>
+        <w:t>Selected independent answer: Original outputs: 7 4 2.0 True, then int str float bool. Estimate was calculated as 2.0 before reassignment; it is not a live formula. With initial count=0: 3 4 0.0 True, with the same types. Note is the quoted string "4", independent of the integer count. Keep earlier W4 transfer as additional practice; do not substitute its numbers or key for this selected task.</w:t>
+      </w:r>
+    </w:p>
+    <w:p>
+      <w:pPr>
+        <w:spacing w:line="336" w:lineRule="auto" w:after="180"/>
+      </w:pPr>
+      <w:r>
+        <w:rPr>
+          <w:b w:val="0"/>
+        </w:rPr>
+        <w:t>Record prior exposure and use a fresh parallel case after support.</w:t>
+      </w:r>
+    </w:p>
+    <w:p>
+      <w:pPr>
+        <w:pStyle w:val="Heading2"/>
+      </w:pPr>
+      <w:r>
+        <w:t>Delayed return</w:t>
       </w:r>
     </w:p>
     <w:p>
@@ -4384,10 +4689,10 @@
     </w:p>
     <w:p>
       <w:pPr>
-        <w:pStyle w:val="Heading3"/>
-      </w:pPr>
-      <w:r>
-        <w:t>Project evidence from this case</w:t>
+        <w:pStyle w:val="Heading2"/>
+      </w:pPr>
+      <w:r>
+        <w:t>Bridge to the next topic</w:t>
       </w:r>
     </w:p>
     <w:p>
@@ -4398,7 +4703,7 @@
         <w:rPr>
           <w:b w:val="0"/>
         </w:rPr>
-        <w:t xml:space="preserve">For Python readiness before the Responsible Plant Classifier, retain a trace of the </w:t>
+        <w:t xml:space="preserve">Week 3 combines numeric </w:t>
       </w:r>
       <w:r>
         <w:rPr>
@@ -4410,44 +4715,26 @@
         <w:rPr>
           <w:b w:val="0"/>
         </w:rPr>
-        <w:t xml:space="preserve">s, the predicted </w:t>
-      </w:r>
-      <w:r>
-        <w:rPr>
-          <w:b/>
-        </w:rPr>
-        <w:t>output</w:t>
-      </w:r>
-      <w:r>
-        <w:rPr>
-          <w:b w:val="0"/>
-        </w:rPr>
-        <w:t xml:space="preserve">s and the changed-case explanation. Use actual Python 3 results to check the </w:t>
-      </w:r>
-      <w:r>
-        <w:rPr>
-          <w:b/>
-        </w:rPr>
-        <w:t>prediction</w:t>
-      </w:r>
-      <w:r>
-        <w:rPr>
-          <w:b w:val="0"/>
-        </w:rPr>
-        <w:t xml:space="preserve"> after reasoning first.</w:t>
+        <w:t>s in expressions and uses parentheses to make grouping explicit.</w:t>
       </w:r>
     </w:p>
     <w:p>
       <w:pPr>
-        <w:pStyle w:val="Heading1"/>
-      </w:pPr>
-      <w:r>
-        <w:t>07. Prepare, teach and assess</w:t>
+        <w:spacing w:line="336" w:lineRule="auto" w:after="180"/>
+      </w:pPr>
+      <w:r>
+        <w:rPr>
+          <w:b w:val="0"/>
+        </w:rPr>
+        <w:t>Retain the project ledger and assess a changed case after support. Check the relevant prerequisite before carrying this component forward.</w:t>
       </w:r>
     </w:p>
     <w:p>
-      <w:r>
-        <w:t>Use this preparation summary alongside the detailed Values variables and types lesson; it is a checklist rather than a replacement for the full sequence.</w:t>
+      <w:pPr>
+        <w:pStyle w:val="Heading2"/>
+      </w:pPr>
+      <w:r>
+        <w:t>Earlier wording, alternatives and picture transcripts · reference / check after trying</w:t>
       </w:r>
     </w:p>
     <w:p>
@@ -4455,13 +4742,49 @@
         <w:pStyle w:val="Heading3"/>
       </w:pPr>
       <w:r>
-        <w:t>Teaching target</w:t>
+        <w:t>Plan the delayed return</w:t>
       </w:r>
     </w:p>
     <w:p>
       <w:pPr>
+        <w:pStyle w:val="Heading3"/>
+      </w:pPr>
+      <w:r>
+        <w:t>Project evidence from this case</w:t>
+      </w:r>
+    </w:p>
+    <w:p>
+      <w:pPr>
+        <w:pStyle w:val="Heading1"/>
+      </w:pPr>
+      <w:r>
+        <w:t>Reference bank and extra practice</w:t>
+      </w:r>
+    </w:p>
+    <w:p>
+      <w:pPr>
+        <w:pStyle w:val="Heading1"/>
+      </w:pPr>
+      <w:r>
+        <w:t>07. Reference · Alternative planning checklist</w:t>
+      </w:r>
+    </w:p>
+    <w:p>
+      <w:r>
+        <w:t>Use alongside the main route without repeating the teaching cycle.</w:t>
+      </w:r>
+    </w:p>
+    <w:p>
+      <w:pPr>
+        <w:pStyle w:val="Heading2"/>
+      </w:pPr>
+      <w:r>
+        <w:t>Planning and assessment reference</w:t>
+      </w:r>
+    </w:p>
+    <w:p>
+      <w:pPr>
         <w:spacing w:line="336" w:lineRule="auto" w:after="180"/>
-        <w:shd w:fill="EDF7F3"/>
       </w:pPr>
       <w:r>
         <w:rPr>
@@ -4684,58 +5007,96 @@
     </w:p>
     <w:p>
       <w:pPr>
-        <w:pStyle w:val="Heading3"/>
-      </w:pPr>
-      <w:r>
-        <w:t>Supported practice answer</w:t>
+        <w:spacing w:line="336" w:lineRule="auto" w:after="180"/>
+      </w:pPr>
+      <w:r>
+        <w:rPr>
+          <w:b w:val="0"/>
+        </w:rPr>
+        <w:t xml:space="preserve">Reasoned practice answer: Original </w:t>
+      </w:r>
+      <w:r>
+        <w:rPr>
+          <w:b/>
+        </w:rPr>
+        <w:t>output</w:t>
+      </w:r>
+      <w:r>
+        <w:rPr>
+          <w:b w:val="0"/>
+        </w:rPr>
+        <w:t xml:space="preserve">s 10 then 8. After the new assignment, saved becomes 10. Keep actual </w:t>
+      </w:r>
+      <w:r>
+        <w:rPr>
+          <w:b/>
+        </w:rPr>
+        <w:t>observation</w:t>
+      </w:r>
+      <w:r>
+        <w:rPr>
+          <w:b w:val="0"/>
+        </w:rPr>
+        <w:t xml:space="preserve">s separate. Reading an integer </w:t>
+      </w:r>
+      <w:r>
+        <w:rPr>
+          <w:b/>
+        </w:rPr>
+        <w:t>value</w:t>
+      </w:r>
+      <w:r>
+        <w:rPr>
+          <w:b w:val="0"/>
+        </w:rPr>
+        <w:t xml:space="preserve"> earlier does not create a live link to another name.</w:t>
       </w:r>
     </w:p>
     <w:p>
       <w:pPr>
         <w:spacing w:line="336" w:lineRule="auto" w:after="180"/>
-        <w:shd w:fill="F1F6FC"/>
       </w:pPr>
       <w:r>
         <w:rPr>
           <w:b w:val="0"/>
         </w:rPr>
-        <w:t xml:space="preserve">Reasoned practice answer: Original </w:t>
+        <w:t xml:space="preserve">Check every learner before discussion: Use the worked case for </w:t>
       </w:r>
       <w:r>
         <w:rPr>
           <w:b/>
         </w:rPr>
-        <w:t>output</w:t>
+        <w:t>Value</w:t>
       </w:r>
       <w:r>
         <w:rPr>
           <w:b w:val="0"/>
         </w:rPr>
-        <w:t xml:space="preserve">s 10 then 8. After the new assignment, saved becomes 10. Keep actual </w:t>
+        <w:t xml:space="preserve">s </w:t>
       </w:r>
       <w:r>
         <w:rPr>
           <w:b/>
         </w:rPr>
-        <w:t>observation</w:t>
+        <w:t>variable</w:t>
       </w:r>
       <w:r>
         <w:rPr>
           <w:b w:val="0"/>
         </w:rPr>
-        <w:t xml:space="preserve">s separate. Reading an integer </w:t>
+        <w:t xml:space="preserve">s and </w:t>
       </w:r>
       <w:r>
         <w:rPr>
           <w:b/>
         </w:rPr>
-        <w:t>value</w:t>
+        <w:t>type</w:t>
       </w:r>
       <w:r>
         <w:rPr>
           <w:b w:val="0"/>
         </w:rPr>
-        <w:t xml:space="preserve"> earlier does not create a live link to another name.</w:t>
+        <w:t>s. Proposed explanation: “Digits always mean a number”. Decide whether this explanation is supported.</w:t>
       </w:r>
     </w:p>
     <w:p>
@@ -4746,43 +5107,7 @@
         <w:rPr>
           <w:b w:val="0"/>
         </w:rPr>
-        <w:t xml:space="preserve">Check every learner before discussion: Use the worked case for </w:t>
-      </w:r>
-      <w:r>
-        <w:rPr>
-          <w:b/>
-        </w:rPr>
-        <w:t>Value</w:t>
-      </w:r>
-      <w:r>
-        <w:rPr>
-          <w:b w:val="0"/>
-        </w:rPr>
-        <w:t xml:space="preserve">s </w:t>
-      </w:r>
-      <w:r>
-        <w:rPr>
-          <w:b/>
-        </w:rPr>
-        <w:t>variable</w:t>
-      </w:r>
-      <w:r>
-        <w:rPr>
-          <w:b w:val="0"/>
-        </w:rPr>
-        <w:t xml:space="preserve">s and </w:t>
-      </w:r>
-      <w:r>
-        <w:rPr>
-          <w:b/>
-        </w:rPr>
-        <w:t>type</w:t>
-      </w:r>
-      <w:r>
-        <w:rPr>
-          <w:b w:val="0"/>
-        </w:rPr>
-        <w:t>s. Proposed explanation: “Digits always mean a number”. Decide whether this explanation is supported.</w:t>
+        <w:t>Point to the step or supplied fact that decides; explain your repair if needed.</w:t>
       </w:r>
     </w:p>
     <w:p>
@@ -4793,165 +5118,117 @@
         <w:rPr>
           <w:b w:val="0"/>
         </w:rPr>
-        <w:t>Point to the step or supplied fact that decides; explain your repair if needed.</w:t>
+        <w:t xml:space="preserve">Misconception repair: Quotes make a </w:t>
+      </w:r>
+      <w:r>
+        <w:rPr>
+          <w:b/>
+        </w:rPr>
+        <w:t>string</w:t>
+      </w:r>
+      <w:r>
+        <w:rPr>
+          <w:b w:val="0"/>
+        </w:rPr>
+        <w:t>, even when every character is a digit.</w:t>
       </w:r>
     </w:p>
     <w:p>
       <w:pPr>
-        <w:pStyle w:val="Heading3"/>
-      </w:pPr>
-      <w:r>
-        <w:t>Repair the misconception</w:t>
+        <w:spacing w:line="336" w:lineRule="auto" w:after="180"/>
+      </w:pPr>
+      <w:r>
+        <w:rPr>
+          <w:b w:val="0"/>
+        </w:rPr>
+        <w:t xml:space="preserve">Support: read the exact case aloud, enlarge the labelled picture, supply </w:t>
+      </w:r>
+      <w:r>
+        <w:rPr>
+          <w:b/>
+        </w:rPr>
+        <w:t>input</w:t>
+      </w:r>
+      <w:r>
+        <w:rPr>
+          <w:b w:val="0"/>
+        </w:rPr>
+        <w:t xml:space="preserve"> cards and model only the first deciding step. Accept a spoken explanation or drawing; retain the reasoning goal.</w:t>
       </w:r>
     </w:p>
     <w:p>
       <w:pPr>
         <w:spacing w:line="336" w:lineRule="auto" w:after="180"/>
-        <w:shd w:fill="FFF5E6"/>
       </w:pPr>
       <w:r>
         <w:rPr>
           <w:b w:val="0"/>
         </w:rPr>
-        <w:t xml:space="preserve">Misconception repair: Quotes make a </w:t>
+        <w:t xml:space="preserve">Extension: Change count to 10, leaving tag unchanged. Require a </w:t>
       </w:r>
       <w:r>
         <w:rPr>
           <w:b/>
         </w:rPr>
-        <w:t>string</w:t>
+        <w:t>prediction</w:t>
       </w:r>
       <w:r>
         <w:rPr>
           <w:b w:val="0"/>
         </w:rPr>
-        <w:t>, even when every character is a digit.</w:t>
+        <w:t xml:space="preserve"> and a reason before comparing. Expected result: The two valid </w:t>
+      </w:r>
+      <w:r>
+        <w:rPr>
+          <w:b/>
+        </w:rPr>
+        <w:t>output</w:t>
+      </w:r>
+      <w:r>
+        <w:rPr>
+          <w:b w:val="0"/>
+        </w:rPr>
+        <w:t>s become 12 and 82.</w:t>
       </w:r>
     </w:p>
     <w:p>
       <w:pPr>
-        <w:pStyle w:val="Heading3"/>
-      </w:pPr>
-      <w:r>
-        <w:t>Support without giving away the answer</w:t>
+        <w:spacing w:line="336" w:lineRule="auto" w:after="180"/>
+      </w:pPr>
+      <w:r>
+        <w:rPr>
+          <w:b w:val="0"/>
+        </w:rPr>
+        <w:t xml:space="preserve">Reason: Only the integer </w:t>
+      </w:r>
+      <w:r>
+        <w:rPr>
+          <w:b/>
+        </w:rPr>
+        <w:t>variable</w:t>
+      </w:r>
+      <w:r>
+        <w:rPr>
+          <w:b w:val="0"/>
+        </w:rPr>
+        <w:t xml:space="preserve"> changes; the </w:t>
+      </w:r>
+      <w:r>
+        <w:rPr>
+          <w:b/>
+        </w:rPr>
+        <w:t>string</w:t>
+      </w:r>
+      <w:r>
+        <w:rPr>
+          <w:b w:val="0"/>
+        </w:rPr>
+        <w:t xml:space="preserve"> still contains the character 8.</w:t>
       </w:r>
     </w:p>
     <w:p>
       <w:pPr>
         <w:spacing w:line="336" w:lineRule="auto" w:after="180"/>
-        <w:shd w:fill="F1F6F8"/>
-      </w:pPr>
-      <w:r>
-        <w:rPr>
-          <w:b w:val="0"/>
-        </w:rPr>
-        <w:t xml:space="preserve">Support: read the exact case aloud, enlarge the labelled picture, supply </w:t>
-      </w:r>
-      <w:r>
-        <w:rPr>
-          <w:b/>
-        </w:rPr>
-        <w:t>input</w:t>
-      </w:r>
-      <w:r>
-        <w:rPr>
-          <w:b w:val="0"/>
-        </w:rPr>
-        <w:t xml:space="preserve"> cards and model only the first deciding step. Accept a spoken explanation or drawing; retain the reasoning goal.</w:t>
-      </w:r>
-    </w:p>
-    <w:p>
-      <w:pPr>
-        <w:pStyle w:val="Heading3"/>
-      </w:pPr>
-      <w:r>
-        <w:t>Extend the reasoning</w:t>
-      </w:r>
-    </w:p>
-    <w:p>
-      <w:pPr>
-        <w:spacing w:line="336" w:lineRule="auto" w:after="180"/>
-        <w:shd w:fill="F5F1FB"/>
-      </w:pPr>
-      <w:r>
-        <w:rPr>
-          <w:b w:val="0"/>
-        </w:rPr>
-        <w:t xml:space="preserve">Extension: Change count to 10, leaving tag unchanged. Require a </w:t>
-      </w:r>
-      <w:r>
-        <w:rPr>
-          <w:b/>
-        </w:rPr>
-        <w:t>prediction</w:t>
-      </w:r>
-      <w:r>
-        <w:rPr>
-          <w:b w:val="0"/>
-        </w:rPr>
-        <w:t xml:space="preserve"> and a reason before comparing. Expected result: The two valid </w:t>
-      </w:r>
-      <w:r>
-        <w:rPr>
-          <w:b/>
-        </w:rPr>
-        <w:t>output</w:t>
-      </w:r>
-      <w:r>
-        <w:rPr>
-          <w:b w:val="0"/>
-        </w:rPr>
-        <w:t>s become 12 and 82.</w:t>
-      </w:r>
-    </w:p>
-    <w:p>
-      <w:pPr>
-        <w:spacing w:line="336" w:lineRule="auto" w:after="180"/>
-        <w:shd w:fill="F5F1FB"/>
-      </w:pPr>
-      <w:r>
-        <w:rPr>
-          <w:b w:val="0"/>
-        </w:rPr>
-        <w:t xml:space="preserve">Reason: Only the integer </w:t>
-      </w:r>
-      <w:r>
-        <w:rPr>
-          <w:b/>
-        </w:rPr>
-        <w:t>variable</w:t>
-      </w:r>
-      <w:r>
-        <w:rPr>
-          <w:b w:val="0"/>
-        </w:rPr>
-        <w:t xml:space="preserve"> changes; the </w:t>
-      </w:r>
-      <w:r>
-        <w:rPr>
-          <w:b/>
-        </w:rPr>
-        <w:t>string</w:t>
-      </w:r>
-      <w:r>
-        <w:rPr>
-          <w:b w:val="0"/>
-        </w:rPr>
-        <w:t xml:space="preserve"> still contains the character 8.</w:t>
-      </w:r>
-    </w:p>
-    <w:p>
-      <w:pPr>
-        <w:pStyle w:val="Heading3"/>
-      </w:pPr>
-      <w:r>
-        <w:t>Protect the independent attempt</w:t>
-      </w:r>
-    </w:p>
-    <w:p>
-      <w:pPr>
-        <w:spacing w:line="336" w:lineRule="auto" w:after="180"/>
-        <w:shd w:fill="FFF5E6"/>
       </w:pPr>
       <w:r>
         <w:rPr>
@@ -5146,94 +5423,93 @@
     </w:tbl>
     <w:p>
       <w:pPr>
-        <w:pStyle w:val="Heading3"/>
-      </w:pPr>
-      <w:r>
-        <w:t>Project checkpoint</w:t>
+        <w:spacing w:line="336" w:lineRule="auto" w:after="180"/>
+      </w:pPr>
+      <w:r>
+        <w:rPr>
+          <w:b w:val="0"/>
+        </w:rPr>
+        <w:t xml:space="preserve">Project checkpoint: Python readiness portfolio. Keep runnable code, </w:t>
+      </w:r>
+      <w:r>
+        <w:rPr>
+          <w:b/>
+        </w:rPr>
+        <w:t>prediction</w:t>
+      </w:r>
+      <w:r>
+        <w:rPr>
+          <w:b w:val="0"/>
+        </w:rPr>
+        <w:t xml:space="preserve">s, actual </w:t>
+      </w:r>
+      <w:r>
+        <w:rPr>
+          <w:b/>
+        </w:rPr>
+        <w:t>output</w:t>
+      </w:r>
+      <w:r>
+        <w:rPr>
+          <w:b w:val="0"/>
+        </w:rPr>
+        <w:t xml:space="preserve">s, one repaired error and an explanation of a function on changed </w:t>
+      </w:r>
+      <w:r>
+        <w:rPr>
+          <w:b/>
+        </w:rPr>
+        <w:t>input</w:t>
+      </w:r>
+      <w:r>
+        <w:rPr>
+          <w:b w:val="0"/>
+        </w:rPr>
+        <w:t>s.</w:t>
       </w:r>
     </w:p>
     <w:p>
       <w:pPr>
         <w:spacing w:line="336" w:lineRule="auto" w:after="180"/>
-        <w:shd w:fill="EDF7F3"/>
       </w:pPr>
       <w:r>
         <w:rPr>
           <w:b w:val="0"/>
         </w:rPr>
-        <w:t xml:space="preserve">Project checkpoint: Python readiness portfolio. Keep runnable code, </w:t>
+        <w:t xml:space="preserve">Use the weekly teacher answer for topic-specific reasoning. A saved progress tick is an activity record; judge mastery from the learner’s explanation and </w:t>
       </w:r>
       <w:r>
         <w:rPr>
           <w:b/>
         </w:rPr>
-        <w:t>prediction</w:t>
+        <w:t>evidence</w:t>
       </w:r>
       <w:r>
         <w:rPr>
           <w:b w:val="0"/>
         </w:rPr>
-        <w:t xml:space="preserve">s, actual </w:t>
-      </w:r>
-      <w:r>
-        <w:rPr>
-          <w:b/>
-        </w:rPr>
-        <w:t>output</w:t>
-      </w:r>
-      <w:r>
-        <w:rPr>
-          <w:b w:val="0"/>
-        </w:rPr>
-        <w:t xml:space="preserve">s, one repaired error and an explanation of a function on changed </w:t>
-      </w:r>
-      <w:r>
-        <w:rPr>
-          <w:b/>
-        </w:rPr>
-        <w:t>input</w:t>
-      </w:r>
-      <w:r>
-        <w:rPr>
-          <w:b w:val="0"/>
-        </w:rPr>
-        <w:t>s.</w:t>
+        <w:t>.</w:t>
       </w:r>
     </w:p>
     <w:p>
       <w:pPr>
-        <w:spacing w:line="336" w:lineRule="auto" w:after="180"/>
-      </w:pPr>
-      <w:r>
-        <w:rPr>
-          <w:b w:val="0"/>
-        </w:rPr>
-        <w:t xml:space="preserve">Use the weekly teacher answer for topic-specific reasoning. A saved progress tick is an activity record; judge mastery from the learner’s explanation and </w:t>
-      </w:r>
-      <w:r>
-        <w:rPr>
-          <w:b/>
-        </w:rPr>
-        <w:t>evidence</w:t>
-      </w:r>
-      <w:r>
-        <w:rPr>
-          <w:b w:val="0"/>
-        </w:rPr>
-        <w:t>.</w:t>
+        <w:pStyle w:val="Heading1"/>
+      </w:pPr>
+      <w:r>
+        <w:t>08. Reference · Feedback and evidence records</w:t>
       </w:r>
     </w:p>
     <w:p>
-      <w:pPr>
-        <w:pStyle w:val="Heading1"/>
-      </w:pPr>
-      <w:r>
-        <w:t>08. Use feedback, labs and repair paths</w:t>
+      <w:r>
+        <w:t>Keep individual first attempts separate from supported rehearsal.</w:t>
       </w:r>
     </w:p>
     <w:p>
-      <w:r>
-        <w:t>Use feedback, earlier review and portfolios purposefully. Apply the coding routine only when this lesson has an executable lab.</w:t>
+      <w:pPr>
+        <w:pStyle w:val="Heading2"/>
+      </w:pPr>
+      <w:r>
+        <w:t>Feedback and repair</w:t>
       </w:r>
     </w:p>
     <w:p>
@@ -5332,40 +5608,17 @@
         <w:pStyle w:val="Heading1"/>
       </w:pPr>
       <w:r>
-        <w:t>09. Visual concept journey</w:t>
+        <w:t>09. Reference · Teach with the six pictures</w:t>
       </w:r>
     </w:p>
     <w:p>
       <w:r>
-        <w:t>Show one Values variables and types graphic at a time, request a prediction and discuss its trace before the independent assessment.</w:t>
+        <w:t>Use the relevant picture for a specific reasoning move.</w:t>
       </w:r>
     </w:p>
     <w:p>
       <w:pPr>
-        <w:spacing w:line="336" w:lineRule="auto" w:after="180"/>
-      </w:pPr>
-      <w:r>
-        <w:rPr>
-          <w:b w:val="0"/>
-        </w:rPr>
-        <w:t xml:space="preserve">Use one picture at a time. Hide a worked result before asking for a </w:t>
-      </w:r>
-      <w:r>
-        <w:rPr>
-          <w:b/>
-        </w:rPr>
-        <w:t>prediction</w:t>
-      </w:r>
-      <w:r>
-        <w:rPr>
-          <w:b w:val="0"/>
-        </w:rPr>
-        <w:t>, then reveal it for feedback. These are supported teaching cases; retain the separate independent assessment for a fresh first attempt.</w:t>
-      </w:r>
-    </w:p>
-    <w:p>
-      <w:pPr>
-        <w:pStyle w:val="Heading3"/>
+        <w:pStyle w:val="Heading2"/>
       </w:pPr>
       <w:r>
         <w:t>01. Values variables and types: the case</w:t>
@@ -5376,7 +5629,7 @@
         <w:drawing>
           <wp:inline xmlns:a="http://schemas.openxmlformats.org/drawingml/2006/main" xmlns:pic="http://schemas.openxmlformats.org/drawingml/2006/picture">
             <wp:extent cx="5486400" cy="2834640"/>
-            <wp:docPr id="2" name="Picture 2" descr="A number and its printed-looking text. A program stores a numeric badge count and a string that looks like that count. Supplied facts: Python 3: count=8; tag=&quot;8&quot;; print(count+2); print(tag+&quot;2&quot;)."/>
+            <wp:docPr id="3" name="Picture 3" descr="A number and its printed-looking text. A program stores a numeric badge count and a string that looks like that count. Supplied facts: Python 3: count=8; tag=&quot;8&quot;; print(count+2); print(tag+&quot;2&quot;)."/>
             <wp:cNvGraphicFramePr>
               <a:graphicFrameLocks noChangeAspect="1"/>
             </wp:cNvGraphicFramePr>
@@ -5388,7 +5641,7 @@
                     <pic:cNvPicPr/>
                   </pic:nvPicPr>
                   <pic:blipFill>
-                    <a:blip r:embed="rId10"/>
+                    <a:blip r:embed="rId11"/>
                     <a:stretch>
                       <a:fillRect/>
                     </a:stretch>
@@ -5433,7 +5686,6 @@
     <w:p>
       <w:pPr>
         <w:spacing w:line="336" w:lineRule="auto" w:after="180"/>
-        <w:shd w:fill="F5F1FB"/>
       </w:pPr>
       <w:r>
         <w:rPr>
@@ -5444,27 +5696,18 @@
     </w:p>
     <w:p>
       <w:pPr>
-        <w:pStyle w:val="Heading3"/>
-      </w:pPr>
-      <w:r>
-        <w:t>Discuss while showing the picture</w:t>
+        <w:spacing w:line="336" w:lineRule="auto" w:after="180"/>
+      </w:pPr>
+      <w:r>
+        <w:rPr>
+          <w:b w:val="0"/>
+        </w:rPr>
+        <w:t>Teacher prompt: Point to the given fact that matters most. Explain why it matters. Ask learners to describe one label or arrow in ordinary words. Use the adjacent transcript if the image is difficult to see.</w:t>
       </w:r>
     </w:p>
     <w:p>
       <w:pPr>
-        <w:spacing w:line="336" w:lineRule="auto" w:after="180"/>
-        <w:shd w:fill="F1F6F8"/>
-      </w:pPr>
-      <w:r>
-        <w:rPr>
-          <w:b w:val="0"/>
-        </w:rPr>
-        <w:t>Teacher prompt: Point to the given fact that matters most. Explain why it matters. Ask learners to describe one label or arrow in ordinary words. Use the adjacent transcript if the image is difficult to see.</w:t>
-      </w:r>
-    </w:p>
-    <w:p>
-      <w:pPr>
-        <w:pStyle w:val="Heading3"/>
+        <w:pStyle w:val="Heading2"/>
       </w:pPr>
       <w:r>
         <w:t>02. Follow the deciding steps</w:t>
@@ -5475,7 +5718,7 @@
         <w:drawing>
           <wp:inline xmlns:a="http://schemas.openxmlformats.org/drawingml/2006/main" xmlns:pic="http://schemas.openxmlformats.org/drawingml/2006/picture">
             <wp:extent cx="5486400" cy="3182112"/>
-            <wp:docPr id="3" name="Picture 3" descr="Inspect types: count is an integer; tag is a string. → Apply addition: Integer addition gives 10; string concatenation gives the text 82. → Predict a mixed operation: count+tag raises TypeError rather than silently converting tag."/>
+            <wp:docPr id="4" name="Picture 4" descr="Inspect types: count is an integer; tag is a string. → Apply addition: Integer addition gives 10; string concatenation gives the text 82. → Predict a mixed operation: count+tag raises TypeError rather than silently converting tag."/>
             <wp:cNvGraphicFramePr>
               <a:graphicFrameLocks noChangeAspect="1"/>
             </wp:cNvGraphicFramePr>
@@ -5487,7 +5730,7 @@
                     <pic:cNvPicPr/>
                   </pic:nvPicPr>
                   <pic:blipFill>
-                    <a:blip r:embed="rId11"/>
+                    <a:blip r:embed="rId9"/>
                     <a:stretch>
                       <a:fillRect/>
                     </a:stretch>
@@ -5568,7 +5811,6 @@
     <w:p>
       <w:pPr>
         <w:spacing w:line="336" w:lineRule="auto" w:after="180"/>
-        <w:shd w:fill="F5F1FB"/>
       </w:pPr>
       <w:r>
         <w:rPr>
@@ -5591,39 +5833,30 @@
     </w:p>
     <w:p>
       <w:pPr>
-        <w:pStyle w:val="Heading3"/>
-      </w:pPr>
-      <w:r>
-        <w:t>Discuss while showing the picture</w:t>
+        <w:spacing w:line="336" w:lineRule="auto" w:after="180"/>
+      </w:pPr>
+      <w:r>
+        <w:rPr>
+          <w:b w:val="0"/>
+        </w:rPr>
+        <w:t xml:space="preserve">Teacher prompt: Point to each numbered stage and explain which recorded </w:t>
+      </w:r>
+      <w:r>
+        <w:rPr>
+          <w:b/>
+        </w:rPr>
+        <w:t>input</w:t>
+      </w:r>
+      <w:r>
+        <w:rPr>
+          <w:b w:val="0"/>
+        </w:rPr>
+        <w:t xml:space="preserve"> it uses. Ask learners to describe one label or arrow in ordinary words. Use the adjacent transcript if the image is difficult to see.</w:t>
       </w:r>
     </w:p>
     <w:p>
       <w:pPr>
-        <w:spacing w:line="336" w:lineRule="auto" w:after="180"/>
-        <w:shd w:fill="F1F6F8"/>
-      </w:pPr>
-      <w:r>
-        <w:rPr>
-          <w:b w:val="0"/>
-        </w:rPr>
-        <w:t xml:space="preserve">Teacher prompt: Point to each numbered stage and explain which recorded </w:t>
-      </w:r>
-      <w:r>
-        <w:rPr>
-          <w:b/>
-        </w:rPr>
-        <w:t>input</w:t>
-      </w:r>
-      <w:r>
-        <w:rPr>
-          <w:b w:val="0"/>
-        </w:rPr>
-        <w:t xml:space="preserve"> it uses. Ask learners to describe one label or arrow in ordinary words. Use the adjacent transcript if the image is difficult to see.</w:t>
-      </w:r>
-    </w:p>
-    <w:p>
-      <w:pPr>
-        <w:pStyle w:val="Heading3"/>
+        <w:pStyle w:val="Heading2"/>
       </w:pPr>
       <w:r>
         <w:t>03. A saved value is not a live link</w:t>
@@ -5634,7 +5867,7 @@
         <w:drawing>
           <wp:inline xmlns:a="http://schemas.openxmlformats.org/drawingml/2006/main" xmlns:pic="http://schemas.openxmlformats.org/drawingml/2006/picture">
             <wp:extent cx="5486400" cy="2834640"/>
-            <wp:docPr id="4" name="Picture 4" descr="A saved value is not a live link. count = 8 | 8 | Not assigned. saved = count | 8 | 8. count = count + 2 | 10 | 8"/>
+            <wp:docPr id="5" name="Picture 5" descr="A saved value is not a live link. count = 8 | 8 | Not assigned. saved = count | 8 | 8. count = count + 2 | 10 | 8"/>
             <wp:cNvGraphicFramePr>
               <a:graphicFrameLocks noChangeAspect="1"/>
             </wp:cNvGraphicFramePr>
@@ -5691,7 +5924,6 @@
     <w:p>
       <w:pPr>
         <w:spacing w:line="336" w:lineRule="auto" w:after="180"/>
-        <w:shd w:fill="F5F1FB"/>
       </w:pPr>
       <w:r>
         <w:rPr>
@@ -5714,39 +5946,30 @@
     </w:p>
     <w:p>
       <w:pPr>
-        <w:pStyle w:val="Heading3"/>
-      </w:pPr>
-      <w:r>
-        <w:t>Discuss while showing the picture</w:t>
+        <w:spacing w:line="336" w:lineRule="auto" w:after="180"/>
+      </w:pPr>
+      <w:r>
+        <w:rPr>
+          <w:b w:val="0"/>
+        </w:rPr>
+        <w:t xml:space="preserve">Teacher prompt: Read the labels and </w:t>
+      </w:r>
+      <w:r>
+        <w:rPr>
+          <w:b/>
+        </w:rPr>
+        <w:t>value</w:t>
+      </w:r>
+      <w:r>
+        <w:rPr>
+          <w:b w:val="0"/>
+        </w:rPr>
+        <w:t>s. Explain the relationship the model shows. Ask learners to describe one label or arrow in ordinary words. Use the adjacent transcript if the image is difficult to see.</w:t>
       </w:r>
     </w:p>
     <w:p>
       <w:pPr>
-        <w:spacing w:line="336" w:lineRule="auto" w:after="180"/>
-        <w:shd w:fill="F1F6F8"/>
-      </w:pPr>
-      <w:r>
-        <w:rPr>
-          <w:b w:val="0"/>
-        </w:rPr>
-        <w:t xml:space="preserve">Teacher prompt: Read the labels and </w:t>
-      </w:r>
-      <w:r>
-        <w:rPr>
-          <w:b/>
-        </w:rPr>
-        <w:t>value</w:t>
-      </w:r>
-      <w:r>
-        <w:rPr>
-          <w:b w:val="0"/>
-        </w:rPr>
-        <w:t>s. Explain the relationship the model shows. Ask learners to describe one label or arrow in ordinary words. Use the adjacent transcript if the image is difficult to see.</w:t>
-      </w:r>
-    </w:p>
-    <w:p>
-      <w:pPr>
-        <w:pStyle w:val="Heading3"/>
+        <w:pStyle w:val="Heading2"/>
       </w:pPr>
       <w:r>
         <w:t>04. Change one thing. Trace what follows.</w:t>
@@ -5757,7 +5980,7 @@
         <w:drawing>
           <wp:inline xmlns:a="http://schemas.openxmlformats.org/drawingml/2006/main" xmlns:pic="http://schemas.openxmlformats.org/drawingml/2006/picture">
             <wp:extent cx="5486400" cy="3026664"/>
-            <wp:docPr id="5" name="Picture 5" descr="Original case: count+tag raises TypeError rather than silently converting tag. Changed condition: Change count to 10, leaving tag unchanged. Expected result: The two valid outputs become 12 and 82. Reason: Only the integer variable changes; the string still contains the character 8."/>
+            <wp:docPr id="6" name="Picture 6" descr="Original case: count+tag raises TypeError rather than silently converting tag. Changed condition: Change count to 10, leaving tag unchanged. Expected result: The two valid outputs become 12 and 82. Reason: Only the integer variable changes; the string still contains the character 8."/>
             <wp:cNvGraphicFramePr>
               <a:graphicFrameLocks noChangeAspect="1"/>
             </wp:cNvGraphicFramePr>
@@ -5861,7 +6084,6 @@
     <w:p>
       <w:pPr>
         <w:spacing w:line="336" w:lineRule="auto" w:after="180"/>
-        <w:shd w:fill="F5F1FB"/>
       </w:pPr>
       <w:r>
         <w:rPr>
@@ -5872,63 +6094,53 @@
     </w:p>
     <w:p>
       <w:pPr>
-        <w:pStyle w:val="Heading3"/>
-      </w:pPr>
-      <w:r>
-        <w:t>Discuss while showing the picture</w:t>
+        <w:spacing w:line="336" w:lineRule="auto" w:after="180"/>
+      </w:pPr>
+      <w:r>
+        <w:rPr>
+          <w:b w:val="0"/>
+        </w:rPr>
+        <w:t>Teacher prompt: Predict before checking the worked changed-case result. Name what changed and what the supplied facts allow you to conclude. Ask learners to describe one label or arrow in ordinary words.</w:t>
       </w:r>
     </w:p>
     <w:p>
       <w:pPr>
         <w:spacing w:line="336" w:lineRule="auto" w:after="180"/>
-        <w:shd w:fill="F1F6F8"/>
       </w:pPr>
       <w:r>
         <w:rPr>
           <w:b w:val="0"/>
         </w:rPr>
-        <w:t>Teacher prompt: Predict before checking the worked changed-case result. Name what changed and what the supplied facts allow you to conclude. Ask learners to describe one label or arrow in ordinary words.</w:t>
+        <w:t xml:space="preserve">Use the adjacent transcript if the image is difficult to see. Changed-case reasoning: Only the integer </w:t>
+      </w:r>
+      <w:r>
+        <w:rPr>
+          <w:b/>
+        </w:rPr>
+        <w:t>variable</w:t>
+      </w:r>
+      <w:r>
+        <w:rPr>
+          <w:b w:val="0"/>
+        </w:rPr>
+        <w:t xml:space="preserve"> changes; the </w:t>
+      </w:r>
+      <w:r>
+        <w:rPr>
+          <w:b/>
+        </w:rPr>
+        <w:t>string</w:t>
+      </w:r>
+      <w:r>
+        <w:rPr>
+          <w:b w:val="0"/>
+        </w:rPr>
+        <w:t xml:space="preserve"> still contains the character 8.</w:t>
       </w:r>
     </w:p>
     <w:p>
       <w:pPr>
-        <w:spacing w:line="336" w:lineRule="auto" w:after="180"/>
-        <w:shd w:fill="F1F6F8"/>
-      </w:pPr>
-      <w:r>
-        <w:rPr>
-          <w:b w:val="0"/>
-        </w:rPr>
-        <w:t xml:space="preserve">Use the adjacent transcript if the image is difficult to see. Changed-case reasoning: Only the integer </w:t>
-      </w:r>
-      <w:r>
-        <w:rPr>
-          <w:b/>
-        </w:rPr>
-        <w:t>variable</w:t>
-      </w:r>
-      <w:r>
-        <w:rPr>
-          <w:b w:val="0"/>
-        </w:rPr>
-        <w:t xml:space="preserve"> changes; the </w:t>
-      </w:r>
-      <w:r>
-        <w:rPr>
-          <w:b/>
-        </w:rPr>
-        <w:t>string</w:t>
-      </w:r>
-      <w:r>
-        <w:rPr>
-          <w:b w:val="0"/>
-        </w:rPr>
-        <w:t xml:space="preserve"> still contains the character 8.</w:t>
-      </w:r>
-    </w:p>
-    <w:p>
-      <w:pPr>
-        <w:pStyle w:val="Heading3"/>
+        <w:pStyle w:val="Heading2"/>
       </w:pPr>
       <w:r>
         <w:t>05. Connect the explanation to its limit</w:t>
@@ -5939,7 +6151,7 @@
         <w:drawing>
           <wp:inline xmlns:a="http://schemas.openxmlformats.org/drawingml/2006/main" xmlns:pic="http://schemas.openxmlformats.org/drawingml/2006/picture">
             <wp:extent cx="5486400" cy="2834640"/>
-            <wp:docPr id="6" name="Picture 6" descr="Values carry types, not merely appearances. The plus operator performs numeric addition for these integers and concatenation for these strings; the mixed operation is invalid here. Limit: These examples use built-in integers and strings; operator behaviour depends on types and is not proof of general model reasoning."/>
+            <wp:docPr id="7" name="Picture 7" descr="Values carry types, not merely appearances. The plus operator performs numeric addition for these integers and concatenation for these strings; the mixed operation is invalid here. Limit: These examples use built-in integers and strings; operator behaviour depends on types and is not proof of general model reasoning."/>
             <wp:cNvGraphicFramePr>
               <a:graphicFrameLocks noChangeAspect="1"/>
             </wp:cNvGraphicFramePr>
@@ -6049,7 +6261,6 @@
     <w:p>
       <w:pPr>
         <w:spacing w:line="336" w:lineRule="auto" w:after="180"/>
-        <w:shd w:fill="F5F1FB"/>
       </w:pPr>
       <w:r>
         <w:rPr>
@@ -6060,63 +6271,53 @@
     </w:p>
     <w:p>
       <w:pPr>
-        <w:pStyle w:val="Heading3"/>
-      </w:pPr>
-      <w:r>
-        <w:t>Discuss while showing the picture</w:t>
+        <w:spacing w:line="336" w:lineRule="auto" w:after="180"/>
+      </w:pPr>
+      <w:r>
+        <w:rPr>
+          <w:b w:val="0"/>
+        </w:rPr>
+        <w:t>Teacher prompt: Explain the case, then point to a limit on the claim. Ask learners to describe one label or arrow in ordinary words. Use the adjacent transcript if the image is difficult to see.</w:t>
       </w:r>
     </w:p>
     <w:p>
       <w:pPr>
         <w:spacing w:line="336" w:lineRule="auto" w:after="180"/>
-        <w:shd w:fill="F1F6F8"/>
       </w:pPr>
       <w:r>
         <w:rPr>
           <w:b w:val="0"/>
         </w:rPr>
-        <w:t>Teacher prompt: Explain the case, then point to a limit on the claim. Ask learners to describe one label or arrow in ordinary words. Use the adjacent transcript if the image is difficult to see.</w:t>
+        <w:t xml:space="preserve">Keep the stated scope: These examples use built-in integers and </w:t>
+      </w:r>
+      <w:r>
+        <w:rPr>
+          <w:b/>
+        </w:rPr>
+        <w:t>string</w:t>
+      </w:r>
+      <w:r>
+        <w:rPr>
+          <w:b w:val="0"/>
+        </w:rPr>
+        <w:t xml:space="preserve">s; operator behaviour depends on </w:t>
+      </w:r>
+      <w:r>
+        <w:rPr>
+          <w:b/>
+        </w:rPr>
+        <w:t>type</w:t>
+      </w:r>
+      <w:r>
+        <w:rPr>
+          <w:b w:val="0"/>
+        </w:rPr>
+        <w:t>s and is not proof of general model reasoning.</w:t>
       </w:r>
     </w:p>
     <w:p>
       <w:pPr>
-        <w:spacing w:line="336" w:lineRule="auto" w:after="180"/>
-        <w:shd w:fill="F1F6F8"/>
-      </w:pPr>
-      <w:r>
-        <w:rPr>
-          <w:b w:val="0"/>
-        </w:rPr>
-        <w:t xml:space="preserve">Keep the stated scope: These examples use built-in integers and </w:t>
-      </w:r>
-      <w:r>
-        <w:rPr>
-          <w:b/>
-        </w:rPr>
-        <w:t>string</w:t>
-      </w:r>
-      <w:r>
-        <w:rPr>
-          <w:b w:val="0"/>
-        </w:rPr>
-        <w:t xml:space="preserve">s; operator behaviour depends on </w:t>
-      </w:r>
-      <w:r>
-        <w:rPr>
-          <w:b/>
-        </w:rPr>
-        <w:t>type</w:t>
-      </w:r>
-      <w:r>
-        <w:rPr>
-          <w:b w:val="0"/>
-        </w:rPr>
-        <w:t>s and is not proof of general model reasoning.</w:t>
-      </w:r>
-    </w:p>
-    <w:p>
-      <w:pPr>
-        <w:pStyle w:val="Heading3"/>
+        <w:pStyle w:val="Heading2"/>
       </w:pPr>
       <w:r>
         <w:t>06. Make the idea visible in your project</w:t>
@@ -6127,7 +6328,7 @@
         <w:drawing>
           <wp:inline xmlns:a="http://schemas.openxmlformats.org/drawingml/2006/main" xmlns:pic="http://schemas.openxmlformats.org/drawingml/2006/picture">
             <wp:extent cx="5486400" cy="3681984"/>
-            <wp:docPr id="7" name="Picture 7" descr="For Python readiness before the Responsible Plant Classifier, retain a trace of the values, the predicted outputs and the changed-case explanation. Use actual Python 3 results to check the prediction after reasoning first. Draw your input, deciding step, result and limit. Supported question: Predict both print outputs and explain why they differ. Does count+tag work, and what happens to each valid output after count becomes ten?"/>
+            <wp:docPr id="8" name="Picture 8" descr="For Python readiness before the Responsible Plant Classifier, retain a trace of the values, the predicted outputs and the changed-case explanation. Use actual Python 3 results to check the prediction after reasoning first. Draw your input, deciding step, result and limit. Supported question: Predict both print outputs and explain why they differ. Does count+tag work, and what happens to each valid output after count becomes ten?"/>
             <wp:cNvGraphicFramePr>
               <a:graphicFrameLocks noChangeAspect="1"/>
             </wp:cNvGraphicFramePr>
@@ -6255,7 +6456,6 @@
     <w:p>
       <w:pPr>
         <w:spacing w:line="336" w:lineRule="auto" w:after="180"/>
-        <w:shd w:fill="F5F1FB"/>
       </w:pPr>
       <w:r>
         <w:rPr>
@@ -6278,82 +6478,151 @@
     </w:p>
     <w:p>
       <w:pPr>
-        <w:pStyle w:val="Heading3"/>
-      </w:pPr>
-      <w:r>
-        <w:t>Discuss while showing the picture</w:t>
+        <w:spacing w:line="336" w:lineRule="auto" w:after="180"/>
+      </w:pPr>
+      <w:r>
+        <w:rPr>
+          <w:b w:val="0"/>
+        </w:rPr>
+        <w:t xml:space="preserve">Teacher prompt: Draw your project trace and justify the deciding step using </w:t>
+      </w:r>
+      <w:r>
+        <w:rPr>
+          <w:b/>
+        </w:rPr>
+        <w:t>evidence</w:t>
+      </w:r>
+      <w:r>
+        <w:rPr>
+          <w:b w:val="0"/>
+        </w:rPr>
+        <w:t>. Ask learners to describe one label or arrow in ordinary words. Use the adjacent transcript if the image is difficult to see.</w:t>
       </w:r>
     </w:p>
     <w:p>
       <w:pPr>
         <w:spacing w:line="336" w:lineRule="auto" w:after="180"/>
-        <w:shd w:fill="F1F6F8"/>
       </w:pPr>
       <w:r>
         <w:rPr>
           <w:b w:val="0"/>
         </w:rPr>
-        <w:t xml:space="preserve">Teacher prompt: Draw your project trace and justify the deciding step using </w:t>
+        <w:t xml:space="preserve">Supported practice key: The </w:t>
       </w:r>
       <w:r>
         <w:rPr>
           <w:b/>
         </w:rPr>
-        <w:t>evidence</w:t>
+        <w:t>output</w:t>
       </w:r>
       <w:r>
         <w:rPr>
           <w:b w:val="0"/>
         </w:rPr>
-        <w:t>. Ask learners to describe one label or arrow in ordinary words. Use the adjacent transcript if the image is difficult to see.</w:t>
+        <w:t xml:space="preserve">s are 10 and 82. The first adds integers; the second joins </w:t>
+      </w:r>
+      <w:r>
+        <w:rPr>
+          <w:b/>
+        </w:rPr>
+        <w:t>string</w:t>
+      </w:r>
+      <w:r>
+        <w:rPr>
+          <w:b w:val="0"/>
+        </w:rPr>
+        <w:t xml:space="preserve">s. count+tag raises </w:t>
+      </w:r>
+      <w:r>
+        <w:rPr>
+          <w:b/>
+        </w:rPr>
+        <w:t>Type</w:t>
+      </w:r>
+      <w:r>
+        <w:rPr>
+          <w:b w:val="0"/>
+        </w:rPr>
+        <w:t>Error. Changing count to 10 yields 12, while tag+"2" remains 82.</w:t>
       </w:r>
     </w:p>
     <w:p>
       <w:pPr>
+        <w:pStyle w:val="Heading2"/>
+      </w:pPr>
+      <w:r>
+        <w:t>Earlier wording, alternatives and picture transcripts · reference / check after trying</w:t>
+      </w:r>
+    </w:p>
+    <w:p>
+      <w:pPr>
         <w:spacing w:line="336" w:lineRule="auto" w:after="180"/>
-        <w:shd w:fill="F1F6F8"/>
       </w:pPr>
       <w:r>
         <w:rPr>
           <w:b w:val="0"/>
         </w:rPr>
-        <w:t xml:space="preserve">Supported practice key: The </w:t>
+        <w:t xml:space="preserve">Use one picture at a time. Hide a worked result before asking for a </w:t>
       </w:r>
       <w:r>
         <w:rPr>
           <w:b/>
         </w:rPr>
-        <w:t>output</w:t>
+        <w:t>prediction</w:t>
       </w:r>
       <w:r>
         <w:rPr>
           <w:b w:val="0"/>
         </w:rPr>
-        <w:t xml:space="preserve">s are 10 and 82. The first adds integers; the second joins </w:t>
-      </w:r>
-      <w:r>
-        <w:rPr>
-          <w:b/>
-        </w:rPr>
-        <w:t>string</w:t>
-      </w:r>
-      <w:r>
-        <w:rPr>
-          <w:b w:val="0"/>
-        </w:rPr>
-        <w:t xml:space="preserve">s. count+tag raises </w:t>
-      </w:r>
-      <w:r>
-        <w:rPr>
-          <w:b/>
-        </w:rPr>
-        <w:t>Type</w:t>
-      </w:r>
-      <w:r>
-        <w:rPr>
-          <w:b w:val="0"/>
-        </w:rPr>
-        <w:t>Error. Changing count to 10 yields 12, while tag+"2" remains 82.</w:t>
+        <w:t>, then reveal it for feedback. These are supported teaching cases; retain the separate independent assessment for a fresh first attempt.</w:t>
+      </w:r>
+    </w:p>
+    <w:p>
+      <w:pPr>
+        <w:pStyle w:val="Heading3"/>
+      </w:pPr>
+      <w:r>
+        <w:t>01. Values variables and types: the case</w:t>
+      </w:r>
+    </w:p>
+    <w:p>
+      <w:pPr>
+        <w:pStyle w:val="Heading3"/>
+      </w:pPr>
+      <w:r>
+        <w:t>02. Follow the deciding steps</w:t>
+      </w:r>
+    </w:p>
+    <w:p>
+      <w:pPr>
+        <w:pStyle w:val="Heading3"/>
+      </w:pPr>
+      <w:r>
+        <w:t>03. A saved value is not a live link</w:t>
+      </w:r>
+    </w:p>
+    <w:p>
+      <w:pPr>
+        <w:pStyle w:val="Heading3"/>
+      </w:pPr>
+      <w:r>
+        <w:t>04. Change one thing. Trace what follows.</w:t>
+      </w:r>
+    </w:p>
+    <w:p>
+      <w:pPr>
+        <w:pStyle w:val="Heading3"/>
+      </w:pPr>
+      <w:r>
+        <w:t>05. Connect the explanation to its limit</w:t>
+      </w:r>
+    </w:p>
+    <w:p>
+      <w:pPr>
+        <w:pStyle w:val="Heading3"/>
+      </w:pPr>
+      <w:r>
+        <w:t>06. Make the idea visible in your project</w:t>
       </w:r>
     </w:p>
     <w:sectPr>
